--- a/literature/J Appl Ecol 2026-06-09/3. Main text_2026-06-07-JTF.docx
+++ b/literature/J Appl Ecol 2026-06-09/3. Main text_2026-06-07-JTF.docx
@@ -317,124 +317,93 @@
         <w:t xml:space="preserve">, a small </w:t>
       </w:r>
       <w:r>
-        <w:t>mammal forager</w:t>
-      </w:r>
-      <w:del w:id="0" w:author="Aidan Brushett" w:date="2026-06-30T15:32:00Z" w16du:dateUtc="2026-06-30T22:32:00Z">
-        <w:r>
-          <w:delText xml:space="preserve">, as a </w:delText>
-        </w:r>
-        <w:commentRangeStart w:id="1"/>
-        <w:r>
-          <w:delText xml:space="preserve">model </w:delText>
-        </w:r>
-      </w:del>
-      <w:commentRangeEnd w:id="1"/>
+        <w:t>mammal forager.</w:t>
+      </w:r>
+      <w:r>
+        <w:rPr>
+          <w:lang w:val="en-US"/>
+        </w:rPr>
+        <w:t xml:space="preserve"> </w:t>
+      </w:r>
+      <w:r>
+        <w:t>With</w:t>
+      </w:r>
+      <w:r>
+        <w:t xml:space="preserve"> occurrence data from</w:t>
+      </w:r>
+      <w:r>
+        <w:t xml:space="preserve"> a uniquely large dataset of</w:t>
+      </w:r>
+      <w:r>
+        <w:t xml:space="preserve"> 430 camera traps across ten regions </w:t>
+      </w:r>
+      <w:r>
+        <w:t xml:space="preserve">of Canada’s </w:t>
+      </w:r>
+      <w:r>
+        <w:t xml:space="preserve">industrialized western boreal forest, </w:t>
+      </w:r>
+      <w:r>
+        <w:t xml:space="preserve">we </w:t>
+      </w:r>
+      <w:r>
+        <w:rPr>
+          <w:lang w:val="en-US"/>
+        </w:rPr>
+        <w:t>test</w:t>
+      </w:r>
+      <w:r>
+        <w:rPr>
+          <w:lang w:val="en-US"/>
+        </w:rPr>
+        <w:t>ed</w:t>
+      </w:r>
+      <w:r>
+        <w:rPr>
+          <w:lang w:val="en-US"/>
+        </w:rPr>
+        <w:t xml:space="preserve"> whether industrial development affect</w:t>
+      </w:r>
+      <w:r>
+        <w:rPr>
+          <w:lang w:val="en-US"/>
+        </w:rPr>
+        <w:t xml:space="preserve">ed red squirrel </w:t>
+      </w:r>
+      <w:r>
+        <w:rPr>
+          <w:lang w:val="en-US"/>
+        </w:rPr>
+        <w:t xml:space="preserve">distribution through changes to </w:t>
+      </w:r>
+      <w:r>
+        <w:rPr>
+          <w:lang w:val="en-US"/>
+        </w:rPr>
+        <w:t>landscape</w:t>
+      </w:r>
+      <w:r>
+        <w:rPr>
+          <w:lang w:val="en-US"/>
+        </w:rPr>
+        <w:t xml:space="preserve"> composition, </w:t>
+      </w:r>
+      <w:commentRangeStart w:id="0"/>
+      <w:r>
+        <w:rPr>
+          <w:lang w:val="en-US"/>
+        </w:rPr>
+        <w:t>configuration</w:t>
+      </w:r>
+      <w:commentRangeEnd w:id="0"/>
       <w:r>
         <w:rPr>
           <w:rStyle w:val="CommentReference"/>
           <w:sz w:val="24"/>
           <w:szCs w:val="22"/>
-        </w:rPr>
-        <w:commentReference w:id="1"/>
-      </w:r>
-      <w:del w:id="2" w:author="Aidan Brushett" w:date="2026-06-30T15:32:00Z" w16du:dateUtc="2026-06-30T22:32:00Z">
-        <w:r>
-          <w:delText>species</w:delText>
-        </w:r>
-      </w:del>
-      <w:ins w:id="3" w:author="Aidan Brushett" w:date="2026-06-30T15:32:00Z" w16du:dateUtc="2026-06-30T22:32:00Z">
-        <w:r>
-          <w:t>.</w:t>
-        </w:r>
-      </w:ins>
-      <w:r>
-        <w:t>.</w:t>
-      </w:r>
-      <w:r>
-        <w:rPr>
-          <w:lang w:val="en-US"/>
-        </w:rPr>
-        <w:t xml:space="preserve"> </w:t>
-      </w:r>
-      <w:r>
-        <w:t>With</w:t>
-      </w:r>
-      <w:r>
-        <w:t xml:space="preserve"> occurrence data from</w:t>
-      </w:r>
-      <w:r>
-        <w:t xml:space="preserve"> a uniquely large dataset of</w:t>
-      </w:r>
-      <w:r>
-        <w:t xml:space="preserve"> 430 camera traps across ten regions </w:t>
-      </w:r>
-      <w:r>
-        <w:t xml:space="preserve">of Canada’s </w:t>
-      </w:r>
-      <w:r>
-        <w:t xml:space="preserve">industrialized western boreal forest, </w:t>
-      </w:r>
-      <w:r>
-        <w:t xml:space="preserve">we </w:t>
-      </w:r>
-      <w:r>
-        <w:rPr>
-          <w:lang w:val="en-US"/>
-        </w:rPr>
-        <w:t>test</w:t>
-      </w:r>
-      <w:r>
-        <w:rPr>
-          <w:lang w:val="en-US"/>
-        </w:rPr>
-        <w:t>ed</w:t>
-      </w:r>
-      <w:r>
-        <w:rPr>
-          <w:lang w:val="en-US"/>
-        </w:rPr>
-        <w:t xml:space="preserve"> whether industrial development affect</w:t>
-      </w:r>
-      <w:r>
-        <w:rPr>
-          <w:lang w:val="en-US"/>
-        </w:rPr>
-        <w:t xml:space="preserve">ed red squirrel </w:t>
-      </w:r>
-      <w:r>
-        <w:rPr>
-          <w:lang w:val="en-US"/>
-        </w:rPr>
-        <w:t xml:space="preserve">distribution through changes to </w:t>
-      </w:r>
-      <w:r>
-        <w:rPr>
-          <w:lang w:val="en-US"/>
-        </w:rPr>
-        <w:t>landscape</w:t>
-      </w:r>
-      <w:r>
-        <w:rPr>
-          <w:lang w:val="en-US"/>
-        </w:rPr>
-        <w:t xml:space="preserve"> composition, </w:t>
-      </w:r>
-      <w:commentRangeStart w:id="4"/>
-      <w:r>
-        <w:rPr>
-          <w:lang w:val="en-US"/>
-        </w:rPr>
-        <w:t>configuration</w:t>
-      </w:r>
-      <w:commentRangeEnd w:id="4"/>
-      <w:r>
-        <w:rPr>
-          <w:rStyle w:val="CommentReference"/>
-          <w:sz w:val="24"/>
-          <w:szCs w:val="22"/>
-          <w:lang w:val="en-US"/>
-        </w:rPr>
-        <w:commentReference w:id="4"/>
+          <w:lang w:val="en-US"/>
+        </w:rPr>
+        <w:commentReference w:id="0"/>
       </w:r>
       <w:r>
         <w:rPr>
@@ -442,14 +411,15 @@
         </w:rPr>
         <w:t>, or context-dependent combinations of both</w:t>
       </w:r>
-      <w:ins w:id="5" w:author="Jason Fisher" w:date="2026-06-29T12:38:00Z" w16du:dateUtc="2026-06-29T19:38:00Z">
+      <w:ins w:id="1" w:author="Jason Fisher" w:date="2026-06-29T12:38:00Z" w16du:dateUtc="2026-06-29T19:38:00Z">
         <w:r>
           <w:rPr>
             <w:lang w:val="en-US"/>
           </w:rPr>
           <w:t xml:space="preserve">, </w:t>
         </w:r>
-        <w:commentRangeStart w:id="6"/>
+        <w:commentRangeStart w:id="2"/>
+        <w:commentRangeStart w:id="3"/>
         <w:r>
           <w:rPr>
             <w:lang w:val="en-US"/>
@@ -457,7 +427,7 @@
           <w:t>seated in several landscape ecology theori</w:t>
         </w:r>
       </w:ins>
-      <w:commentRangeEnd w:id="6"/>
+      <w:commentRangeEnd w:id="2"/>
       <w:r>
         <w:rPr>
           <w:rStyle w:val="CommentReference"/>
@@ -465,9 +435,19 @@
           <w:szCs w:val="22"/>
           <w:lang w:val="en-US"/>
         </w:rPr>
-        <w:commentReference w:id="6"/>
-      </w:r>
-      <w:ins w:id="7" w:author="Jason Fisher" w:date="2026-06-29T12:38:00Z" w16du:dateUtc="2026-06-29T19:38:00Z">
+        <w:commentReference w:id="2"/>
+      </w:r>
+      <w:commentRangeEnd w:id="3"/>
+      <w:r>
+        <w:rPr>
+          <w:rStyle w:val="CommentReference"/>
+          <w:sz w:val="24"/>
+          <w:szCs w:val="22"/>
+          <w:lang w:val="en-US"/>
+        </w:rPr>
+        <w:commentReference w:id="3"/>
+      </w:r>
+      <w:ins w:id="4" w:author="Jason Fisher" w:date="2026-06-29T12:38:00Z" w16du:dateUtc="2026-06-29T19:38:00Z">
         <w:r>
           <w:rPr>
             <w:lang w:val="en-US"/>
@@ -498,7 +478,7 @@
         </w:rPr>
         <w:t xml:space="preserve">3. </w:t>
       </w:r>
-      <w:ins w:id="8" w:author="Jason Fisher" w:date="2026-06-29T12:37:00Z" w16du:dateUtc="2026-06-29T19:37:00Z">
+      <w:ins w:id="5" w:author="Jason Fisher" w:date="2026-06-29T12:37:00Z" w16du:dateUtc="2026-06-29T19:37:00Z">
         <w:r>
           <w:rPr>
             <w:lang w:val="en-US"/>
@@ -506,28 +486,18 @@
           <w:t xml:space="preserve">Red </w:t>
         </w:r>
       </w:ins>
-      <w:del w:id="9" w:author="Jason Fisher" w:date="2026-06-29T12:37:00Z" w16du:dateUtc="2026-06-29T19:37:00Z">
-        <w:r>
-          <w:rPr>
-            <w:lang w:val="en-US"/>
-          </w:rPr>
-          <w:delText xml:space="preserve">Squirrel </w:delText>
-        </w:r>
-      </w:del>
-      <w:ins w:id="10" w:author="Jason Fisher" w:date="2026-06-29T12:37:00Z" w16du:dateUtc="2026-06-29T19:37:00Z">
-        <w:r>
-          <w:rPr>
-            <w:lang w:val="en-US"/>
-          </w:rPr>
-          <w:t>s</w:t>
-        </w:r>
-        <w:r>
-          <w:rPr>
-            <w:lang w:val="en-US"/>
-          </w:rPr>
-          <w:t xml:space="preserve">quirrel </w:t>
-        </w:r>
-      </w:ins>
+      <w:r>
+        <w:rPr>
+          <w:lang w:val="en-US"/>
+        </w:rPr>
+        <w:t>s</w:t>
+      </w:r>
+      <w:r>
+        <w:rPr>
+          <w:lang w:val="en-US"/>
+        </w:rPr>
+        <w:t xml:space="preserve">quirrel </w:t>
+      </w:r>
       <w:r>
         <w:rPr>
           <w:lang w:val="en-US"/>
@@ -558,22 +528,12 @@
         </w:rPr>
         <w:t xml:space="preserve">. </w:t>
       </w:r>
-      <w:del w:id="11" w:author="Jason Fisher" w:date="2026-06-29T12:37:00Z" w16du:dateUtc="2026-06-29T19:37:00Z">
-        <w:r>
-          <w:rPr>
-            <w:lang w:val="en-US"/>
-          </w:rPr>
-          <w:delText>Red s</w:delText>
-        </w:r>
-      </w:del>
-      <w:ins w:id="12" w:author="Jason Fisher" w:date="2026-06-29T12:37:00Z" w16du:dateUtc="2026-06-29T19:37:00Z">
-        <w:r>
-          <w:rPr>
-            <w:lang w:val="en-US"/>
-          </w:rPr>
-          <w:t>S</w:t>
-        </w:r>
-      </w:ins>
+      <w:r>
+        <w:rPr>
+          <w:lang w:val="en-US"/>
+        </w:rPr>
+        <w:t>S</w:t>
+      </w:r>
       <w:r>
         <w:rPr>
           <w:lang w:val="en-US"/>
@@ -694,7 +654,7 @@
         </w:rPr>
         <w:t xml:space="preserve"> edge effects were more strongly negative in </w:t>
       </w:r>
-      <w:del w:id="13" w:author="Aidan Brushett" w:date="2026-06-30T15:34:00Z" w16du:dateUtc="2026-06-30T22:34:00Z">
+      <w:del w:id="6" w:author="Aidan Brushett" w:date="2026-06-30T15:34:00Z" w16du:dateUtc="2026-06-30T22:34:00Z">
         <w:r>
           <w:rPr>
             <w:lang w:val="en-US"/>
@@ -708,7 +668,7 @@
           <w:delText xml:space="preserve"> </w:delText>
         </w:r>
       </w:del>
-      <w:ins w:id="14" w:author="Aidan Brushett" w:date="2026-06-30T15:34:00Z" w16du:dateUtc="2026-06-30T22:34:00Z">
+      <w:ins w:id="7" w:author="Aidan Brushett" w:date="2026-06-30T15:34:00Z" w16du:dateUtc="2026-06-30T22:34:00Z">
         <w:r>
           <w:rPr>
             <w:lang w:val="en-US"/>
@@ -728,14 +688,14 @@
         </w:rPr>
         <w:t>disturbed landscapes</w:t>
       </w:r>
-      <w:ins w:id="15" w:author="Jason Fisher" w:date="2026-06-29T12:38:00Z" w16du:dateUtc="2026-06-29T19:38:00Z">
+      <w:ins w:id="8" w:author="Jason Fisher" w:date="2026-06-29T12:38:00Z" w16du:dateUtc="2026-06-29T19:38:00Z">
         <w:r>
           <w:rPr>
             <w:lang w:val="en-US"/>
           </w:rPr>
           <w:t xml:space="preserve">, and less so in </w:t>
         </w:r>
-        <w:del w:id="16" w:author="Aidan Brushett" w:date="2026-06-30T15:34:00Z" w16du:dateUtc="2026-06-30T22:34:00Z">
+        <w:del w:id="9" w:author="Aidan Brushett" w:date="2026-06-30T15:34:00Z" w16du:dateUtc="2026-06-30T22:34:00Z">
           <w:r>
             <w:rPr>
               <w:lang w:val="en-US"/>
@@ -744,7 +704,7 @@
           </w:r>
         </w:del>
       </w:ins>
-      <w:ins w:id="17" w:author="Aidan Brushett" w:date="2026-06-30T15:34:00Z" w16du:dateUtc="2026-06-30T22:34:00Z">
+      <w:ins w:id="10" w:author="Aidan Brushett" w:date="2026-06-30T15:34:00Z" w16du:dateUtc="2026-06-30T22:34:00Z">
         <w:r>
           <w:rPr>
             <w:lang w:val="en-US"/>
@@ -752,23 +712,22 @@
           <w:t>more intact</w:t>
         </w:r>
       </w:ins>
-      <w:ins w:id="18" w:author="Jason Fisher" w:date="2026-06-29T12:38:00Z" w16du:dateUtc="2026-06-29T19:38:00Z">
-        <w:r>
-          <w:rPr>
-            <w:lang w:val="en-US"/>
-          </w:rPr>
-          <w:t xml:space="preserve"> </w:t>
-        </w:r>
-        <w:commentRangeStart w:id="19"/>
-        <w:commentRangeStart w:id="20"/>
-        <w:r>
-          <w:rPr>
-            <w:lang w:val="en-US"/>
-          </w:rPr>
-          <w:t>landscapes</w:t>
-        </w:r>
-      </w:ins>
-      <w:commentRangeEnd w:id="19"/>
+      <w:r>
+        <w:rPr>
+          <w:lang w:val="en-US"/>
+        </w:rPr>
+        <w:t xml:space="preserve"> </w:t>
+      </w:r>
+      <w:commentRangeStart w:id="11"/>
+      <w:commentRangeStart w:id="12"/>
+      <w:commentRangeStart w:id="13"/>
+      <w:r>
+        <w:rPr>
+          <w:lang w:val="en-US"/>
+        </w:rPr>
+        <w:t>landscapes</w:t>
+      </w:r>
+      <w:commentRangeEnd w:id="11"/>
       <w:r>
         <w:rPr>
           <w:rStyle w:val="CommentReference"/>
@@ -776,9 +735,9 @@
           <w:szCs w:val="22"/>
           <w:lang w:val="en-US"/>
         </w:rPr>
-        <w:commentReference w:id="19"/>
-      </w:r>
-      <w:commentRangeEnd w:id="20"/>
+        <w:commentReference w:id="11"/>
+      </w:r>
+      <w:commentRangeEnd w:id="12"/>
       <w:r>
         <w:rPr>
           <w:rStyle w:val="CommentReference"/>
@@ -786,7 +745,17 @@
           <w:szCs w:val="22"/>
           <w:lang w:val="en-US"/>
         </w:rPr>
-        <w:commentReference w:id="20"/>
+        <w:commentReference w:id="12"/>
+      </w:r>
+      <w:commentRangeEnd w:id="13"/>
+      <w:r>
+        <w:rPr>
+          <w:rStyle w:val="CommentReference"/>
+          <w:sz w:val="24"/>
+          <w:szCs w:val="22"/>
+          <w:lang w:val="en-US"/>
+        </w:rPr>
+        <w:commentReference w:id="13"/>
       </w:r>
       <w:r>
         <w:rPr>
@@ -803,7 +772,6 @@
         <w:rPr>
           <w:lang w:val="en-US"/>
         </w:rPr>
-        <w:lastRenderedPageBreak/>
         <w:t xml:space="preserve">4. </w:t>
       </w:r>
       <w:r>
@@ -824,27 +792,37 @@
         </w:rPr>
         <w:t xml:space="preserve"> </w:t>
       </w:r>
-      <w:del w:id="21" w:author="Aidan Brushett" w:date="2026-06-30T15:35:00Z" w16du:dateUtc="2026-06-30T22:35:00Z">
-        <w:r>
-          <w:rPr>
-            <w:lang w:val="en-US"/>
-          </w:rPr>
-          <w:delText>this</w:delText>
-        </w:r>
-        <w:r>
-          <w:rPr>
-            <w:lang w:val="en-US"/>
-          </w:rPr>
-          <w:delText xml:space="preserve"> </w:delText>
-        </w:r>
-      </w:del>
-      <w:ins w:id="22" w:author="Aidan Brushett" w:date="2026-06-30T15:35:00Z" w16du:dateUtc="2026-06-30T22:35:00Z">
-        <w:r>
-          <w:rPr>
-            <w:lang w:val="en-US"/>
-          </w:rPr>
-          <w:t>the</w:t>
-        </w:r>
+      <w:r>
+        <w:rPr>
+          <w:lang w:val="en-US"/>
+        </w:rPr>
+        <w:t>the</w:t>
+      </w:r>
+      <w:r>
+        <w:rPr>
+          <w:lang w:val="en-US"/>
+        </w:rPr>
+        <w:t xml:space="preserve"> </w:t>
+      </w:r>
+      <w:r>
+        <w:rPr>
+          <w:lang w:val="en-US"/>
+        </w:rPr>
+        <w:t>negative</w:t>
+      </w:r>
+      <w:r>
+        <w:rPr>
+          <w:lang w:val="en-US"/>
+        </w:rPr>
+        <w:t xml:space="preserve"> population-level </w:t>
+      </w:r>
+      <w:r>
+        <w:rPr>
+          <w:lang w:val="en-US"/>
+        </w:rPr>
+        <w:t>change</w:t>
+      </w:r>
+      <w:ins w:id="14" w:author="Jason Fisher" w:date="2026-06-29T12:39:00Z" w16du:dateUtc="2026-06-29T19:39:00Z">
         <w:r>
           <w:rPr>
             <w:lang w:val="en-US"/>
@@ -856,54 +834,8 @@
         <w:rPr>
           <w:lang w:val="en-US"/>
         </w:rPr>
-        <w:t>negative</w:t>
-      </w:r>
-      <w:r>
-        <w:rPr>
-          <w:lang w:val="en-US"/>
-        </w:rPr>
-        <w:t xml:space="preserve"> population-level </w:t>
-      </w:r>
-      <w:r>
-        <w:rPr>
-          <w:lang w:val="en-US"/>
-        </w:rPr>
-        <w:t>change</w:t>
-      </w:r>
-      <w:ins w:id="23" w:author="Jason Fisher" w:date="2026-06-29T12:39:00Z" w16du:dateUtc="2026-06-29T19:39:00Z">
-        <w:r>
-          <w:rPr>
-            <w:lang w:val="en-US"/>
-          </w:rPr>
-          <w:t xml:space="preserve"> </w:t>
-        </w:r>
-        <w:del w:id="24" w:author="Aidan Brushett" w:date="2026-06-30T15:35:00Z" w16du:dateUtc="2026-06-30T22:35:00Z">
-          <w:r>
-            <w:rPr>
-              <w:lang w:val="en-US"/>
-            </w:rPr>
-            <w:delText>explained by altered configuration manifesting as edge de</w:delText>
-          </w:r>
-        </w:del>
-      </w:ins>
-      <w:ins w:id="25" w:author="Jason Fisher" w:date="2026-06-29T12:40:00Z" w16du:dateUtc="2026-06-29T19:40:00Z">
-        <w:del w:id="26" w:author="Aidan Brushett" w:date="2026-06-30T15:35:00Z" w16du:dateUtc="2026-06-30T22:35:00Z">
-          <w:r>
-            <w:rPr>
-              <w:lang w:val="en-US"/>
-            </w:rPr>
-            <w:delText>nsity, likely</w:delText>
-          </w:r>
-        </w:del>
-      </w:ins>
-      <w:ins w:id="27" w:author="Aidan Brushett" w:date="2026-06-30T15:35:00Z" w16du:dateUtc="2026-06-30T22:35:00Z">
-        <w:r>
-          <w:rPr>
-            <w:lang w:val="en-US"/>
-          </w:rPr>
-          <w:t>due to edge density</w:t>
-        </w:r>
-      </w:ins>
+        <w:t>due to edge density</w:t>
+      </w:r>
       <w:r>
         <w:rPr>
           <w:lang w:val="en-US"/>
@@ -920,7 +852,14 @@
         <w:rPr>
           <w:lang w:val="en-US"/>
         </w:rPr>
-        <w:t>from increased encounters with mammalian and avian predators at forest edges. Anthropogenic disturbances that create a high amount of edge habitat</w:t>
+        <w:t xml:space="preserve">from increased encounters with mammalian and avian predators at forest edges. Anthropogenic </w:t>
+      </w:r>
+      <w:r>
+        <w:rPr>
+          <w:lang w:val="en-US"/>
+        </w:rPr>
+        <w:lastRenderedPageBreak/>
+        <w:t>disturbances that create a high amount of edge habitat</w:t>
       </w:r>
       <w:r>
         <w:rPr>
@@ -974,14 +913,12 @@
         </w:rPr>
         <w:t>management</w:t>
       </w:r>
-      <w:ins w:id="28" w:author="Jason Fisher" w:date="2026-06-29T12:40:00Z" w16du:dateUtc="2026-06-29T19:40:00Z">
-        <w:r>
-          <w:rPr>
-            <w:lang w:val="en-US"/>
-          </w:rPr>
-          <w:t xml:space="preserve"> in the oil sands typically</w:t>
-        </w:r>
-      </w:ins>
+      <w:r>
+        <w:rPr>
+          <w:lang w:val="en-US"/>
+        </w:rPr>
+        <w:t xml:space="preserve"> in the oil sands typically</w:t>
+      </w:r>
       <w:r>
         <w:rPr>
           <w:lang w:val="en-US"/>
@@ -1000,68 +937,27 @@
         </w:rPr>
         <w:t xml:space="preserve"> on amount of habitat lost</w:t>
       </w:r>
-      <w:ins w:id="29" w:author="Jason Fisher" w:date="2026-06-29T12:40:00Z" w16du:dateUtc="2026-06-29T19:40:00Z">
-        <w:r>
-          <w:rPr>
-            <w:lang w:val="en-US"/>
-          </w:rPr>
-          <w:t xml:space="preserve"> </w:t>
-        </w:r>
-        <w:commentRangeStart w:id="30"/>
-        <w:r>
-          <w:rPr>
-            <w:lang w:val="en-US"/>
-          </w:rPr>
-          <w:t xml:space="preserve">and looks </w:t>
-        </w:r>
-      </w:ins>
-      <w:ins w:id="31" w:author="Jason Fisher" w:date="2026-06-29T12:41:00Z" w16du:dateUtc="2026-06-29T19:41:00Z">
-        <w:r>
-          <w:rPr>
-            <w:lang w:val="en-US"/>
-          </w:rPr>
-          <w:t>to</w:t>
-        </w:r>
-      </w:ins>
-      <w:ins w:id="32" w:author="Jason Fisher" w:date="2026-06-29T12:40:00Z" w16du:dateUtc="2026-06-29T19:40:00Z">
-        <w:r>
-          <w:rPr>
-            <w:lang w:val="en-US"/>
-          </w:rPr>
-          <w:t xml:space="preserve"> </w:t>
-        </w:r>
-      </w:ins>
-      <w:ins w:id="33" w:author="Jason Fisher" w:date="2026-06-29T12:41:00Z" w16du:dateUtc="2026-06-29T19:41:00Z">
-        <w:r>
-          <w:rPr>
-            <w:lang w:val="en-US"/>
-          </w:rPr>
-          <w:t xml:space="preserve">“spatial offsets” of undisturbed habitat elsewhere as </w:t>
-        </w:r>
-      </w:ins>
-      <w:ins w:id="34" w:author="Jason Fisher" w:date="2026-06-29T12:42:00Z" w16du:dateUtc="2026-06-29T19:42:00Z">
-        <w:r>
-          <w:rPr>
-            <w:lang w:val="en-US"/>
-          </w:rPr>
-          <w:t xml:space="preserve">a </w:t>
-        </w:r>
-      </w:ins>
-      <w:ins w:id="35" w:author="Jason Fisher" w:date="2026-06-29T12:41:00Z" w16du:dateUtc="2026-06-29T19:41:00Z">
-        <w:r>
-          <w:rPr>
-            <w:lang w:val="en-US"/>
-          </w:rPr>
-          <w:t>solution</w:t>
-        </w:r>
-      </w:ins>
+      <w:r>
+        <w:rPr>
+          <w:lang w:val="en-US"/>
+        </w:rPr>
+        <w:t xml:space="preserve"> </w:t>
+      </w:r>
+      <w:commentRangeStart w:id="15"/>
+      <w:commentRangeStart w:id="16"/>
+      <w:r>
+        <w:rPr>
+          <w:lang w:val="en-US"/>
+        </w:rPr>
+        <w:t>and looks to “spatial offsets” of undisturbed habitat elsewhere as a solution</w:t>
+      </w:r>
       <w:r>
         <w:rPr>
           <w:lang w:val="en-US"/>
         </w:rPr>
         <w:t xml:space="preserve">, </w:t>
       </w:r>
-      <w:commentRangeEnd w:id="30"/>
+      <w:commentRangeEnd w:id="15"/>
       <w:r>
         <w:rPr>
           <w:rStyle w:val="CommentReference"/>
@@ -1069,7 +965,17 @@
           <w:szCs w:val="22"/>
           <w:lang w:val="en-US"/>
         </w:rPr>
-        <w:commentReference w:id="30"/>
+        <w:commentReference w:id="15"/>
+      </w:r>
+      <w:commentRangeEnd w:id="16"/>
+      <w:r>
+        <w:rPr>
+          <w:rStyle w:val="CommentReference"/>
+          <w:sz w:val="24"/>
+          <w:szCs w:val="22"/>
+          <w:lang w:val="en-US"/>
+        </w:rPr>
+        <w:commentReference w:id="16"/>
       </w:r>
       <w:r>
         <w:rPr>
@@ -1152,7 +1058,19 @@
         <w:rPr>
           <w:lang w:val="en-US"/>
         </w:rPr>
-        <w:t xml:space="preserve">Boreal ecology, camera trap, red squirrel, </w:t>
+        <w:t xml:space="preserve">Boreal ecology, camera </w:t>
+      </w:r>
+      <w:r>
+        <w:rPr>
+          <w:lang w:val="en-US"/>
+        </w:rPr>
+        <w:t>traps</w:t>
+      </w:r>
+      <w:r>
+        <w:rPr>
+          <w:lang w:val="en-US"/>
+        </w:rPr>
+        <w:t xml:space="preserve">, red squirrel, </w:t>
       </w:r>
       <w:r>
         <w:rPr>
@@ -1168,8 +1086,8 @@
         </w:rPr>
         <w:t>, configuration, landscape structure, wildlife distributions, spatial scale, oil sands, natural resource management</w:t>
       </w:r>
-      <w:bookmarkStart w:id="36" w:name="_e9aaleui00xc"/>
-      <w:bookmarkEnd w:id="36"/>
+      <w:bookmarkStart w:id="17" w:name="_e9aaleui00xc"/>
+      <w:bookmarkEnd w:id="17"/>
       <w:r>
         <w:rPr>
           <w:b/>
@@ -2278,6 +2196,11 @@
         <w:rPr>
           <w:lang w:val="en-US"/>
         </w:rPr>
+      </w:r>
+      <w:r>
+        <w:rPr>
+          <w:lang w:val="en-US"/>
+        </w:rPr>
         <w:fldChar w:fldCharType="separate"/>
       </w:r>
       <w:r>
@@ -2408,7 +2331,8 @@
         </w:rPr>
         <w:t xml:space="preserve"> is </w:t>
       </w:r>
-      <w:del w:id="37" w:author="Jason Fisher" w:date="2026-06-29T12:43:00Z" w16du:dateUtc="2026-06-29T19:43:00Z">
+      <w:commentRangeStart w:id="18"/>
+      <w:del w:id="19" w:author="Jason Fisher" w:date="2026-06-29T12:43:00Z" w16du:dateUtc="2026-06-29T19:43:00Z">
         <w:r>
           <w:rPr>
             <w:lang w:val="en-US"/>
@@ -2416,7 +2340,7 @@
           <w:delText>not universally hostile</w:delText>
         </w:r>
       </w:del>
-      <w:ins w:id="38" w:author="Jason Fisher" w:date="2026-06-29T12:43:00Z" w16du:dateUtc="2026-06-29T19:43:00Z">
+      <w:ins w:id="20" w:author="Jason Fisher" w:date="2026-06-29T12:43:00Z" w16du:dateUtc="2026-06-29T19:43:00Z">
         <w:r>
           <w:rPr>
             <w:lang w:val="en-US"/>
@@ -2428,7 +2352,23 @@
         <w:rPr>
           <w:lang w:val="en-US"/>
         </w:rPr>
-        <w:t xml:space="preserve">, a </w:t>
+        <w:t xml:space="preserve">, </w:t>
+      </w:r>
+      <w:commentRangeEnd w:id="18"/>
+      <w:r>
+        <w:rPr>
+          <w:rStyle w:val="CommentReference"/>
+          <w:sz w:val="24"/>
+          <w:szCs w:val="22"/>
+          <w:lang w:val="en-US"/>
+        </w:rPr>
+        <w:commentReference w:id="18"/>
+      </w:r>
+      <w:r>
+        <w:rPr>
+          <w:lang w:val="en-US"/>
+        </w:rPr>
+        <w:t xml:space="preserve">a </w:t>
       </w:r>
       <w:r>
         <w:rPr>
@@ -3416,6 +3356,12 @@
           <w:color w:val="000000" w:themeColor="text1"/>
           <w:lang w:val="en-US"/>
         </w:rPr>
+      </w:r>
+      <w:r>
+        <w:rPr>
+          <w:color w:val="000000" w:themeColor="text1"/>
+          <w:lang w:val="en-US"/>
+        </w:rPr>
         <w:fldChar w:fldCharType="separate"/>
       </w:r>
       <w:r>
@@ -3723,6 +3669,12 @@
           <w:color w:val="000000" w:themeColor="text1"/>
           <w:lang w:val="en-US"/>
         </w:rPr>
+      </w:r>
+      <w:r>
+        <w:rPr>
+          <w:color w:val="000000" w:themeColor="text1"/>
+          <w:lang w:val="en-US"/>
+        </w:rPr>
         <w:fldChar w:fldCharType="separate"/>
       </w:r>
       <w:r>
@@ -3776,12 +3728,12 @@
       <w:r>
         <w:t xml:space="preserve"> (the spatial arrangement of that habitat)</w:t>
       </w:r>
-      <w:ins w:id="39" w:author="Jason Fisher" w:date="2026-06-29T12:45:00Z" w16du:dateUtc="2026-06-29T19:45:00Z">
+      <w:ins w:id="21" w:author="Jason Fisher" w:date="2026-06-29T12:45:00Z" w16du:dateUtc="2026-06-29T19:45:00Z">
         <w:r>
           <w:t xml:space="preserve"> </w:t>
         </w:r>
       </w:ins>
-      <w:commentRangeStart w:id="40"/>
+      <w:commentRangeStart w:id="22"/>
       <w:r>
         <w:fldChar w:fldCharType="begin"/>
       </w:r>
@@ -3800,34 +3752,70 @@
       <w:r>
         <w:fldChar w:fldCharType="end"/>
       </w:r>
-      <w:commentRangeEnd w:id="40"/>
+      <w:commentRangeEnd w:id="22"/>
       <w:r>
         <w:rPr>
           <w:rStyle w:val="CommentReference"/>
           <w:sz w:val="24"/>
           <w:szCs w:val="22"/>
         </w:rPr>
-        <w:commentReference w:id="40"/>
+        <w:commentReference w:id="22"/>
       </w:r>
       <w:r>
         <w:t xml:space="preserve">. </w:t>
       </w:r>
-      <w:ins w:id="41" w:author="Jason Fisher" w:date="2026-06-29T12:46:00Z" w16du:dateUtc="2026-06-29T19:46:00Z">
+      <w:r>
+        <w:t xml:space="preserve">Fragmentation is a special case of landscape reconfiguration </w:t>
+      </w:r>
+      <w:del w:id="23" w:author="Emerald Arthurs" w:date="2026-07-01T10:14:00Z" w16du:dateUtc="2026-07-01T17:14:00Z">
         <w:r>
-          <w:t>Fragmentation is a special case of landscape reconfiguration wherein small “islands” of useable habitat (pa</w:t>
+          <w:delText xml:space="preserve">wherein small “islands” of </w:delText>
         </w:r>
-      </w:ins>
-      <w:ins w:id="42" w:author="Jason Fisher" w:date="2026-06-29T12:47:00Z" w16du:dateUtc="2026-06-29T19:47:00Z">
+      </w:del>
+      <w:del w:id="24" w:author="Emerald Arthurs" w:date="2026-07-01T10:00:00Z" w16du:dateUtc="2026-07-01T17:00:00Z">
         <w:r>
-          <w:t xml:space="preserve">tches) are embedded a nearly unusable or otherwise risky “sea” of </w:t>
+          <w:delText xml:space="preserve">useable </w:delText>
+        </w:r>
+      </w:del>
+      <w:del w:id="25" w:author="Emerald Arthurs" w:date="2026-07-01T10:14:00Z" w16du:dateUtc="2026-07-01T17:14:00Z">
+        <w:r>
+          <w:delText xml:space="preserve">habitat </w:delText>
+        </w:r>
+      </w:del>
+      <w:del w:id="26" w:author="Emerald Arthurs" w:date="2026-07-01T10:00:00Z" w16du:dateUtc="2026-07-01T17:00:00Z">
+        <w:r>
+          <w:delText>(</w:delText>
+        </w:r>
+      </w:del>
+      <w:del w:id="27" w:author="Emerald Arthurs" w:date="2026-07-01T10:14:00Z" w16du:dateUtc="2026-07-01T17:14:00Z">
+        <w:r>
+          <w:delText>patches</w:delText>
+        </w:r>
+      </w:del>
+      <w:del w:id="28" w:author="Emerald Arthurs" w:date="2026-07-01T10:00:00Z" w16du:dateUtc="2026-07-01T17:00:00Z">
+        <w:r>
+          <w:delText>)</w:delText>
+        </w:r>
+      </w:del>
+      <w:del w:id="29" w:author="Emerald Arthurs" w:date="2026-07-01T10:14:00Z" w16du:dateUtc="2026-07-01T17:14:00Z">
+        <w:r>
+          <w:delText xml:space="preserve"> are embedded a nearly unusable or otherwise risky “sea” of </w:delText>
         </w:r>
         <w:r>
           <w:lastRenderedPageBreak/>
-          <w:t xml:space="preserve">matrix habitat </w:t>
+          <w:delText>matrix habitat</w:delText>
+        </w:r>
+      </w:del>
+      <w:ins w:id="30" w:author="Emerald Arthurs" w:date="2026-07-01T10:14:00Z" w16du:dateUtc="2026-07-01T17:14:00Z">
+        <w:r>
+          <w:t>involving the breaking apart of continuous habitat patches into smaller, spatially distinct patches</w:t>
         </w:r>
       </w:ins>
-      <w:commentRangeStart w:id="43"/>
-      <w:commentRangeStart w:id="44"/>
+      <w:r>
+        <w:t xml:space="preserve"> </w:t>
+      </w:r>
+      <w:commentRangeStart w:id="31"/>
+      <w:commentRangeStart w:id="32"/>
       <w:r>
         <w:fldChar w:fldCharType="begin"/>
       </w:r>
@@ -3846,30 +3834,30 @@
       <w:r>
         <w:fldChar w:fldCharType="end"/>
       </w:r>
-      <w:commentRangeEnd w:id="43"/>
+      <w:commentRangeEnd w:id="31"/>
       <w:r>
         <w:rPr>
           <w:rStyle w:val="CommentReference"/>
           <w:sz w:val="24"/>
           <w:szCs w:val="22"/>
         </w:rPr>
-        <w:commentReference w:id="43"/>
-      </w:r>
-      <w:commentRangeEnd w:id="44"/>
+        <w:commentReference w:id="31"/>
+      </w:r>
+      <w:commentRangeEnd w:id="32"/>
       <w:r>
         <w:rPr>
           <w:rStyle w:val="CommentReference"/>
           <w:sz w:val="24"/>
           <w:szCs w:val="22"/>
         </w:rPr>
-        <w:commentReference w:id="44"/>
-      </w:r>
-      <w:ins w:id="45" w:author="Jason Fisher" w:date="2026-06-29T12:48:00Z" w16du:dateUtc="2026-06-29T19:48:00Z">
+        <w:commentReference w:id="32"/>
+      </w:r>
+      <w:ins w:id="33" w:author="Jason Fisher" w:date="2026-06-29T12:48:00Z" w16du:dateUtc="2026-06-29T19:48:00Z">
         <w:r>
           <w:t>.</w:t>
         </w:r>
       </w:ins>
-      <w:ins w:id="46" w:author="Jason Fisher" w:date="2026-06-29T12:47:00Z" w16du:dateUtc="2026-06-29T19:47:00Z">
+      <w:ins w:id="34" w:author="Jason Fisher" w:date="2026-06-29T12:47:00Z" w16du:dateUtc="2026-06-29T19:47:00Z">
         <w:r>
           <w:t xml:space="preserve"> </w:t>
         </w:r>
@@ -4155,44 +4143,24 @@
         </w:rPr>
         <w:t xml:space="preserve">, and discriminating between the two in </w:t>
       </w:r>
-      <w:del w:id="47" w:author="Jason Fisher" w:date="2026-06-29T12:48:00Z" w16du:dateUtc="2026-06-29T19:48:00Z">
-        <w:r>
-          <w:rPr>
-            <w:lang w:val="en-US"/>
-          </w:rPr>
-          <w:delText>quasi-experimental</w:delText>
-        </w:r>
-      </w:del>
-      <w:ins w:id="48" w:author="Jason Fisher" w:date="2026-06-29T12:48:00Z" w16du:dateUtc="2026-06-29T19:48:00Z">
-        <w:r>
-          <w:rPr>
-            <w:lang w:val="en-US"/>
-          </w:rPr>
-          <w:t>mensurative</w:t>
-        </w:r>
-      </w:ins>
+      <w:r>
+        <w:rPr>
+          <w:lang w:val="en-US"/>
+        </w:rPr>
+        <w:t>mensurative</w:t>
+      </w:r>
       <w:r>
         <w:rPr>
           <w:lang w:val="en-US"/>
         </w:rPr>
         <w:t xml:space="preserve"> </w:t>
       </w:r>
-      <w:del w:id="49" w:author="Jason Fisher" w:date="2026-06-29T12:48:00Z" w16du:dateUtc="2026-06-29T19:48:00Z">
-        <w:r>
-          <w:rPr>
-            <w:lang w:val="en-US"/>
-          </w:rPr>
-          <w:delText>study designs</w:delText>
-        </w:r>
-      </w:del>
-      <w:ins w:id="50" w:author="Jason Fisher" w:date="2026-06-29T12:48:00Z" w16du:dateUtc="2026-06-29T19:48:00Z">
-        <w:r>
-          <w:rPr>
-            <w:lang w:val="en-US"/>
-          </w:rPr>
-          <w:t>studies</w:t>
-        </w:r>
-      </w:ins>
+      <w:r>
+        <w:rPr>
+          <w:lang w:val="en-US"/>
+        </w:rPr>
+        <w:t>studies</w:t>
+      </w:r>
       <w:r>
         <w:rPr>
           <w:lang w:val="en-US"/>
@@ -4217,44 +4185,18 @@
         </w:rPr>
         <w:t xml:space="preserve">the effect of habitat </w:t>
       </w:r>
-      <w:del w:id="51" w:author="Jason Fisher" w:date="2026-06-29T12:48:00Z" w16du:dateUtc="2026-06-29T19:48:00Z">
-        <w:r>
-          <w:rPr>
-            <w:lang w:val="en-US"/>
-          </w:rPr>
-          <w:delText>re</w:delText>
-        </w:r>
-        <w:r>
-          <w:rPr>
-            <w:lang w:val="en-US"/>
-          </w:rPr>
-          <w:delText xml:space="preserve">configuration </w:delText>
-        </w:r>
-      </w:del>
-      <w:ins w:id="52" w:author="Jason Fisher" w:date="2026-06-29T12:48:00Z" w16du:dateUtc="2026-06-29T19:48:00Z">
-        <w:r>
-          <w:rPr>
-            <w:lang w:val="en-US"/>
-          </w:rPr>
-          <w:t>fragmen</w:t>
-        </w:r>
-      </w:ins>
-      <w:ins w:id="53" w:author="Jason Fisher" w:date="2026-06-29T12:49:00Z" w16du:dateUtc="2026-06-29T19:49:00Z">
-        <w:r>
-          <w:rPr>
-            <w:lang w:val="en-US"/>
-          </w:rPr>
-          <w:t>tation</w:t>
-        </w:r>
-      </w:ins>
-      <w:ins w:id="54" w:author="Jason Fisher" w:date="2026-06-29T12:48:00Z" w16du:dateUtc="2026-06-29T19:48:00Z">
-        <w:r>
-          <w:rPr>
-            <w:lang w:val="en-US"/>
-          </w:rPr>
-          <w:t xml:space="preserve"> </w:t>
-        </w:r>
-      </w:ins>
+      <w:r>
+        <w:rPr>
+          <w:lang w:val="en-US"/>
+        </w:rPr>
+        <w:t>fragmentation</w:t>
+      </w:r>
+      <w:r>
+        <w:rPr>
+          <w:lang w:val="en-US"/>
+        </w:rPr>
+        <w:t xml:space="preserve"> </w:t>
+      </w:r>
       <w:r>
         <w:rPr>
           <w:lang w:val="en-US"/>
@@ -4421,6 +4363,11 @@
           <w:lang w:val="en-US"/>
         </w:rPr>
         <w:fldChar w:fldCharType="end"/>
+      </w:r>
+      <w:r>
+        <w:rPr>
+          <w:lang w:val="en-US"/>
+        </w:rPr>
       </w:r>
       <w:r>
         <w:rPr>
@@ -4670,6 +4617,11 @@
         <w:rPr>
           <w:lang w:val="en-US"/>
         </w:rPr>
+      </w:r>
+      <w:r>
+        <w:rPr>
+          <w:lang w:val="en-US"/>
+        </w:rPr>
         <w:fldChar w:fldCharType="separate"/>
       </w:r>
       <w:r>
@@ -5016,40 +4968,30 @@
         </w:rPr>
         <w:t xml:space="preserve"> the </w:t>
       </w:r>
-      <w:del w:id="55" w:author="Jason Fisher" w:date="2026-06-29T12:49:00Z" w16du:dateUtc="2026-06-29T19:49:00Z">
-        <w:r>
-          <w:rPr>
-            <w:lang w:val="en-US"/>
-          </w:rPr>
-          <w:delText xml:space="preserve">twentieth </w:delText>
-        </w:r>
-      </w:del>
-      <w:ins w:id="56" w:author="Jason Fisher" w:date="2026-06-29T12:49:00Z" w16du:dateUtc="2026-06-29T19:49:00Z">
-        <w:r>
-          <w:rPr>
-            <w:lang w:val="en-US"/>
-          </w:rPr>
-          <w:t>20</w:t>
-        </w:r>
-        <w:r>
-          <w:rPr>
-            <w:vertAlign w:val="superscript"/>
-            <w:lang w:val="en-US"/>
-            <w:rPrChange w:id="57" w:author="Jason Fisher" w:date="2026-06-29T12:49:00Z" w16du:dateUtc="2026-06-29T19:49:00Z">
-              <w:rPr>
-                <w:lang w:val="en-US"/>
-              </w:rPr>
-            </w:rPrChange>
-          </w:rPr>
-          <w:t>th</w:t>
-        </w:r>
-        <w:r>
-          <w:rPr>
-            <w:lang w:val="en-US"/>
-          </w:rPr>
-          <w:t xml:space="preserve"> </w:t>
-        </w:r>
-      </w:ins>
+      <w:r>
+        <w:rPr>
+          <w:lang w:val="en-US"/>
+        </w:rPr>
+        <w:t>20</w:t>
+      </w:r>
+      <w:r>
+        <w:rPr>
+          <w:vertAlign w:val="superscript"/>
+          <w:lang w:val="en-US"/>
+          <w:rPrChange w:id="35" w:author="Jason Fisher" w:date="2026-06-29T12:49:00Z" w16du:dateUtc="2026-06-29T19:49:00Z">
+            <w:rPr>
+              <w:lang w:val="en-US"/>
+            </w:rPr>
+          </w:rPrChange>
+        </w:rPr>
+        <w:t>th</w:t>
+      </w:r>
+      <w:r>
+        <w:rPr>
+          <w:lang w:val="en-US"/>
+        </w:rPr>
+        <w:t xml:space="preserve"> </w:t>
+      </w:r>
       <w:r>
         <w:rPr>
           <w:lang w:val="en-US"/>
@@ -5062,41 +5004,31 @@
         </w:rPr>
         <w:t xml:space="preserve">into the </w:t>
       </w:r>
-      <w:del w:id="58" w:author="Jason Fisher" w:date="2026-06-29T12:49:00Z" w16du:dateUtc="2026-06-29T19:49:00Z">
-        <w:r>
-          <w:rPr>
-            <w:lang w:val="en-US"/>
-          </w:rPr>
-          <w:delText>twenty-first</w:delText>
-        </w:r>
-      </w:del>
-      <w:ins w:id="59" w:author="Jason Fisher" w:date="2026-06-29T12:49:00Z" w16du:dateUtc="2026-06-29T19:49:00Z">
-        <w:r>
-          <w:rPr>
-            <w:lang w:val="en-US"/>
-          </w:rPr>
-          <w:t>21</w:t>
-        </w:r>
-        <w:r>
-          <w:rPr>
-            <w:vertAlign w:val="superscript"/>
-            <w:lang w:val="en-US"/>
-            <w:rPrChange w:id="60" w:author="Jason Fisher" w:date="2026-06-29T12:49:00Z" w16du:dateUtc="2026-06-29T19:49:00Z">
-              <w:rPr>
-                <w:lang w:val="en-US"/>
-              </w:rPr>
-            </w:rPrChange>
-          </w:rPr>
-          <w:t>st</w:t>
-        </w:r>
-        <w:r>
-          <w:rPr>
-            <w:lang w:val="en-US"/>
-          </w:rPr>
-          <w:t xml:space="preserve"> </w:t>
-        </w:r>
-      </w:ins>
-      <w:del w:id="61" w:author="Jason Fisher" w:date="2026-06-29T12:49:00Z" w16du:dateUtc="2026-06-29T19:49:00Z">
+      <w:r>
+        <w:rPr>
+          <w:lang w:val="en-US"/>
+        </w:rPr>
+        <w:t>21</w:t>
+      </w:r>
+      <w:r>
+        <w:rPr>
+          <w:vertAlign w:val="superscript"/>
+          <w:lang w:val="en-US"/>
+          <w:rPrChange w:id="36" w:author="Jason Fisher" w:date="2026-06-29T12:49:00Z" w16du:dateUtc="2026-06-29T19:49:00Z">
+            <w:rPr>
+              <w:lang w:val="en-US"/>
+            </w:rPr>
+          </w:rPrChange>
+        </w:rPr>
+        <w:t>st</w:t>
+      </w:r>
+      <w:r>
+        <w:rPr>
+          <w:lang w:val="en-US"/>
+        </w:rPr>
+        <w:t xml:space="preserve"> </w:t>
+      </w:r>
+      <w:del w:id="37" w:author="Jason Fisher" w:date="2026-06-29T12:49:00Z" w16du:dateUtc="2026-06-29T19:49:00Z">
         <w:r>
           <w:rPr>
             <w:lang w:val="en-US"/>
@@ -5308,6 +5240,11 @@
           <w:lang w:val="en-US"/>
         </w:rPr>
         <w:fldChar w:fldCharType="end"/>
+      </w:r>
+      <w:r>
+        <w:rPr>
+          <w:lang w:val="en-US"/>
+        </w:rPr>
       </w:r>
       <w:r>
         <w:rPr>
@@ -5619,34 +5556,18 @@
         </w:rPr>
         <w:t>linear features used to map underground oil and gas deposits—</w:t>
       </w:r>
-      <w:del w:id="62" w:author="Jason Fisher" w:date="2026-06-29T12:50:00Z" w16du:dateUtc="2026-06-29T19:50:00Z">
-        <w:r>
-          <w:rPr>
-            <w:lang w:val="en-US"/>
-          </w:rPr>
-          <w:delText>fragment</w:delText>
-        </w:r>
-        <w:r>
-          <w:rPr>
-            <w:lang w:val="en-US"/>
-          </w:rPr>
-          <w:delText xml:space="preserve"> </w:delText>
-        </w:r>
-      </w:del>
-      <w:ins w:id="63" w:author="Jason Fisher" w:date="2026-06-29T12:50:00Z" w16du:dateUtc="2026-06-29T19:50:00Z">
-        <w:r>
-          <w:rPr>
-            <w:lang w:val="en-US"/>
-          </w:rPr>
-          <w:t>cross</w:t>
-        </w:r>
-        <w:r>
-          <w:rPr>
-            <w:lang w:val="en-US"/>
-          </w:rPr>
-          <w:t xml:space="preserve"> </w:t>
-        </w:r>
-      </w:ins>
+      <w:r>
+        <w:rPr>
+          <w:lang w:val="en-US"/>
+        </w:rPr>
+        <w:t>cross</w:t>
+      </w:r>
+      <w:r>
+        <w:rPr>
+          <w:lang w:val="en-US"/>
+        </w:rPr>
+        <w:t xml:space="preserve"> </w:t>
+      </w:r>
       <w:r>
         <w:rPr>
           <w:lang w:val="en-US"/>
@@ -5912,162 +5833,302 @@
         </w:rPr>
         <w:t>.</w:t>
       </w:r>
-      <w:ins w:id="64" w:author="Jason Fisher" w:date="2026-06-29T12:50:00Z" w16du:dateUtc="2026-06-29T19:50:00Z">
+      <w:r>
+        <w:rPr>
+          <w:lang w:val="en-US"/>
+        </w:rPr>
+        <w:t xml:space="preserve"> </w:t>
+      </w:r>
+      <w:del w:id="38" w:author="Emerald Arthurs" w:date="2026-07-01T10:05:00Z" w16du:dateUtc="2026-07-01T17:05:00Z">
         <w:r>
           <w:rPr>
             <w:lang w:val="en-US"/>
           </w:rPr>
-          <w:t xml:space="preserve"> They are often used by wildlife (sometimes more than the surrounding matrix) and so cannot be </w:t>
+          <w:delText xml:space="preserve">They </w:delText>
         </w:r>
-      </w:ins>
-      <w:ins w:id="65" w:author="Aidan Brushett" w:date="2026-06-30T15:54:00Z" w16du:dateUtc="2026-06-30T22:54:00Z">
+      </w:del>
+      <w:ins w:id="39" w:author="Emerald Arthurs" w:date="2026-07-01T10:05:00Z" w16du:dateUtc="2026-07-01T17:05:00Z">
         <w:r>
           <w:rPr>
             <w:lang w:val="en-US"/>
           </w:rPr>
-          <w:t xml:space="preserve">strictly </w:t>
-        </w:r>
-      </w:ins>
-      <w:ins w:id="66" w:author="Jason Fisher" w:date="2026-06-29T12:50:00Z" w16du:dateUtc="2026-06-29T19:50:00Z">
-        <w:r>
-          <w:rPr>
-            <w:lang w:val="en-US"/>
-          </w:rPr>
-          <w:t xml:space="preserve">said to fragment that </w:t>
+          <w:t>These linear features</w:t>
         </w:r>
         <w:r>
           <w:rPr>
             <w:lang w:val="en-US"/>
           </w:rPr>
-          <w:lastRenderedPageBreak/>
-          <w:t xml:space="preserve">landscape, but </w:t>
-        </w:r>
-        <w:del w:id="67" w:author="Aidan Brushett" w:date="2026-06-30T15:54:00Z" w16du:dateUtc="2026-06-30T22:54:00Z">
-          <w:r>
-            <w:rPr>
-              <w:lang w:val="en-US"/>
-            </w:rPr>
-            <w:delText xml:space="preserve">certainty </w:delText>
-          </w:r>
-        </w:del>
-      </w:ins>
-      <w:ins w:id="68" w:author="Aidan Brushett" w:date="2026-06-30T15:51:00Z" w16du:dateUtc="2026-06-30T22:51:00Z">
-        <w:r>
-          <w:rPr>
-            <w:lang w:val="en-US"/>
-          </w:rPr>
-          <w:t xml:space="preserve">they </w:t>
+          <w:t xml:space="preserve"> </w:t>
         </w:r>
       </w:ins>
-      <w:ins w:id="69" w:author="Jason Fisher" w:date="2026-06-29T12:50:00Z" w16du:dateUtc="2026-06-29T19:50:00Z">
+      <w:moveToRangeStart w:id="40" w:author="Emerald Arthurs" w:date="2026-07-01T10:16:00Z" w:name="move233793428"/>
+      <w:moveTo w:id="41" w:author="Emerald Arthurs" w:date="2026-07-01T10:16:00Z" w16du:dateUtc="2026-07-01T17:16:00Z">
         <w:r>
           <w:rPr>
             <w:lang w:val="en-US"/>
           </w:rPr>
           <w:t xml:space="preserve">have </w:t>
         </w:r>
+        <w:del w:id="42" w:author="Emerald Arthurs" w:date="2026-07-01T10:16:00Z" w16du:dateUtc="2026-07-01T17:16:00Z">
+          <w:r>
+            <w:rPr>
+              <w:lang w:val="en-US"/>
+            </w:rPr>
+            <w:delText xml:space="preserve">certainly </w:delText>
+          </w:r>
+        </w:del>
+        <w:r>
+          <w:rPr>
+            <w:lang w:val="en-US"/>
+          </w:rPr>
+          <w:t xml:space="preserve">reconfigured </w:t>
+        </w:r>
+      </w:moveTo>
+      <w:ins w:id="43" w:author="Emerald Arthurs" w:date="2026-07-01T10:17:00Z" w16du:dateUtc="2026-07-01T17:17:00Z">
+        <w:r>
+          <w:rPr>
+            <w:lang w:val="en-US"/>
+          </w:rPr>
+          <w:t>the landscape</w:t>
+        </w:r>
       </w:ins>
-      <w:ins w:id="70" w:author="Aidan Brushett" w:date="2026-06-30T15:54:00Z" w16du:dateUtc="2026-06-30T22:54:00Z">
+      <w:moveTo w:id="44" w:author="Emerald Arthurs" w:date="2026-07-01T10:16:00Z" w16du:dateUtc="2026-07-01T17:16:00Z">
+        <w:del w:id="45" w:author="Emerald Arthurs" w:date="2026-07-01T10:17:00Z" w16du:dateUtc="2026-07-01T17:17:00Z">
+          <w:r>
+            <w:rPr>
+              <w:lang w:val="en-US"/>
+            </w:rPr>
+            <w:delText>it</w:delText>
+          </w:r>
+        </w:del>
+        <w:r>
+          <w:rPr>
+            <w:lang w:val="en-US"/>
+          </w:rPr>
+          <w:t xml:space="preserve"> beyond natural analogs </w:t>
+        </w:r>
+        <w:r>
+          <w:rPr>
+            <w:lang w:val="en-US"/>
+          </w:rPr>
+          <w:fldChar w:fldCharType="begin"/>
+        </w:r>
+        <w:r>
+          <w:rPr>
+            <w:lang w:val="en-US"/>
+          </w:rPr>
+          <w:instrText xml:space="preserve"> ADDIN EN.CITE &lt;EndNote&gt;&lt;Cite&gt;&lt;Author&gt;Pickell&lt;/Author&gt;&lt;Year&gt;2015&lt;/Year&gt;&lt;RecNum&gt;272&lt;/RecNum&gt;&lt;DisplayText&gt;(Pickell et al. 2013, Pickell et al. 2015)&lt;/DisplayText&gt;&lt;record&gt;&lt;rec-number&gt;272&lt;/rec-number&gt;&lt;foreign-keys&gt;&lt;key app="EN" db-id="zttw0f50sp2daeezft0vvrfdzpdzpw95p2rp" timestamp="1581105926"&gt;272&lt;/key&gt;&lt;/foreign-keys&gt;&lt;ref-type name="Journal Article"&gt;17&lt;/ref-type&gt;&lt;contributors&gt;&lt;authors&gt;&lt;author&gt;Pickell, Paul D&lt;/author&gt;&lt;author&gt;Andison, David W&lt;/author&gt;&lt;author&gt;Coops, Nicholas C&lt;/author&gt;&lt;author&gt;Gergel, Sarah E&lt;/author&gt;&lt;author&gt;Marshall, Peter L&lt;/author&gt;&lt;/authors&gt;&lt;/contributors&gt;&lt;titles&gt;&lt;title&gt;The spatial patterns of anthropogenic disturbance in the western Canadian boreal forest following oil and gas development&lt;/title&gt;&lt;secondary-title&gt;Canadian Journal of Forest Research&lt;/secondary-title&gt;&lt;/titles&gt;&lt;periodical&gt;&lt;full-title&gt;Canadian Journal of Forest Research&lt;/full-title&gt;&lt;/periodical&gt;&lt;pages&gt;732-743&lt;/pages&gt;&lt;volume&gt;45&lt;/volume&gt;&lt;number&gt;6&lt;/number&gt;&lt;dates&gt;&lt;year&gt;2015&lt;/year&gt;&lt;/dates&gt;&lt;isbn&gt;0045-5067&lt;/isbn&gt;&lt;urls&gt;&lt;/urls&gt;&lt;/record&gt;&lt;/Cite&gt;&lt;Cite&gt;&lt;Author&gt;Pickell&lt;/Author&gt;&lt;Year&gt;2013&lt;/Year&gt;&lt;RecNum&gt;273&lt;/RecNum&gt;&lt;record&gt;&lt;rec-number&gt;273&lt;/rec-number&gt;&lt;foreign-keys&gt;&lt;key app="EN" db-id="zttw0f50sp2daeezft0vvrfdzpdzpw95p2rp" timestamp="1581105933"&gt;273&lt;/key&gt;&lt;/foreign-keys&gt;&lt;ref-type name="Journal Article"&gt;17&lt;/ref-type&gt;&lt;contributors&gt;&lt;authors&gt;&lt;author&gt;Pickell, Paul D&lt;/author&gt;&lt;author&gt;Andison, David W&lt;/author&gt;&lt;author&gt;Coops, Nicholas C&lt;/author&gt;&lt;/authors&gt;&lt;/contributors&gt;&lt;titles&gt;&lt;title&gt;Characterizations of anthropogenic disturbance patterns in the mixedwood boreal forest of Alberta, Canada&lt;/title&gt;&lt;secondary-title&gt;Forest Ecology and Management&lt;/secondary-title&gt;&lt;/titles&gt;&lt;periodical&gt;&lt;full-title&gt;Forest Ecology and Management&lt;/full-title&gt;&lt;/periodical&gt;&lt;pages&gt;243-253&lt;/pages&gt;&lt;volume&gt;304&lt;/volume&gt;&lt;dates&gt;&lt;year&gt;2013&lt;/year&gt;&lt;/dates&gt;&lt;isbn&gt;0378-1127&lt;/isbn&gt;&lt;urls&gt;&lt;/urls&gt;&lt;/record&gt;&lt;/Cite&gt;&lt;/EndNote&gt;</w:instrText>
+        </w:r>
+        <w:r>
+          <w:rPr>
+            <w:lang w:val="en-US"/>
+          </w:rPr>
+          <w:fldChar w:fldCharType="separate"/>
+        </w:r>
+        <w:r>
+          <w:rPr>
+            <w:noProof/>
+            <w:lang w:val="en-US"/>
+          </w:rPr>
+          <w:t>(Pickell et al. 2013, Pickell et al. 2015)</w:t>
+        </w:r>
+        <w:r>
+          <w:rPr>
+            <w:lang w:val="en-US"/>
+          </w:rPr>
+          <w:fldChar w:fldCharType="end"/>
+        </w:r>
+      </w:moveTo>
+      <w:ins w:id="46" w:author="Emerald Arthurs" w:date="2026-07-01T10:17:00Z" w16du:dateUtc="2026-07-01T17:17:00Z">
+        <w:r>
+          <w:rPr>
+            <w:lang w:val="en-US"/>
+          </w:rPr>
+          <w:t>, and</w:t>
+        </w:r>
+      </w:ins>
+      <w:moveTo w:id="47" w:author="Emerald Arthurs" w:date="2026-07-01T10:16:00Z" w16du:dateUtc="2026-07-01T17:16:00Z">
+        <w:del w:id="48" w:author="Emerald Arthurs" w:date="2026-07-01T10:17:00Z" w16du:dateUtc="2026-07-01T17:17:00Z">
+          <w:r>
+            <w:rPr>
+              <w:lang w:val="en-US"/>
+            </w:rPr>
+            <w:delText>.</w:delText>
+          </w:r>
+        </w:del>
+        <w:r>
+          <w:rPr>
+            <w:lang w:val="en-US"/>
+          </w:rPr>
+          <w:t xml:space="preserve"> </w:t>
+        </w:r>
+        <w:r>
+          <w:rPr>
+            <w:lang w:val="en-US"/>
+          </w:rPr>
+          <w:t xml:space="preserve"> </w:t>
+        </w:r>
+      </w:moveTo>
+      <w:moveToRangeEnd w:id="40"/>
+      <w:r>
+        <w:rPr>
+          <w:lang w:val="en-US"/>
+        </w:rPr>
+        <w:lastRenderedPageBreak/>
+        <w:t>are often used by wildlife (sometimes more than the surrounding matrix)</w:t>
+      </w:r>
+      <w:del w:id="49" w:author="Emerald Arthurs" w:date="2026-07-01T10:17:00Z" w16du:dateUtc="2026-07-01T17:17:00Z">
+        <w:r>
+          <w:rPr>
+            <w:lang w:val="en-US"/>
+          </w:rPr>
+          <w:delText xml:space="preserve"> and so cannot be </w:delText>
+        </w:r>
+        <w:r>
+          <w:rPr>
+            <w:lang w:val="en-US"/>
+          </w:rPr>
+          <w:delText xml:space="preserve">strictly </w:delText>
+        </w:r>
+        <w:commentRangeStart w:id="50"/>
+        <w:r>
+          <w:rPr>
+            <w:lang w:val="en-US"/>
+          </w:rPr>
+          <w:delText xml:space="preserve">said to fragment that landscape, </w:delText>
+        </w:r>
+        <w:commentRangeEnd w:id="50"/>
+        <w:r>
+          <w:rPr>
+            <w:rStyle w:val="CommentReference"/>
+            <w:sz w:val="24"/>
+            <w:szCs w:val="22"/>
+            <w:lang w:val="en-US"/>
+          </w:rPr>
+          <w:commentReference w:id="50"/>
+        </w:r>
+        <w:r>
+          <w:rPr>
+            <w:lang w:val="en-US"/>
+          </w:rPr>
+          <w:delText xml:space="preserve">but </w:delText>
+        </w:r>
+        <w:r>
+          <w:rPr>
+            <w:lang w:val="en-US"/>
+          </w:rPr>
+          <w:delText>they</w:delText>
+        </w:r>
+      </w:del>
+      <w:ins w:id="51" w:author="Emerald Arthurs" w:date="2026-07-01T10:17:00Z" w16du:dateUtc="2026-07-01T17:17:00Z">
+        <w:r>
+          <w:rPr>
+            <w:lang w:val="en-US"/>
+          </w:rPr>
+          <w:t>, thus cannot be said to have a strictly negative effect on boreal wildlife.</w:t>
+        </w:r>
+      </w:ins>
+      <w:r>
+        <w:rPr>
+          <w:lang w:val="en-US"/>
+        </w:rPr>
+        <w:t xml:space="preserve"> </w:t>
+      </w:r>
+      <w:moveFromRangeStart w:id="52" w:author="Emerald Arthurs" w:date="2026-07-01T10:16:00Z" w:name="move233793428"/>
+      <w:moveFrom w:id="53" w:author="Emerald Arthurs" w:date="2026-07-01T10:16:00Z" w16du:dateUtc="2026-07-01T17:16:00Z">
+        <w:r>
+          <w:rPr>
+            <w:lang w:val="en-US"/>
+          </w:rPr>
+          <w:t xml:space="preserve">have </w:t>
+        </w:r>
         <w:r>
           <w:rPr>
             <w:lang w:val="en-US"/>
           </w:rPr>
           <w:t xml:space="preserve">certainly </w:t>
         </w:r>
-      </w:ins>
-      <w:ins w:id="71" w:author="Jason Fisher" w:date="2026-06-29T12:50:00Z" w16du:dateUtc="2026-06-29T19:50:00Z">
         <w:r>
           <w:rPr>
             <w:lang w:val="en-US"/>
           </w:rPr>
-          <w:t>reconfigured it</w:t>
+          <w:t xml:space="preserve">reconfigured it beyond natural analogs </w:t>
         </w:r>
-      </w:ins>
-      <w:ins w:id="72" w:author="Jason Fisher" w:date="2026-06-29T12:51:00Z" w16du:dateUtc="2026-06-29T19:51:00Z">
         <w:r>
           <w:rPr>
             <w:lang w:val="en-US"/>
           </w:rPr>
-          <w:t xml:space="preserve"> beyond natural analogs </w:t>
+          <w:fldChar w:fldCharType="begin"/>
         </w:r>
-      </w:ins>
-      <w:r>
-        <w:rPr>
-          <w:lang w:val="en-US"/>
-        </w:rPr>
-        <w:fldChar w:fldCharType="begin"/>
-      </w:r>
-      <w:r>
-        <w:rPr>
-          <w:lang w:val="en-US"/>
-        </w:rPr>
-        <w:instrText xml:space="preserve"> ADDIN EN.CITE &lt;EndNote&gt;&lt;Cite&gt;&lt;Author&gt;Pickell&lt;/Author&gt;&lt;Year&gt;2015&lt;/Year&gt;&lt;RecNum&gt;272&lt;/RecNum&gt;&lt;DisplayText&gt;(Pickell et al. 2013, Pickell et al. 2015)&lt;/DisplayText&gt;&lt;record&gt;&lt;rec-number&gt;272&lt;/rec-number&gt;&lt;foreign-keys&gt;&lt;key app="EN" db-id="zttw0f50sp2daeezft0vvrfdzpdzpw95p2rp" timestamp="1581105926"&gt;272&lt;/key&gt;&lt;/foreign-keys&gt;&lt;ref-type name="Journal Article"&gt;17&lt;/ref-type&gt;&lt;contributors&gt;&lt;authors&gt;&lt;author&gt;Pickell, Paul D&lt;/author&gt;&lt;author&gt;Andison, David W&lt;/author&gt;&lt;author&gt;Coops, Nicholas C&lt;/author&gt;&lt;author&gt;Gergel, Sarah E&lt;/author&gt;&lt;author&gt;Marshall, Peter L&lt;/author&gt;&lt;/authors&gt;&lt;/contributors&gt;&lt;titles&gt;&lt;title&gt;The spatial patterns of anthropogenic disturbance in the western Canadian boreal forest following oil and gas development&lt;/title&gt;&lt;secondary-title&gt;Canadian Journal of Forest Research&lt;/secondary-title&gt;&lt;/titles&gt;&lt;periodical&gt;&lt;full-title&gt;Canadian Journal of Forest Research&lt;/full-title&gt;&lt;/periodical&gt;&lt;pages&gt;732-743&lt;/pages&gt;&lt;volume&gt;45&lt;/volume&gt;&lt;number&gt;6&lt;/number&gt;&lt;dates&gt;&lt;year&gt;2015&lt;/year&gt;&lt;/dates&gt;&lt;isbn&gt;0045-5067&lt;/isbn&gt;&lt;urls&gt;&lt;/urls&gt;&lt;/record&gt;&lt;/Cite&gt;&lt;Cite&gt;&lt;Author&gt;Pickell&lt;/Author&gt;&lt;Year&gt;2013&lt;/Year&gt;&lt;RecNum&gt;273&lt;/RecNum&gt;&lt;record&gt;&lt;rec-number&gt;273&lt;/rec-number&gt;&lt;foreign-keys&gt;&lt;key app="EN" db-id="zttw0f50sp2daeezft0vvrfdzpdzpw95p2rp" timestamp="1581105933"&gt;273&lt;/key&gt;&lt;/foreign-keys&gt;&lt;ref-type name="Journal Article"&gt;17&lt;/ref-type&gt;&lt;contributors&gt;&lt;authors&gt;&lt;author&gt;Pickell, Paul D&lt;/author&gt;&lt;author&gt;Andison, David W&lt;/author&gt;&lt;author&gt;Coops, Nicholas C&lt;/author&gt;&lt;/authors&gt;&lt;/contributors&gt;&lt;titles&gt;&lt;title&gt;Characterizations of anthropogenic disturbance patterns in the mixedwood boreal forest of Alberta, Canada&lt;/title&gt;&lt;secondary-title&gt;Forest Ecology and Management&lt;/secondary-title&gt;&lt;/titles&gt;&lt;periodical&gt;&lt;full-title&gt;Forest Ecology and Management&lt;/full-title&gt;&lt;/periodical&gt;&lt;pages&gt;243-253&lt;/pages&gt;&lt;volume&gt;304&lt;/volume&gt;&lt;dates&gt;&lt;year&gt;2013&lt;/year&gt;&lt;/dates&gt;&lt;isbn&gt;0378-1127&lt;/isbn&gt;&lt;urls&gt;&lt;/urls&gt;&lt;/record&gt;&lt;/Cite&gt;&lt;/EndNote&gt;</w:instrText>
-      </w:r>
-      <w:r>
-        <w:rPr>
-          <w:lang w:val="en-US"/>
-        </w:rPr>
-        <w:fldChar w:fldCharType="separate"/>
-      </w:r>
-      <w:r>
-        <w:rPr>
-          <w:noProof/>
-          <w:lang w:val="en-US"/>
-        </w:rPr>
-        <w:t>(Pickell et al. 2013, Pickell et al. 2015)</w:t>
-      </w:r>
-      <w:r>
-        <w:rPr>
-          <w:lang w:val="en-US"/>
-        </w:rPr>
-        <w:fldChar w:fldCharType="end"/>
-      </w:r>
-      <w:ins w:id="73" w:author="Jason Fisher" w:date="2026-06-29T12:51:00Z" w16du:dateUtc="2026-06-29T19:51:00Z">
+        <w:r>
+          <w:rPr>
+            <w:lang w:val="en-US"/>
+          </w:rPr>
+          <w:instrText xml:space="preserve"> ADDIN EN.CITE &lt;EndNote&gt;&lt;Cite&gt;&lt;Author&gt;Pickell&lt;/Author&gt;&lt;Year&gt;2015&lt;/Year&gt;&lt;RecNum&gt;272&lt;/RecNum&gt;&lt;DisplayText&gt;(Pickell et al. 2013, Pickell et al. 2015)&lt;/DisplayText&gt;&lt;record&gt;&lt;rec-number&gt;272&lt;/rec-number&gt;&lt;foreign-keys&gt;&lt;key app="EN" db-id="zttw0f50sp2daeezft0vvrfdzpdzpw95p2rp" timestamp="1581105926"&gt;272&lt;/key&gt;&lt;/foreign-keys&gt;&lt;ref-type name="Journal Article"&gt;17&lt;/ref-type&gt;&lt;contributors&gt;&lt;authors&gt;&lt;author&gt;Pickell, Paul D&lt;/author&gt;&lt;author&gt;Andison, David W&lt;/author&gt;&lt;author&gt;Coops, Nicholas C&lt;/author&gt;&lt;author&gt;Gergel, Sarah E&lt;/author&gt;&lt;author&gt;Marshall, Peter L&lt;/author&gt;&lt;/authors&gt;&lt;/contributors&gt;&lt;titles&gt;&lt;title&gt;The spatial patterns of anthropogenic disturbance in the western Canadian boreal forest following oil and gas development&lt;/title&gt;&lt;secondary-title&gt;Canadian Journal of Forest Research&lt;/secondary-title&gt;&lt;/titles&gt;&lt;periodical&gt;&lt;full-title&gt;Canadian Journal of Forest Research&lt;/full-title&gt;&lt;/periodical&gt;&lt;pages&gt;732-743&lt;/pages&gt;&lt;volume&gt;45&lt;/volume&gt;&lt;number&gt;6&lt;/number&gt;&lt;dates&gt;&lt;year&gt;2015&lt;/year&gt;&lt;/dates&gt;&lt;isbn&gt;0045-5067&lt;/isbn&gt;&lt;urls&gt;&lt;/urls&gt;&lt;/record&gt;&lt;/Cite&gt;&lt;Cite&gt;&lt;Author&gt;Pickell&lt;/Author&gt;&lt;Year&gt;2013&lt;/Year&gt;&lt;RecNum&gt;273&lt;/RecNum&gt;&lt;record&gt;&lt;rec-number&gt;273&lt;/rec-number&gt;&lt;foreign-keys&gt;&lt;key app="EN" db-id="zttw0f50sp2daeezft0vvrfdzpdzpw95p2rp" timestamp="1581105933"&gt;273&lt;/key&gt;&lt;/foreign-keys&gt;&lt;ref-type name="Journal Article"&gt;17&lt;/ref-type&gt;&lt;contributors&gt;&lt;authors&gt;&lt;author&gt;Pickell, Paul D&lt;/author&gt;&lt;author&gt;Andison, David W&lt;/author&gt;&lt;author&gt;Coops, Nicholas C&lt;/author&gt;&lt;/authors&gt;&lt;/contributors&gt;&lt;titles&gt;&lt;title&gt;Characterizations of anthropogenic disturbance patterns in the mixedwood boreal forest of Alberta, Canada&lt;/title&gt;&lt;secondary-title&gt;Forest Ecology and Management&lt;/secondary-title&gt;&lt;/titles&gt;&lt;periodical&gt;&lt;full-title&gt;Forest Ecology and Management&lt;/full-title&gt;&lt;/periodical&gt;&lt;pages&gt;243-253&lt;/pages&gt;&lt;volume&gt;304&lt;/volume&gt;&lt;dates&gt;&lt;year&gt;2013&lt;/year&gt;&lt;/dates&gt;&lt;isbn&gt;0378-1127&lt;/isbn&gt;&lt;urls&gt;&lt;/urls&gt;&lt;/record&gt;&lt;/Cite&gt;&lt;/EndNote&gt;</w:instrText>
+        </w:r>
+        <w:r>
+          <w:rPr>
+            <w:lang w:val="en-US"/>
+          </w:rPr>
+          <w:fldChar w:fldCharType="separate"/>
+        </w:r>
+        <w:r>
+          <w:rPr>
+            <w:noProof/>
+            <w:lang w:val="en-US"/>
+          </w:rPr>
+          <w:t>(Pickell et al. 2013, Pickell et al. 2015)</w:t>
+        </w:r>
+        <w:r>
+          <w:rPr>
+            <w:lang w:val="en-US"/>
+          </w:rPr>
+          <w:fldChar w:fldCharType="end"/>
+        </w:r>
         <w:r>
           <w:rPr>
             <w:lang w:val="en-US"/>
           </w:rPr>
           <w:t xml:space="preserve">. </w:t>
         </w:r>
-      </w:ins>
-      <w:r>
-        <w:rPr>
-          <w:lang w:val="en-US"/>
-        </w:rPr>
-        <w:t xml:space="preserve"> </w:t>
-      </w:r>
-      <w:r>
-        <w:rPr>
-          <w:lang w:val="en-US"/>
-        </w:rPr>
-        <w:t>C</w:t>
-      </w:r>
-      <w:r>
-        <w:rPr>
-          <w:lang w:val="en-US"/>
-        </w:rPr>
-        <w:t>hanges</w:t>
-      </w:r>
-      <w:r>
-        <w:rPr>
-          <w:lang w:val="en-US"/>
-        </w:rPr>
-        <w:t xml:space="preserve"> </w:t>
-      </w:r>
-      <w:r>
-        <w:rPr>
-          <w:lang w:val="en-US"/>
-        </w:rPr>
-        <w:t>to landscape composition</w:t>
-      </w:r>
-      <w:ins w:id="74" w:author="Jason Fisher" w:date="2026-06-29T12:51:00Z" w16du:dateUtc="2026-06-29T19:51:00Z">
         <w:r>
           <w:rPr>
             <w:lang w:val="en-US"/>
           </w:rPr>
-          <w:t xml:space="preserve"> and configuration</w:t>
+          <w:t xml:space="preserve"> </w:t>
         </w:r>
-      </w:ins>
+      </w:moveFrom>
+      <w:moveFromRangeEnd w:id="52"/>
+      <w:r>
+        <w:rPr>
+          <w:lang w:val="en-US"/>
+        </w:rPr>
+        <w:t>C</w:t>
+      </w:r>
+      <w:r>
+        <w:rPr>
+          <w:lang w:val="en-US"/>
+        </w:rPr>
+        <w:t>hanges</w:t>
+      </w:r>
+      <w:r>
+        <w:rPr>
+          <w:lang w:val="en-US"/>
+        </w:rPr>
+        <w:t xml:space="preserve"> </w:t>
+      </w:r>
+      <w:r>
+        <w:rPr>
+          <w:lang w:val="en-US"/>
+        </w:rPr>
+        <w:t>to landscape composition</w:t>
+      </w:r>
+      <w:r>
+        <w:rPr>
+          <w:lang w:val="en-US"/>
+        </w:rPr>
+        <w:t xml:space="preserve"> and configuration</w:t>
+      </w:r>
       <w:r>
         <w:rPr>
           <w:lang w:val="en-US"/>
@@ -7022,6 +7083,11 @@
         <w:rPr>
           <w:lang w:val="en-US"/>
         </w:rPr>
+      </w:r>
+      <w:r>
+        <w:rPr>
+          <w:lang w:val="en-US"/>
+        </w:rPr>
         <w:fldChar w:fldCharType="separate"/>
       </w:r>
       <w:r>
@@ -7115,32 +7181,43 @@
       <w:r>
         <w:t xml:space="preserve">the </w:t>
       </w:r>
-      <w:del w:id="75" w:author="Jason Fisher" w:date="2026-06-29T12:52:00Z" w16du:dateUtc="2026-06-29T19:52:00Z">
+      <w:commentRangeStart w:id="54"/>
+      <w:del w:id="55" w:author="Jason Fisher" w:date="2026-06-29T12:52:00Z" w16du:dateUtc="2026-06-29T19:52:00Z">
         <w:r>
           <w:delText>“island”</w:delText>
         </w:r>
       </w:del>
-      <w:ins w:id="76" w:author="Jason Fisher" w:date="2026-06-29T12:52:00Z" w16du:dateUtc="2026-06-29T19:52:00Z">
+      <w:ins w:id="56" w:author="Jason Fisher" w:date="2026-06-29T12:52:00Z" w16du:dateUtc="2026-06-29T19:52:00Z">
         <w:r>
           <w:t xml:space="preserve">island-biogeography </w:t>
         </w:r>
       </w:ins>
-      <w:del w:id="77" w:author="Jason Fisher" w:date="2026-06-29T12:52:00Z" w16du:dateUtc="2026-06-29T19:52:00Z">
+      <w:del w:id="57" w:author="Jason Fisher" w:date="2026-06-29T12:52:00Z" w16du:dateUtc="2026-06-29T19:52:00Z">
         <w:r>
           <w:delText xml:space="preserve"> </w:delText>
         </w:r>
       </w:del>
       <w:r>
-        <w:t>structure of</w:t>
+        <w:t xml:space="preserve">structure </w:t>
+      </w:r>
+      <w:commentRangeEnd w:id="54"/>
+      <w:r>
+        <w:rPr>
+          <w:rStyle w:val="CommentReference"/>
+          <w:sz w:val="24"/>
+          <w:szCs w:val="22"/>
+        </w:rPr>
+        <w:commentReference w:id="54"/>
+      </w:r>
+      <w:r>
+        <w:t>of</w:t>
       </w:r>
       <w:r>
         <w:t xml:space="preserve"> </w:t>
       </w:r>
-      <w:ins w:id="78" w:author="Jason Fisher" w:date="2026-06-29T12:52:00Z" w16du:dateUtc="2026-06-29T19:52:00Z">
-        <w:r>
-          <w:t xml:space="preserve">fragmented </w:t>
-        </w:r>
-      </w:ins>
+      <w:r>
+        <w:t xml:space="preserve">fragmented </w:t>
+      </w:r>
       <w:r>
         <w:t xml:space="preserve">agricultural or urban </w:t>
       </w:r>
@@ -7159,21 +7236,12 @@
       <w:r>
         <w:t xml:space="preserve"> where </w:t>
       </w:r>
-      <w:ins w:id="79" w:author="Aidan Brushett" w:date="2026-06-30T15:54:00Z" w16du:dateUtc="2026-06-30T22:54:00Z">
-        <w:r>
-          <w:t xml:space="preserve">the </w:t>
-        </w:r>
-      </w:ins>
-      <w:ins w:id="80" w:author="Jason Fisher" w:date="2026-06-29T12:52:00Z" w16du:dateUtc="2026-06-29T19:52:00Z">
-        <w:r>
-          <w:t>total per</w:t>
-        </w:r>
-      </w:ins>
-      <w:ins w:id="81" w:author="Jason Fisher" w:date="2026-06-29T12:53:00Z" w16du:dateUtc="2026-06-29T19:53:00Z">
-        <w:r>
-          <w:t xml:space="preserve">cent of </w:t>
-        </w:r>
-      </w:ins>
+      <w:r>
+        <w:t xml:space="preserve">the </w:t>
+      </w:r>
+      <w:r>
+        <w:t xml:space="preserve">total percent of </w:t>
+      </w:r>
       <w:r>
         <w:t>industrial footprint is moderate or low</w:t>
       </w:r>
@@ -7355,22 +7423,12 @@
         </w:rPr>
         <w:t xml:space="preserve">, </w:t>
       </w:r>
-      <w:del w:id="82" w:author="Jason Fisher" w:date="2026-06-29T12:53:00Z" w16du:dateUtc="2026-06-29T19:53:00Z">
-        <w:r>
-          <w:rPr>
-            <w:lang w:val="en-US"/>
-          </w:rPr>
-          <w:delText>fragmentation</w:delText>
-        </w:r>
-      </w:del>
-      <w:ins w:id="83" w:author="Jason Fisher" w:date="2026-06-29T12:53:00Z" w16du:dateUtc="2026-06-29T19:53:00Z">
-        <w:r>
-          <w:rPr>
-            <w:lang w:val="en-US"/>
-          </w:rPr>
-          <w:t>configuration</w:t>
-        </w:r>
-      </w:ins>
+      <w:r>
+        <w:rPr>
+          <w:lang w:val="en-US"/>
+        </w:rPr>
+        <w:t>configuration</w:t>
+      </w:r>
       <w:r>
         <w:rPr>
           <w:lang w:val="en-US"/>
@@ -7455,22 +7513,12 @@
         </w:rPr>
         <w:t>omnivores capable of using a variety of resources in the habitat matrix</w:t>
       </w:r>
-      <w:ins w:id="84" w:author="Jason Fisher" w:date="2026-06-29T12:53:00Z" w16du:dateUtc="2026-06-29T19:53:00Z">
-        <w:r>
-          <w:rPr>
-            <w:lang w:val="en-US"/>
-          </w:rPr>
-          <w:t xml:space="preserve"> as </w:t>
-        </w:r>
-      </w:ins>
-      <w:ins w:id="85" w:author="Jason Fisher" w:date="2026-06-29T12:54:00Z" w16du:dateUtc="2026-06-29T19:54:00Z">
-        <w:r>
-          <w:rPr>
-            <w:lang w:val="en-US"/>
-          </w:rPr>
-          <w:t>supplementary or complementary resources</w:t>
-        </w:r>
-      </w:ins>
+      <w:r>
+        <w:rPr>
+          <w:lang w:val="en-US"/>
+        </w:rPr>
+        <w:t xml:space="preserve"> as supplementary or complementary resources</w:t>
+      </w:r>
       <w:r>
         <w:rPr>
           <w:lang w:val="en-US"/>
@@ -7658,34 +7706,18 @@
         </w:rPr>
         <w:t xml:space="preserve"> </w:t>
       </w:r>
-      <w:del w:id="86" w:author="Jason Fisher" w:date="2026-06-29T12:54:00Z" w16du:dateUtc="2026-06-29T19:54:00Z">
-        <w:r>
-          <w:rPr>
-            <w:lang w:val="en-US"/>
-          </w:rPr>
-          <w:delText>They</w:delText>
-        </w:r>
-        <w:r>
-          <w:rPr>
-            <w:lang w:val="en-US"/>
-          </w:rPr>
-          <w:delText xml:space="preserve"> </w:delText>
-        </w:r>
-      </w:del>
-      <w:ins w:id="87" w:author="Jason Fisher" w:date="2026-06-29T12:54:00Z" w16du:dateUtc="2026-06-29T19:54:00Z">
-        <w:r>
-          <w:rPr>
-            <w:lang w:val="en-US"/>
-          </w:rPr>
-          <w:t>Red squirrels</w:t>
-        </w:r>
-        <w:r>
-          <w:rPr>
-            <w:lang w:val="en-US"/>
-          </w:rPr>
-          <w:t xml:space="preserve"> </w:t>
-        </w:r>
-      </w:ins>
+      <w:r>
+        <w:rPr>
+          <w:lang w:val="en-US"/>
+        </w:rPr>
+        <w:t>Red squirrels</w:t>
+      </w:r>
+      <w:r>
+        <w:rPr>
+          <w:lang w:val="en-US"/>
+        </w:rPr>
+        <w:t xml:space="preserve"> </w:t>
+      </w:r>
       <w:r>
         <w:rPr>
           <w:lang w:val="en-US"/>
@@ -7698,28 +7730,25 @@
         </w:rPr>
         <w:t xml:space="preserve"> a primary prey </w:t>
       </w:r>
-      <w:del w:id="88" w:author="Jason Fisher" w:date="2026-06-29T12:54:00Z" w16du:dateUtc="2026-06-29T19:54:00Z">
-        <w:r>
-          <w:rPr>
-            <w:lang w:val="en-US"/>
-          </w:rPr>
-          <w:delText xml:space="preserve">source </w:delText>
-        </w:r>
-      </w:del>
-      <w:ins w:id="89" w:author="Jason Fisher" w:date="2026-06-29T12:54:00Z" w16du:dateUtc="2026-06-29T19:54:00Z">
-        <w:r>
-          <w:rPr>
-            <w:lang w:val="en-US"/>
-          </w:rPr>
-          <w:t>for mesocarnivores and avian predators</w:t>
-        </w:r>
-        <w:r>
-          <w:rPr>
-            <w:lang w:val="en-US"/>
-          </w:rPr>
-          <w:t xml:space="preserve"> </w:t>
-        </w:r>
-      </w:ins>
+      <w:r>
+        <w:rPr>
+          <w:lang w:val="en-US"/>
+        </w:rPr>
+        <w:t xml:space="preserve">for </w:t>
+      </w:r>
+      <w:r>
+        <w:rPr>
+          <w:lang w:val="en-US"/>
+        </w:rPr>
+        <w:lastRenderedPageBreak/>
+        <w:t>mesocarnivores and avian predators</w:t>
+      </w:r>
+      <w:r>
+        <w:rPr>
+          <w:lang w:val="en-US"/>
+        </w:rPr>
+        <w:t xml:space="preserve"> </w:t>
+      </w:r>
       <w:r>
         <w:rPr>
           <w:lang w:val="en-US"/>
@@ -7839,14 +7868,7 @@
         <w:rPr>
           <w:lang w:val="en-US"/>
         </w:rPr>
-        <w:t xml:space="preserve"> forest </w:t>
-      </w:r>
-      <w:r>
-        <w:rPr>
-          <w:lang w:val="en-US"/>
-        </w:rPr>
-        <w:lastRenderedPageBreak/>
-        <w:t>composition</w:t>
+        <w:t xml:space="preserve"> forest composition</w:t>
       </w:r>
       <w:r>
         <w:rPr>
@@ -7998,6 +8020,11 @@
           <w:lang w:val="en-US"/>
         </w:rPr>
         <w:fldChar w:fldCharType="end"/>
+      </w:r>
+      <w:r>
+        <w:rPr>
+          <w:lang w:val="en-US"/>
+        </w:rPr>
       </w:r>
       <w:r>
         <w:rPr>
@@ -8489,6 +8516,11 @@
           <w:lang w:val="en-US"/>
         </w:rPr>
         <w:fldChar w:fldCharType="end"/>
+      </w:r>
+      <w:r>
+        <w:rPr>
+          <w:lang w:val="en-US"/>
+        </w:rPr>
       </w:r>
       <w:r>
         <w:rPr>
@@ -8768,21 +8800,43 @@
         </w:rPr>
         <w:t xml:space="preserve">the </w:t>
       </w:r>
-      <w:del w:id="90" w:author="Jason Fisher" w:date="2026-06-29T12:56:00Z" w16du:dateUtc="2026-06-29T19:56:00Z">
-        <w:r>
-          <w:rPr>
-            <w:lang w:val="en-US"/>
-          </w:rPr>
-          <w:delText xml:space="preserve">degree </w:delText>
-        </w:r>
-      </w:del>
-      <w:ins w:id="91" w:author="Jason Fisher" w:date="2026-06-29T12:56:00Z" w16du:dateUtc="2026-06-29T19:56:00Z">
-        <w:r>
-          <w:rPr>
-            <w:lang w:val="en-US"/>
-          </w:rPr>
-          <w:t>proportion</w:t>
-        </w:r>
+      <w:r>
+        <w:rPr>
+          <w:lang w:val="en-US"/>
+        </w:rPr>
+        <w:t>proportion</w:t>
+      </w:r>
+      <w:r>
+        <w:rPr>
+          <w:lang w:val="en-US"/>
+        </w:rPr>
+        <w:t xml:space="preserve"> </w:t>
+      </w:r>
+      <w:r>
+        <w:rPr>
+          <w:lang w:val="en-US"/>
+        </w:rPr>
+        <w:t>of industrial footprint (</w:t>
+      </w:r>
+      <w:r>
+        <w:rPr>
+          <w:lang w:val="en-US"/>
+        </w:rPr>
+        <w:t xml:space="preserve">i.e., </w:t>
+      </w:r>
+      <w:r>
+        <w:rPr>
+          <w:lang w:val="en-US"/>
+        </w:rPr>
+        <w:t xml:space="preserve">landscape </w:t>
+      </w:r>
+      <w:r>
+        <w:rPr>
+          <w:lang w:val="en-US"/>
+        </w:rPr>
+        <w:t>composition)</w:t>
+      </w:r>
+      <w:ins w:id="58" w:author="Emerald Arthurs" w:date="2026-07-01T10:18:00Z" w16du:dateUtc="2026-07-01T17:18:00Z">
         <w:r>
           <w:rPr>
             <w:lang w:val="en-US"/>
@@ -8790,82 +8844,44 @@
           <w:t xml:space="preserve"> </w:t>
         </w:r>
       </w:ins>
-      <w:r>
-        <w:rPr>
-          <w:lang w:val="en-US"/>
-        </w:rPr>
-        <w:t>of industrial footprint (</w:t>
-      </w:r>
-      <w:r>
-        <w:rPr>
-          <w:lang w:val="en-US"/>
-        </w:rPr>
-        <w:t xml:space="preserve">i.e., </w:t>
-      </w:r>
-      <w:ins w:id="92" w:author="Jason Fisher" w:date="2026-06-29T12:56:00Z" w16du:dateUtc="2026-06-29T19:56:00Z">
+      <w:del w:id="59" w:author="Emerald Arthurs" w:date="2026-07-01T10:18:00Z" w16du:dateUtc="2026-07-01T17:18:00Z">
         <w:r>
           <w:rPr>
             <w:lang w:val="en-US"/>
           </w:rPr>
-          <w:t xml:space="preserve">landscape </w:t>
-        </w:r>
-      </w:ins>
-      <w:r>
-        <w:rPr>
-          <w:lang w:val="en-US"/>
-        </w:rPr>
-        <w:t xml:space="preserve">composition) and </w:t>
-      </w:r>
-      <w:del w:id="93" w:author="Jason Fisher" w:date="2026-06-29T12:55:00Z" w16du:dateUtc="2026-06-29T19:55:00Z">
-        <w:r>
-          <w:rPr>
-            <w:lang w:val="en-US"/>
-          </w:rPr>
-          <w:delText>fragmentation (</w:delText>
-        </w:r>
-        <w:r>
-          <w:rPr>
-            <w:lang w:val="en-US"/>
-          </w:rPr>
-          <w:delText>i.e.,</w:delText>
+          <w:delText xml:space="preserve"> </w:delText>
         </w:r>
       </w:del>
-      <w:ins w:id="94" w:author="Jason Fisher" w:date="2026-06-29T12:55:00Z" w16du:dateUtc="2026-06-29T19:55:00Z">
-        <w:r>
-          <w:rPr>
-            <w:lang w:val="en-US"/>
-          </w:rPr>
-          <w:t>altered</w:t>
-        </w:r>
-      </w:ins>
+      <w:r>
+        <w:rPr>
+          <w:lang w:val="en-US"/>
+        </w:rPr>
+        <w:t xml:space="preserve">and </w:t>
+      </w:r>
+      <w:r>
+        <w:rPr>
+          <w:lang w:val="en-US"/>
+        </w:rPr>
+        <w:t>altered</w:t>
+      </w:r>
       <w:r>
         <w:rPr>
           <w:lang w:val="en-US"/>
         </w:rPr>
         <w:t xml:space="preserve"> </w:t>
       </w:r>
-      <w:ins w:id="95" w:author="Jason Fisher" w:date="2026-06-29T12:56:00Z" w16du:dateUtc="2026-06-29T19:56:00Z">
-        <w:r>
-          <w:rPr>
-            <w:lang w:val="en-US"/>
-          </w:rPr>
-          <w:t xml:space="preserve">landscape </w:t>
-        </w:r>
-      </w:ins>
+      <w:r>
+        <w:rPr>
+          <w:lang w:val="en-US"/>
+        </w:rPr>
+        <w:t xml:space="preserve">landscape </w:t>
+      </w:r>
       <w:r>
         <w:rPr>
           <w:lang w:val="en-US"/>
         </w:rPr>
         <w:t>configuration</w:t>
       </w:r>
-      <w:del w:id="96" w:author="Jason Fisher" w:date="2026-06-29T12:55:00Z" w16du:dateUtc="2026-06-29T19:55:00Z">
-        <w:r>
-          <w:rPr>
-            <w:lang w:val="en-US"/>
-          </w:rPr>
-          <w:delText>)</w:delText>
-        </w:r>
-      </w:del>
       <w:r>
         <w:rPr>
           <w:lang w:val="en-US"/>
@@ -8962,28 +8978,12 @@
         </w:rPr>
         <w:t xml:space="preserve"> effects of </w:t>
       </w:r>
-      <w:del w:id="97" w:author="Jason Fisher" w:date="2026-06-29T12:57:00Z" w16du:dateUtc="2026-06-29T19:57:00Z">
-        <w:r>
-          <w:rPr>
-            <w:lang w:val="en-US"/>
-          </w:rPr>
-          <w:delText xml:space="preserve">habitat </w:delText>
-        </w:r>
-        <w:r>
-          <w:rPr>
-            <w:lang w:val="en-US"/>
-          </w:rPr>
-          <w:delText>fragmentation</w:delText>
-        </w:r>
-      </w:del>
-      <w:ins w:id="98" w:author="Jason Fisher" w:date="2026-06-29T12:57:00Z" w16du:dateUtc="2026-06-29T19:57:00Z">
-        <w:r>
-          <w:rPr>
-            <w:lang w:val="en-US"/>
-          </w:rPr>
-          <w:t>altered configuration</w:t>
-        </w:r>
-      </w:ins>
+      <w:r>
+        <w:rPr>
+          <w:lang w:val="en-US"/>
+        </w:rPr>
+        <w:t>altered configuration</w:t>
+      </w:r>
       <w:r>
         <w:rPr>
           <w:lang w:val="en-US"/>
@@ -9050,30 +9050,24 @@
         </w:rPr>
         <w:t xml:space="preserve"> in mature conifer and mixedwood forests</w:t>
       </w:r>
-      <w:ins w:id="99" w:author="Jason Fisher" w:date="2026-06-29T12:57:00Z" w16du:dateUtc="2026-06-29T19:57:00Z">
-        <w:r>
-          <w:rPr>
-            <w:lang w:val="en-US"/>
-          </w:rPr>
-          <w:t xml:space="preserve">, consistent with their known </w:t>
-        </w:r>
-      </w:ins>
-      <w:ins w:id="100" w:author="Aidan Brushett" w:date="2026-06-30T15:41:00Z" w16du:dateUtc="2026-06-30T22:41:00Z">
-        <w:r>
-          <w:rPr>
-            <w:lang w:val="en-US"/>
-          </w:rPr>
-          <w:t xml:space="preserve">requirement </w:t>
-        </w:r>
-      </w:ins>
-      <w:ins w:id="101" w:author="Jason Fisher" w:date="2026-06-29T12:57:00Z" w16du:dateUtc="2026-06-29T19:57:00Z">
-        <w:r>
-          <w:rPr>
-            <w:lang w:val="en-US"/>
-          </w:rPr>
-          <w:t>niche</w:t>
-        </w:r>
-      </w:ins>
+      <w:r>
+        <w:rPr>
+          <w:lang w:val="en-US"/>
+        </w:rPr>
+        <w:t xml:space="preserve">, consistent with their known </w:t>
+      </w:r>
+      <w:r>
+        <w:rPr>
+          <w:lang w:val="en-US"/>
+        </w:rPr>
+        <w:t xml:space="preserve">requirement </w:t>
+      </w:r>
+      <w:r>
+        <w:rPr>
+          <w:lang w:val="en-US"/>
+        </w:rPr>
+        <w:t>niche</w:t>
+      </w:r>
       <w:r>
         <w:rPr>
           <w:lang w:val="en-US"/>
@@ -9088,8 +9082,8 @@
           <w:bCs/>
         </w:rPr>
       </w:pPr>
-      <w:bookmarkStart w:id="102" w:name="_6xj2bywd0w5i" w:colFirst="0" w:colLast="0"/>
-      <w:bookmarkEnd w:id="102"/>
+      <w:bookmarkStart w:id="60" w:name="_6xj2bywd0w5i" w:colFirst="0" w:colLast="0"/>
+      <w:bookmarkEnd w:id="60"/>
       <w:r>
         <w:rPr>
           <w:b/>
@@ -9170,8 +9164,8 @@
           <w:iCs/>
         </w:rPr>
       </w:pPr>
-      <w:bookmarkStart w:id="103" w:name="_nuznztcgqd2h" w:colFirst="0" w:colLast="0"/>
-      <w:bookmarkEnd w:id="103"/>
+      <w:bookmarkStart w:id="61" w:name="_nuznztcgqd2h" w:colFirst="0" w:colLast="0"/>
+      <w:bookmarkEnd w:id="61"/>
       <w:r>
         <w:rPr>
           <w:b/>
@@ -9371,14 +9365,19 @@
         </w:rPr>
         <w:t xml:space="preserve"> wetlands, muskeg, fens, and lakes. </w:t>
       </w:r>
-      <w:ins w:id="104" w:author="Jason Fisher" w:date="2026-06-29T12:58:00Z" w16du:dateUtc="2026-06-29T19:58:00Z">
-        <w:r>
-          <w:rPr>
-            <w:lang w:val="en-US"/>
-          </w:rPr>
-          <w:t xml:space="preserve">Researching within the context of the joint Canada-Alberta Oil Sands Monitoring Program </w:t>
-        </w:r>
-      </w:ins>
+      <w:r>
+        <w:rPr>
+          <w:lang w:val="en-US"/>
+        </w:rPr>
+        <w:t xml:space="preserve">Researching within the context of the joint Canada-Alberta Oil Sands Monitoring </w:t>
+      </w:r>
+      <w:r>
+        <w:rPr>
+          <w:lang w:val="en-US"/>
+        </w:rPr>
+        <w:lastRenderedPageBreak/>
+        <w:t xml:space="preserve">Program </w:t>
+      </w:r>
       <w:r>
         <w:rPr>
           <w:lang w:val="en-US"/>
@@ -9586,6 +9585,11 @@
         <w:rPr>
           <w:lang w:val="en-US"/>
         </w:rPr>
+      </w:r>
+      <w:r>
+        <w:rPr>
+          <w:lang w:val="en-US"/>
+        </w:rPr>
         <w:fldChar w:fldCharType="separate"/>
       </w:r>
       <w:r>
@@ -9601,172 +9605,11 @@
         </w:rPr>
         <w:fldChar w:fldCharType="end"/>
       </w:r>
-      <w:ins w:id="105" w:author="Jason Fisher" w:date="2026-06-29T12:58:00Z" w16du:dateUtc="2026-06-29T19:58:00Z">
-        <w:r>
-          <w:rPr>
-            <w:lang w:val="en-US"/>
-          </w:rPr>
-          <w:t xml:space="preserve"> and its boreal-wide stratified landsca</w:t>
-        </w:r>
-      </w:ins>
-      <w:ins w:id="106" w:author="Jason Fisher" w:date="2026-06-29T12:59:00Z" w16du:dateUtc="2026-06-29T19:59:00Z">
-        <w:r>
-          <w:rPr>
-            <w:lang w:val="en-US"/>
-          </w:rPr>
-          <w:t xml:space="preserve">pe design </w:t>
-        </w:r>
-      </w:ins>
-      <w:moveToRangeStart w:id="107" w:author="Jason Fisher" w:date="2026-06-29T12:59:00Z" w:name="move233630365"/>
-      <w:moveTo w:id="108" w:author="Jason Fisher" w:date="2026-06-29T12:59:00Z" w16du:dateUtc="2026-06-29T19:59:00Z">
-        <w:r>
-          <w:rPr>
-            <w:lang w:val="en-US"/>
-          </w:rPr>
-          <w:fldChar w:fldCharType="begin">
-            <w:fldData xml:space="preserve">PEVuZE5vdGU+PENpdGU+PEF1dGhvcj5CYXluZTwvQXV0aG9yPjxZZWFyPjIwMjE8L1llYXI+PFJl
-Y051bT4xMDE4PC9SZWNOdW0+PERpc3BsYXlUZXh0PihCYXluZSBldCBhbC4gMjAyMSk8L0Rpc3Bs
-YXlUZXh0PjxyZWNvcmQ+PHJlYy1udW1iZXI+MTAxODwvcmVjLW51bWJlcj48Zm9yZWlnbi1rZXlz
-PjxrZXkgYXBwPSJFTiIgZGItaWQ9Ijl0c3R2MHhhMzJ6dnJ5ZXd3YXp2enJ4d3NlOWVmMHpmcnRz
-eCIgdGltZXN0YW1wPSIxNzc2Mjg2NDk0IiBndWlkPSI2OWM0ODY5ZS0zZDc2LTRhNjYtOWNiMi03
-MjA5ZmUzNmZhMDMiPjEwMTg8L2tleT48L2ZvcmVpZ24ta2V5cz48cmVmLXR5cGUgbmFtZT0iR292
-ZXJubWVudCBEb2N1bWVudCI+NDY8L3JlZi10eXBlPjxjb250cmlidXRvcnM+PGF1dGhvcnM+PGF1
-dGhvcj5CYXluZSwgRS48L2F1dGhvcj48YXV0aG9yPkRlbm5ldHQsIEouPC9hdXRob3I+PGF1dGhv
-cj5Eb29sZXksIEouPC9hdXRob3I+PGF1dGhvcj5Lb2hsZXIsIE0uPC9hdXRob3I+PGF1dGhvcj5C
-YWxsLCBKLjwvYXV0aG9yPjxhdXRob3I+Qmlkd2VsbCwgTS48L2F1dGhvcj48YXV0aG9yPkJyYWlk
-LCBBLjwvYXV0aG9yPjxhdXRob3I+Q2hldGVsYXQsIEouPC9hdXRob3I+PGF1dGhvcj5EaWxsZWdl
-YXJkLCBFLjwvYXV0aG9yPjxhdXRob3I+RmFyciwgRC48L2F1dGhvcj48YXV0aG9yPkZpc2hlciwg
-Si48L2F1dGhvcj48YXV0aG9yPkZyZWVtYXJrLCBNLjwvYXV0aG9yPjxhdXRob3I+Rm9zdGVyLCBL
-LjwvYXV0aG9yPjxhdXRob3I+R29kd2luLCBDLjwvYXV0aG9yPjxhdXRob3I+SGViZXJ0LCBDLjwv
-YXV0aG9yPjxhdXRob3I+SHVnZ2FyZCwgRC48L2F1dGhvcj48YXV0aG9yPk1jSXNzYWMsIEQuPC9h
-dXRob3I+PGF1dGhvcj5OYXJ3YW5pLCBULjwvYXV0aG9yPjxhdXRob3I+TmllbHNlbiwgUy48L2F1
-dGhvcj48YXV0aG9yPlBhdWxpLCBCLjwvYXV0aG9yPjxhdXRob3I+UHJhc2FkLCBTLjwvYXV0aG9y
-PjxhdXRob3I+Um9iZXJ0cywgRC48L2F1dGhvcj48YXV0aG9yPlNsYXRlciwgUy48L2F1dGhvcj48
-YXV0aG9yPlNvbmcsIFMuPC9hdXRob3I+PGF1dGhvcj5Td2Fuc29uLCBTLjwvYXV0aG9yPjxhdXRo
-b3I+VGhvbWFzLCBQLjwvYXV0aG9yPjxhdXRob3I+VG9tcywgSi48L2F1dGhvcj48YXV0aG9yPlR3
-aXRjaGVsbCwgQy48L2F1dGhvcj48YXV0aG9yPldoaXRlLCBTLjwvYXV0aG9yPjxhdXRob3I+V3lh
-dHQsIEYuPC9hdXRob3I+PGF1dGhvcj5NdW5keSwgTC4gPC9hdXRob3I+PC9hdXRob3JzPjwvY29u
-dHJpYnV0b3JzPjx0aXRsZXM+PHRpdGxlPkEgQmVmb3JlLUFmdGVyIERvc2UtUmVzcG9uc2UgKEJB
-RFIpOiBUZXJyZXN0cmlhbCBCaW9sb2dpY2FsIE1vbml0b3JpbmcgRnJhbWV3b3JrIGZvciB0aGUg
-T2lsIFNhbmRzPC90aXRsZT48dGVydGlhcnktdGl0bGU+T2lsIFNhbmRzIE1vbml0b3JpbmcgUHJv
-Z3JhbSBUZWNobmljYWwgUmVwb3J0IFNlcmllcyA3LjA8L3RlcnRpYXJ5LXRpdGxlPjwvdGl0bGVz
-PjxkYXRlcz48eWVhcj4yMDIxPC95ZWFyPjwvZGF0ZXM+PHB1Ymxpc2hlcj5Hb3Zlcm5tZW50IG9m
-IEFsYmVydGE8L3B1Ymxpc2hlcj48dXJscz48cmVsYXRlZC11cmxzPjx1cmw+aHR0cHM6Ly9vcGVu
-LmFsYmVydGEuY2EvZGF0YXNldC85NzgxNDYwMTUxMzQxPC91cmw+PC9yZWxhdGVkLXVybHM+PC91
-cmxzPjxlbGVjdHJvbmljLXJlc291cmNlLW51bT5odHRwczovL29wZW4uYWxiZXJ0YS5jYS9wdWJs
-aWNhdGlvbnMvOTc4MTQ2MDE1MTM0MTwvZWxlY3Ryb25pYy1yZXNvdXJjZS1udW0+PHJlc2VhcmNo
-LW5vdGVzPjxzdHlsZSBmYWNlPSJib2xkIiBmb250PSJkZWZhdWx0IiBzaXplPSIxMDAlIj4mcXVv
-dDtCQURSOiBoaWVyYXJjaGljYWwgc3R1ZHkgZGVzaWduIHRvIGFkZHJlc3MgdGhlc2UgcXVlc3Rp
-b25zOiAmI3hEOzwvc3R5bGU+PHN0eWxlIGZhY2U9Im5vcm1hbCIgZm9udD0iZGVmYXVsdCIgc2l6
-ZT0iMTAwJSI+MS4gSGF2ZSBjaGFuZ2VzIG9jY3VycmVkPyYjeEQ7Mi4gVG8gd2hhdCBkZWdyZWUg
-YXJlIHRob3NlIGNoYW5nZXMgYXR0cmlidXRhYmxlIHRvIG9pbCBzYW5kcyBhY3Rpdml0aWVzPyYj
-eEQ7My4gV2hhdCBhcmUgdGhlIGN1bXVsYXRpdmUgZWZmZWN0cyBvZiBvaWwgc2FuZHMgc3RyZXNz
-b3JzPyYjeEQ7JiN4RDs8L3N0eWxlPjxzdHlsZSBmYWNlPSJib2xkIiBmb250PSJkZWZhdWx0IiBz
-aXplPSIxMDAlIj5XaGF0IGRvZXMgQkFEUiBtZWFzdXJlPyBFYWNoIGNhdGVnb3J5IGhhcyBzZXZl
-cmFsIGluZGljYXRvcnMgdGhhdCBoYXZlIGJlZW4gaWRlbnRpZmllZC4gT25lIGV4YW1wbGUgaW4g
-YnJhY2tldHMgZm9yIGVhY2guICYjeEQ7PC9zdHlsZT48c3R5bGUgZmFjZT0ibm9ybWFsIiBmb250
-PSJkZWZhdWx0IiBzaXplPSIxMDAlIj4xLiBTdHJlc3NvcnMgKGRpc3R1cmJhbmNlLCBsYW5kIGNv
-dmVyLCBpbmZyYXN0cnVjdHVyZSwgY2xpbWF0ZSBjaGFuZ2UpJiN4RDsyLiBQYXRod2F5cyAoaGFi
-aXRhdCBsb3NzLCBiZWhhdmlvdXIsIGludmFzaXZlIHNwZWNpZXMsIG1hbW1hbCBoZWFsdGgsIGNv
-bnRhbWluYW50cywgZXRjLikmI3hEOzMuIFJlc3BvbnNlcyAob2NjdXBhbmN5LCBhYnVuZGFuY2Us
-IHJlcHJvZHVjdGlvbiwgZXRjLikmI3hEOyYjeEQ7PC9zdHlsZT48c3R5bGUgZmFjZT0iYm9sZCIg
-Zm9udD0iZGVmYXVsdCIgc2l6ZT0iMTAwJSI+U3BhdGlhbCBoaWVyYXJjaHkgb2YgQkFEUiBkZXNp
-Z246JiN4RDs8L3N0eWxlPjxzdHlsZSBmYWNlPSJub3JtYWwiIGZvbnQ9ImRlZmF1bHQiIHNpemU9
-IjEwMCUiPjEuIExhbmQtdXNlIHJlZ2lvbnM6IGJyb2FkIGFyZWFzIHRoYXQgY292ZXIgZGlmZmVy
-ZW5jZXMgaW4gb2lsIHNhbmRzIGFjdGl2aXRlcyBhbmQgZWNvbG9naWNhbCBjb250ZXh0LiBDb3Zl
-cnMgZnVsbCBzcGVjdHJ1bSBvZiBzdHJlc3NvcnMuICYjeEQ7Mi4gTGFuZHNjYXBlIHVuaXRzOiBi
-YXNlZCBvbiB3YXRlcnNoZWQgYm91bmRhcmllcy4gUmFua2VkIGJ5IG9pbCBzYW5kIGludGVuc2l0
-eS4gVGFyZ2V0IGxvdy1oaWdoIHNwZWN0cnVtIGFuZCBhcmVhcyB3aGVyZSBmdXR1cmUgZGV2ZWxv
-cG1lbnQgaXMgYW50aWNpcGF0ZWQuICYjeEQ7My4gSkVNIHNpdGVzOiBzaGFyZWQgbW9uaXRvcmlu
-ZyBsb2NhdGlvbnMgKGUuZy4gJnF1b3Q7JnF1b3Q7cGF0Y2hlcyZxdW90OyZxdW90Oykgd2hlcmUg
-bXVsdGlwbGUgYWdlbmNpZXMgZG8gdGhlaXIgZGF0YSBjb2xsZWN0aW9uJiN4RDs0LiBMb2NhbCBz
-YW1wbGluZyBwcm90b2NvbHMuIGUuZy4gdGhlIGNhbWVyYSBzaXRlIHNjYWxlLiAmI3hEOyYjeEQ7
-PC9zdHlsZT48c3R5bGUgZmFjZT0iYm9sZCIgZm9udD0iZGVmYXVsdCIgc2l6ZT0iMTAwJSI+V2hh
-dCBCQURSIHN0cnVnZ2xlcyB0byBtZWFzdXJlIChzY2FsZSk6JiN4RDs8L3N0eWxlPjxzdHlsZSBm
-YWNlPSJub3JtYWwiIGZvbnQ9ImRlZmF1bHQiIHNpemU9IjEwMCUiPi0gQmVoYXZpb3VyLCBzcGFj
-ZSB1c2UsIGhvbWUgcmFuZ2Ugc2l6ZXMgZm9yIHNvbWUgb3JnYW5pc21zIGR1ZSB0byBzY2FsZSBh
-bmQgbGlmZSBoaXN0b3J5JiN4RDtPdGhlciBwcm9ncmFtcyBvcGVyYXRlIGluIHRhbmRlbSBmb3Ig
-dGhlc2UuIGUuZy4gVW5ndWxhdGUgYWVyaWFsIHN1cnZleXMgYW5kIHJhcmUgaGFiaXRhdCBzdXJ2
-ZXlzLiAmI3hEOzwvc3R5bGU+PHN0eWxlIGZhY2U9Iml0YWxpYyB1bmRlcmxpbmUiIGZvbnQ9ImRl
-ZmF1bHQiIHNpemU9IjEwMCUiPiYjeEQ7VGhlIGJvcmVhbCBmb3Jlc3QgaXMgY2hhcmFjdGVyaXpl
-ZCBieSBhIG1vc2FpYyBvZiB1cGxhbmQgZm9yZXN0cyBjb21wb3NlZCBvZiB0cmVtYmxpbmcgYXNw
-ZW4sIHdoaXRlJiN4RDtzcHJ1Y2UsIGxvZGdlcG9sZSBwaW5lLCBhbmQgamFjayBwaW5lLCBhbmQg
-bG93bGFuZCBmb3Jlc3RzIGNvbXBvc2VkIG9mIGJsYWNrIHNwcnVjZSBhbmQgbGFyY2guIFRoZXNl
-IGZvcmVzdHMgZXhwZXJpZW5jZSYjeEQ7ZnJlcXVlbnQgbmF0dXJhbCBkaXN0dXJiYW5jZSBsaWtl
-IGZpcmUgYW5kIGluc2VjdCBvdXRicmVha3MsIHdoaWNoIHJlc3VsdHMgaW4gYSBtb3NhaWMgb2Yg
-c3RhbmRzIG9mIGRpZmZlcmVudCBhZ2VzIGZyb20geW91bmcmI3hEO2ZvcmVzdHMgdG8gZm9yZXN0
-cyBtb3JlIHRoYW4gMTUwIHllYXJzIG9sZC4gVGhlIGJvcmVhbC1ncmFzc2xhbmQgdHJhbnNpdGlv
-biB6b25lLCBrbm93biBhcyB0aGUgYXNwZW4gcGFya2xhbmQsIGFsc28gY292ZXJzJiN4RDtsYXJn
-ZSBhcmVhcyBvZiB0aGUgT1NSLCBwYXJ0aWN1bGFybHkgaW4gdGhlIFBlYWNlIFJpdmVyIGFuZCBD
-b2xkIE9pbCBTYW5kcyBBcmVhcy4gQXNwZW4gcGFya2xhbmQgaXMgYSBtaXh0dXJlIG9mIGFzcGVu
-IGFuZCYjeEQ7d2hpdGUgc3BydWNlIGdyb3ZlcyBpbnRlcnNwZXJzZWQgd2l0aCBwcmFpcmllIGdy
-YXNzbGFuZHMuIE11Y2ggb2YgdGhlc2UgZ3Jhc3NsYW5kcyBoYXZlIGJlZW4gY29udmVydGVkIHRv
-IGFncmljdWx0dXJhbCB1c2UuJnF1b3Q7JnF1b3Q7JiN4RDs8L3N0eWxlPjxzdHlsZSBmYWNlPSJu
-b3JtYWwiIGZvbnQ9ImRlZmF1bHQiIHNpemU9IjEwMCUiPiYjeEQ7VmFsdWVkIENvbXBvbmVudHMg
-KFZDcyksIHdoaWNoIHJlcHJlc2VudCBhc3BlY3RzIG9mIHRoZSBlbnZpcm9ubWVudCB0aGF0IGxv
-Y2FsIGNvbW11bml0aWVzIGFuZCBncmVhdGVyIHNvY2lldHkgdmFsdWUgYW5kIHdoaWNoIGhhdmUg
-cG90ZW50aWFsIHRvIGJlIGFmZmVjdGVkIGJ5IG9pbCBzYW5kcyBhY3Rpdml0eS4gV2l0aGluIFRl
-cnJlc3RyaWFsIEJpb2xvZ2ljYWwgTW9uaXRvcmluZyAoVEJNKSwgdGhlIHByaW9yaXR5IFZDcyBh
-cmUgQmlvZGl2ZXJzaXR5LCBIZWFsdGh5IEVjb3N5c3RlbXMsIGFuZCBUcmFkaXRpb25hbCBSZXNv
-dXJjZXMgYW5kIEN1bHR1cmFsIFByYWN0aWNlcy4mcXVvdDsmI3g5OyYjeDk7JiN4OTsmI3g5OyYj
-eDk7JiN4RDsmI3hEOyYjeEQ7PC9zdHlsZT48c3R5bGUgZmFjZT0iYm9sZCIgZm9udD0iZGVmYXVs
-dCIgc2l6ZT0iMTAwJSI+U3BhY2UtZm9yLXRpbWUgYXBwcm9hY2ggKGJlZm9yZS1hZnRlciBwYXJ0
-KSYjeEQ7PC9zdHlsZT48c3R5bGUgZmFjZT0ibm9ybWFsIiBmb250PSJkZWZhdWx0IiBzaXplPSIx
-MDAlIj4xKSBSZWZlcmVuY2UsIDIpIEZ1dHVyZSBkZXZlbG9wbWVudCAoZS5nLiBzZWlzbWljIGFu
-ZCByb2FkcyBoYXZlIGJlZW4gc2V0IHVwIGJ1dCBubyBkcmlsbGluZyBvciB3ZWxsIHBhZHMgeWV0
-KSwgMykgRnVsbHkgZGV2ZWxvcGVkIHNpdGVzLiAmI3hEOyBJbiB0aGUgbWlkLSB0byBsb25nLXRl
-cm0sIHRoZXNlIGxhbmRzY2FwZXMsIGlmIGRldmVsb3BlZCwgY2FuIGJlIHVzZWQgdG8gdmFsaWRh
-dGUgb3VyIGRvc2UtcmVzcG9uc2UgbW9kZWxzIGJ5IGRlbW9uc3RyYXRpbmcgaG93IGJpb2RpdmVy
-c2l0eSBjaGFuZ2VzIG92ZXIgdGltZSBhcyBvaWwgc2FuZHMgbWluZXMsIHdlbGxzLCBmYWNpbGl0
-aWVzLCBhbmQgcm9hZHMgdHJhbnNpdGlvbiB0aGVzZSBhcmVhcyBpbnRvIGxhbmRzY2FwZSB1bml0
-cyB3aXRoIGV4dGVuc2l2ZSBkZXZlbG9wbWVudCYjeEQ7JiN4RDs8L3N0eWxlPjxzdHlsZSBmYWNl
-PSJib2xkIiBmb250PSJkZWZhdWx0IiBzaXplPSIxMDAlIj5Eb3NlIFJlc3BvbnNlIGFwcHJvYWNo
-OiYjeEQ7PC9zdHlsZT48c3R5bGUgZmFjZT0ibm9ybWFsIiBmb250PSJkZWZhdWx0IiBzaXplPSIx
-MDAlIj5UaGUgZG9zZS1yZXNwb25zZSBncmFkaWVudCB3aWxsIGJlIGFkZHJlc3NlZCBieSBsb2Nh
-dGluZyBoYWxmIG9mIHRoZSBzYW1wbGluZyBpbiB0aGUgY3VycmVudCBkZXZlbG9wbWVudCBsYW5k
-c2NhcGUgdW5pdHMgKGkuZS4sIGhpZ2ggZG9zZSkgYW5kIHRoZSBvdGhlciBoYWxmIG9jY3Vycmlu
-ZyBpbiBwcm9wb3NlZCBmdXR1cmUgZGV2ZWxvcG1lbnQgYW5kIGNvbnRyb2wgdW5pdHMuIFRoZSBy
-YXRpb25hbGUgZm9yIGFsbG9jYXRpbmcgZ3JlYXRlciBlZmZvcnQgdG8gdGhlIGhpZ2ggZW5kIG9m
-IHRoZSBzdHJlc3NvciBncmFkaWVudCBpczogMSkgaGlzdG9yaWNhbCBtb25pdG9yaW5nIGhhcyBi
-ZWVuIGF0IHRoZSBtaWQtIHRvIGxvdy0gZW5kIG9mIHRoZSBkb3NlLXJlc3BvbnNlIGdyYWRpZW50
-OyBhbmQgMikgaGlnaCBkb3NlLXJlc3BvbnNlIGNvbmRpdGlvbnMgYXJlIGNsdXN0ZXJlZCBpbiBz
-cGFjZSB3aXRoaW4gdGhlIE9TUiBhbmQgdGh1cyByZXF1aXJlIHNhbXBsaW5nIHdoZXJlIHRoZXkg
-ZXhpc3QgaW4gb3JkZXIgdG8gYmFsYW5jZSB0aGUgZGVzaWduLiYjeEQ7JiN4RDsmI3hEO1RoZSBz
-ZXZlbiBsYW5kLXVzZSByZWdpb25zIHNob3duIGluIEZpZ3VyZSA0IGFyZSBiYXNlZCBvbiBncm91
-cGluZ3Mgb2YgbGFuZC11c2UgdHlwZXM6IHRoZSBwcmVzZW5jZSBvZiBwcml2YXRlIGFncmljdWx0
-dXJhbCBsYW5kcywgd2hldGhlciBvaWwgc2FuZHMgbWluaW5nIG9jY3VycyBvciBjb3VsZCBvY2N1
-ciwgdGhlIGV4dGVudCBvZiBlbmVyZ3kgZGV2ZWxvcG1lbnQsIGFuZCB0aGUgaW50ZW5zaXR5IG9m
-IGluLXNpdHUgZGV2ZWxvcG1lbnQuIFRoZXNlIGxhbmQtdXNlIHJlZ2lvbnMsIHJlcHJlc2VudGlu
-ZyB0aGUgbGFyZ2VzdCBzcGF0aWFsIGxldmVsIG9mIEJBRFIsIGFyZSB1c2VkIHRvIGNhcHR1cmUg
-dmFyaWF0aW9uIGluIGRvbWluYW50IGxhbmQtdXNlIHR5cGVzIGFuZCBhZGRyZXNzIG5hdHVyYWws
-IGxhcmdlLXNjYWxlIHNwYXRpYWwgcGF0dGVybnMgaW4gdGhlIHBoeXNpY2FsIGVudmlyb25tZW50
-IChlLmcuLCBjbGltYXRlLCBnZW9sb2d5LCB0b3BvZ3JhcGh5KSBhY3Jvc3MgdGhlIE9TUi4mI3hE
-OyYjeEQ7JiN4RDtMYW5kc2NhcGUgdW5pdHMgYXJlIGNsdXN0ZXJzIG9mIDMtNSB3YXRlcnNoZWRz
-LiBUaGUgY2x1c3RlcmluZyBvZiBIVUMxMHMgaW50byBsYW5kc2NhcGUgdW5pdHMgd2FzIGJhc2Vk
-IG9uOiBtaW5pbWl6aW5nIGludGVybmFsICh3aXRoaW4tSFVDMTApIHZhcmlhdGlvbiBpbiBuYXR1
-cmFsIGNvbmRpdGlvbnMsIG1pbmltaXppbmcgaW50ZXJuYWwgdmFyaWF0aW9uIGluIGluZHVzdHJp
-YWwgZGlzdHVyYmFuY2UsIHRoZSBhbW91bnQgb2YgZXhpc3RpbmcgT1NNIG1vbml0b3JpbmcgZGF0
-YSwgYW5kIHRoZSBwcmVzZW5jZSBvZiBvbmdvaW5nIGFuZC9vciBsZWdhY3kgbW9uaXRvcmluZyBs
-b2NhdGlvbnMgZnJvbSBoaXN0b3JpY2FsIE9TTSBtb25pdG9yaW5nIGVmZm9ydHMuJiN4RDsgICAg
-IC0gRWFjaCBpcyBzY29yZWQgd2l0aCBhIGN1bXVsYXRpdmUgb2lsIHNhbmRzIGZvb3RwcmludCBp
-bmRleC4gTWluZXMsIGluZHVzdHJpYWwgZmFjaWxpdGllcywgd2VsbHMsIHBpcGVsaW5lcywgc2Vp
-c21pYywgYW5kIHJvYWRzJiN4RDsmI3hEOzwvc3R5bGU+PHN0eWxlIGZhY2U9ImJvbGQiIGZvbnQ9
-ImRlZmF1bHQiIHNpemU9IjEwMCUiPkpFTSBzaXRlczo8L3N0eWxlPjxzdHlsZSBmYWNlPSJub3Jt
-YWwiIGZvbnQ9ImRlZmF1bHQiIHNpemU9IjEwMCUiPiBhcHByb3ggNjQgSGEgaW4gc2l6ZS4gJmd0
-OzYgcGVyIExVIHdpdGggY29udHJvbCwgc29mdCBsaW5lYXIsIHJvYWQsIGxvdyBhY3Rpdml0eSwg
-aGlnaCBpbnRlbnNpdHkuICYjeEQ7PC9zdHlsZT48c3R5bGUgZmFjZT0iYm9sZCIgZm9udD0iZGVm
-YXVsdCIgc2l6ZT0iMTAwJSI+MyBZRUFSIFJFVklTVFMgT04gTFVzIFRPIE9QVElNSVpFIENPU1Qg
-dnMuIFNBTVBMSU5HIFNDQUxFJnF1b3Q7PC9zdHlsZT48L3Jlc2VhcmNoLW5vdGVzPjwvcmVjb3Jk
-PjwvQ2l0ZT48L0VuZE5vdGU+AG==
-</w:fldData>
-          </w:fldChar>
-        </w:r>
-      </w:moveTo>
-      <w:r>
-        <w:rPr>
-          <w:lang w:val="en-US"/>
-        </w:rPr>
-        <w:instrText xml:space="preserve"> ADDIN EN.CITE </w:instrText>
+      <w:r>
+        <w:rPr>
+          <w:lang w:val="en-US"/>
+        </w:rPr>
+        <w:t xml:space="preserve"> and its boreal-wide stratified landscape design </w:t>
       </w:r>
       <w:r>
         <w:rPr>
@@ -9914,446 +9757,6 @@
         <w:rPr>
           <w:lang w:val="en-US"/>
         </w:rPr>
-        <w:instrText xml:space="preserve"> ADDIN EN.CITE.DATA </w:instrText>
-      </w:r>
-      <w:r>
-        <w:rPr>
-          <w:lang w:val="en-US"/>
-        </w:rPr>
-      </w:r>
-      <w:r>
-        <w:rPr>
-          <w:lang w:val="en-US"/>
-        </w:rPr>
-        <w:fldChar w:fldCharType="end"/>
-      </w:r>
-      <w:moveTo w:id="109" w:author="Jason Fisher" w:date="2026-06-29T12:59:00Z" w16du:dateUtc="2026-06-29T19:59:00Z">
-        <w:r>
-          <w:rPr>
-            <w:lang w:val="en-US"/>
-          </w:rPr>
-          <w:fldChar w:fldCharType="separate"/>
-        </w:r>
-      </w:moveTo>
-      <w:r>
-        <w:rPr>
-          <w:noProof/>
-          <w:lang w:val="en-US"/>
-        </w:rPr>
-        <w:t xml:space="preserve">(Bayne et al. </w:t>
-      </w:r>
-      <w:r>
-        <w:rPr>
-          <w:noProof/>
-          <w:lang w:val="en-US"/>
-        </w:rPr>
-        <w:lastRenderedPageBreak/>
-        <w:t>2021)</w:t>
-      </w:r>
-      <w:moveTo w:id="110" w:author="Jason Fisher" w:date="2026-06-29T12:59:00Z" w16du:dateUtc="2026-06-29T19:59:00Z">
-        <w:r>
-          <w:rPr>
-            <w:lang w:val="en-US"/>
-          </w:rPr>
-          <w:fldChar w:fldCharType="end"/>
-        </w:r>
-      </w:moveTo>
-      <w:ins w:id="111" w:author="Jason Fisher" w:date="2026-06-29T12:59:00Z" w16du:dateUtc="2026-06-29T19:59:00Z">
-        <w:r>
-          <w:rPr>
-            <w:lang w:val="en-US"/>
-          </w:rPr>
-          <w:t>,</w:t>
-        </w:r>
-      </w:ins>
-      <w:moveTo w:id="112" w:author="Jason Fisher" w:date="2026-06-29T12:59:00Z" w16du:dateUtc="2026-06-29T19:59:00Z">
-        <w:del w:id="113" w:author="Jason Fisher" w:date="2026-06-29T12:59:00Z" w16du:dateUtc="2026-06-29T19:59:00Z">
-          <w:r>
-            <w:rPr>
-              <w:lang w:val="en-US"/>
-            </w:rPr>
-            <w:delText>.</w:delText>
-          </w:r>
-        </w:del>
-        <w:r>
-          <w:rPr>
-            <w:lang w:val="en-US"/>
-          </w:rPr>
-          <w:t xml:space="preserve"> </w:t>
-        </w:r>
-      </w:moveTo>
-      <w:moveToRangeEnd w:id="107"/>
-      <w:ins w:id="114" w:author="Jason Fisher" w:date="2026-06-29T12:59:00Z" w16du:dateUtc="2026-06-29T19:59:00Z">
-        <w:r>
-          <w:rPr>
-            <w:lang w:val="en-US"/>
-          </w:rPr>
-          <w:t>w</w:t>
-        </w:r>
-      </w:ins>
-      <w:del w:id="115" w:author="Jason Fisher" w:date="2026-06-29T12:59:00Z" w16du:dateUtc="2026-06-29T19:59:00Z">
-        <w:r>
-          <w:rPr>
-            <w:lang w:val="en-US"/>
-          </w:rPr>
-          <w:delText>W</w:delText>
-        </w:r>
-      </w:del>
-      <w:r>
-        <w:rPr>
-          <w:lang w:val="en-US"/>
-        </w:rPr>
-        <w:t>e studied ten</w:t>
-      </w:r>
-      <w:r>
-        <w:rPr>
-          <w:lang w:val="en-US"/>
-        </w:rPr>
-        <w:t xml:space="preserve"> </w:t>
-      </w:r>
-      <w:del w:id="116" w:author="Jason Fisher" w:date="2026-06-29T12:59:00Z" w16du:dateUtc="2026-06-29T19:59:00Z">
-        <w:r>
-          <w:rPr>
-            <w:lang w:val="en-US"/>
-          </w:rPr>
-          <w:delText xml:space="preserve">regions </w:delText>
-        </w:r>
-      </w:del>
-      <w:r>
-        <w:rPr>
-          <w:lang w:val="en-US"/>
-        </w:rPr>
-        <w:t>“Landscape Units”</w:t>
-      </w:r>
-      <w:r>
-        <w:rPr>
-          <w:lang w:val="en-US"/>
-        </w:rPr>
-        <w:t xml:space="preserve"> (Fig. 1</w:t>
-      </w:r>
-      <w:r>
-        <w:rPr>
-          <w:lang w:val="en-US"/>
-        </w:rPr>
-        <w:t>B</w:t>
-      </w:r>
-      <w:r>
-        <w:rPr>
-          <w:lang w:val="en-US"/>
-        </w:rPr>
-        <w:t>)</w:t>
-      </w:r>
-      <w:ins w:id="117" w:author="Jason Fisher" w:date="2026-06-29T12:59:00Z" w16du:dateUtc="2026-06-29T19:59:00Z">
-        <w:r>
-          <w:rPr>
-            <w:lang w:val="en-US"/>
-          </w:rPr>
-          <w:t>. Each Landscape Unit</w:t>
-        </w:r>
-      </w:ins>
-      <w:ins w:id="118" w:author="Jason Fisher" w:date="2026-06-29T13:00:00Z" w16du:dateUtc="2026-06-29T20:00:00Z">
-        <w:r>
-          <w:rPr>
-            <w:lang w:val="en-US"/>
-          </w:rPr>
-          <w:t xml:space="preserve"> </w:t>
-        </w:r>
-      </w:ins>
-      <w:del w:id="119" w:author="Jason Fisher" w:date="2026-06-29T13:00:00Z" w16du:dateUtc="2026-06-29T20:00:00Z">
-        <w:r>
-          <w:rPr>
-            <w:lang w:val="en-US"/>
-          </w:rPr>
-          <w:delText xml:space="preserve"> </w:delText>
-        </w:r>
-      </w:del>
-      <w:del w:id="120" w:author="Jason Fisher" w:date="2026-06-29T12:59:00Z" w16du:dateUtc="2026-06-29T19:59:00Z">
-        <w:r>
-          <w:rPr>
-            <w:lang w:val="en-US"/>
-          </w:rPr>
-          <w:delText xml:space="preserve">representing </w:delText>
-        </w:r>
-      </w:del>
-      <w:ins w:id="121" w:author="Jason Fisher" w:date="2026-06-29T12:59:00Z" w16du:dateUtc="2026-06-29T19:59:00Z">
-        <w:r>
-          <w:rPr>
-            <w:lang w:val="en-US"/>
-          </w:rPr>
-          <w:t>represent</w:t>
-        </w:r>
-        <w:r>
-          <w:rPr>
-            <w:lang w:val="en-US"/>
-          </w:rPr>
-          <w:t>s</w:t>
-        </w:r>
-        <w:r>
-          <w:rPr>
-            <w:lang w:val="en-US"/>
-          </w:rPr>
-          <w:t xml:space="preserve"> </w:t>
-        </w:r>
-        <w:r>
-          <w:rPr>
-            <w:lang w:val="en-US"/>
-          </w:rPr>
-          <w:t xml:space="preserve">an </w:t>
-        </w:r>
-      </w:ins>
-      <w:r>
-        <w:rPr>
-          <w:lang w:val="en-US"/>
-        </w:rPr>
-        <w:t>aggregation</w:t>
-      </w:r>
-      <w:del w:id="122" w:author="Jason Fisher" w:date="2026-06-29T12:59:00Z" w16du:dateUtc="2026-06-29T19:59:00Z">
-        <w:r>
-          <w:rPr>
-            <w:lang w:val="en-US"/>
-          </w:rPr>
-          <w:delText>s</w:delText>
-        </w:r>
-      </w:del>
-      <w:r>
-        <w:rPr>
-          <w:lang w:val="en-US"/>
-        </w:rPr>
-        <w:t xml:space="preserve"> of 3–5 watersheds</w:t>
-      </w:r>
-      <w:ins w:id="123" w:author="Jason Fisher" w:date="2026-06-29T13:00:00Z" w16du:dateUtc="2026-06-29T20:00:00Z">
-        <w:r>
-          <w:rPr>
-            <w:lang w:val="en-US"/>
-          </w:rPr>
-          <w:t>,</w:t>
-        </w:r>
-      </w:ins>
-      <w:r>
-        <w:rPr>
-          <w:lang w:val="en-US"/>
-        </w:rPr>
-        <w:t xml:space="preserve"> </w:t>
-      </w:r>
-      <w:r>
-        <w:rPr>
-          <w:lang w:val="en-US"/>
-        </w:rPr>
-        <w:t>each</w:t>
-      </w:r>
-      <w:ins w:id="124" w:author="Jason Fisher" w:date="2026-06-29T12:59:00Z" w16du:dateUtc="2026-06-29T19:59:00Z">
-        <w:r>
-          <w:rPr>
-            <w:lang w:val="en-US"/>
-          </w:rPr>
-          <w:t xml:space="preserve"> </w:t>
-        </w:r>
-      </w:ins>
-      <w:ins w:id="125" w:author="Jason Fisher" w:date="2026-06-29T13:00:00Z" w16du:dateUtc="2026-06-29T20:00:00Z">
-        <w:r>
-          <w:rPr>
-            <w:lang w:val="en-US"/>
-          </w:rPr>
-          <w:t xml:space="preserve">Landscape Units </w:t>
-        </w:r>
-      </w:ins>
-      <w:ins w:id="126" w:author="Jason Fisher" w:date="2026-06-29T12:59:00Z" w16du:dateUtc="2026-06-29T19:59:00Z">
-        <w:r>
-          <w:rPr>
-            <w:lang w:val="en-US"/>
-          </w:rPr>
-          <w:t>encompass</w:t>
-        </w:r>
-      </w:ins>
-      <w:ins w:id="127" w:author="Jason Fisher" w:date="2026-06-29T13:00:00Z" w16du:dateUtc="2026-06-29T20:00:00Z">
-        <w:r>
-          <w:rPr>
-            <w:lang w:val="en-US"/>
-          </w:rPr>
-          <w:t>ing</w:t>
-        </w:r>
-      </w:ins>
-      <w:r>
-        <w:rPr>
-          <w:lang w:val="en-US"/>
-        </w:rPr>
-        <w:t xml:space="preserve"> </w:t>
-      </w:r>
-      <w:r>
-        <w:rPr>
-          <w:lang w:val="en-US"/>
-        </w:rPr>
-        <w:t>1000–3000 km² across the</w:t>
-      </w:r>
-      <w:r>
-        <w:rPr>
-          <w:lang w:val="en-US"/>
-        </w:rPr>
-        <w:t xml:space="preserve"> region</w:t>
-      </w:r>
-      <w:ins w:id="128" w:author="Jason Fisher" w:date="2026-06-29T13:00:00Z" w16du:dateUtc="2026-06-29T20:00:00Z">
-        <w:r>
-          <w:rPr>
-            <w:lang w:val="en-US"/>
-          </w:rPr>
-          <w:t>.</w:t>
-        </w:r>
-      </w:ins>
-      <w:r>
-        <w:rPr>
-          <w:lang w:val="en-US"/>
-        </w:rPr>
-        <w:t xml:space="preserve"> </w:t>
-      </w:r>
-      <w:moveFromRangeStart w:id="129" w:author="Jason Fisher" w:date="2026-06-29T12:59:00Z" w:name="move233630365"/>
-      <w:moveFrom w:id="130" w:author="Jason Fisher" w:date="2026-06-29T12:59:00Z" w16du:dateUtc="2026-06-29T19:59:00Z">
-        <w:r>
-          <w:rPr>
-            <w:lang w:val="en-US"/>
-          </w:rPr>
-          <w:fldChar w:fldCharType="begin">
-            <w:fldData xml:space="preserve">PEVuZE5vdGU+PENpdGU+PEF1dGhvcj5CYXluZTwvQXV0aG9yPjxZZWFyPjIwMjE8L1llYXI+PFJl
-Y051bT4xMDE4PC9SZWNOdW0+PERpc3BsYXlUZXh0PihCYXluZSBldCBhbC4gMjAyMSk8L0Rpc3Bs
-YXlUZXh0PjxyZWNvcmQ+PHJlYy1udW1iZXI+MTAxODwvcmVjLW51bWJlcj48Zm9yZWlnbi1rZXlz
-PjxrZXkgYXBwPSJFTiIgZGItaWQ9Ijl0c3R2MHhhMzJ6dnJ5ZXd3YXp2enJ4d3NlOWVmMHpmcnRz
-eCIgdGltZXN0YW1wPSIxNzc2Mjg2NDk0IiBndWlkPSI2OWM0ODY5ZS0zZDc2LTRhNjYtOWNiMi03
-MjA5ZmUzNmZhMDMiPjEwMTg8L2tleT48L2ZvcmVpZ24ta2V5cz48cmVmLXR5cGUgbmFtZT0iR292
-ZXJubWVudCBEb2N1bWVudCI+NDY8L3JlZi10eXBlPjxjb250cmlidXRvcnM+PGF1dGhvcnM+PGF1
-dGhvcj5CYXluZSwgRS48L2F1dGhvcj48YXV0aG9yPkRlbm5ldHQsIEouPC9hdXRob3I+PGF1dGhv
-cj5Eb29sZXksIEouPC9hdXRob3I+PGF1dGhvcj5Lb2hsZXIsIE0uPC9hdXRob3I+PGF1dGhvcj5C
-YWxsLCBKLjwvYXV0aG9yPjxhdXRob3I+Qmlkd2VsbCwgTS48L2F1dGhvcj48YXV0aG9yPkJyYWlk
-LCBBLjwvYXV0aG9yPjxhdXRob3I+Q2hldGVsYXQsIEouPC9hdXRob3I+PGF1dGhvcj5EaWxsZWdl
-YXJkLCBFLjwvYXV0aG9yPjxhdXRob3I+RmFyciwgRC48L2F1dGhvcj48YXV0aG9yPkZpc2hlciwg
-Si48L2F1dGhvcj48YXV0aG9yPkZyZWVtYXJrLCBNLjwvYXV0aG9yPjxhdXRob3I+Rm9zdGVyLCBL
-LjwvYXV0aG9yPjxhdXRob3I+R29kd2luLCBDLjwvYXV0aG9yPjxhdXRob3I+SGViZXJ0LCBDLjwv
-YXV0aG9yPjxhdXRob3I+SHVnZ2FyZCwgRC48L2F1dGhvcj48YXV0aG9yPk1jSXNzYWMsIEQuPC9h
-dXRob3I+PGF1dGhvcj5OYXJ3YW5pLCBULjwvYXV0aG9yPjxhdXRob3I+TmllbHNlbiwgUy48L2F1
-dGhvcj48YXV0aG9yPlBhdWxpLCBCLjwvYXV0aG9yPjxhdXRob3I+UHJhc2FkLCBTLjwvYXV0aG9y
-PjxhdXRob3I+Um9iZXJ0cywgRC48L2F1dGhvcj48YXV0aG9yPlNsYXRlciwgUy48L2F1dGhvcj48
-YXV0aG9yPlNvbmcsIFMuPC9hdXRob3I+PGF1dGhvcj5Td2Fuc29uLCBTLjwvYXV0aG9yPjxhdXRo
-b3I+VGhvbWFzLCBQLjwvYXV0aG9yPjxhdXRob3I+VG9tcywgSi48L2F1dGhvcj48YXV0aG9yPlR3
-aXRjaGVsbCwgQy48L2F1dGhvcj48YXV0aG9yPldoaXRlLCBTLjwvYXV0aG9yPjxhdXRob3I+V3lh
-dHQsIEYuPC9hdXRob3I+PGF1dGhvcj5NdW5keSwgTC4gPC9hdXRob3I+PC9hdXRob3JzPjwvY29u
-dHJpYnV0b3JzPjx0aXRsZXM+PHRpdGxlPkEgQmVmb3JlLUFmdGVyIERvc2UtUmVzcG9uc2UgKEJB
-RFIpOiBUZXJyZXN0cmlhbCBCaW9sb2dpY2FsIE1vbml0b3JpbmcgRnJhbWV3b3JrIGZvciB0aGUg
-T2lsIFNhbmRzPC90aXRsZT48dGVydGlhcnktdGl0bGU+T2lsIFNhbmRzIE1vbml0b3JpbmcgUHJv
-Z3JhbSBUZWNobmljYWwgUmVwb3J0IFNlcmllcyA3LjA8L3RlcnRpYXJ5LXRpdGxlPjwvdGl0bGVz
-PjxkYXRlcz48eWVhcj4yMDIxPC95ZWFyPjwvZGF0ZXM+PHB1Ymxpc2hlcj5Hb3Zlcm5tZW50IG9m
-IEFsYmVydGE8L3B1Ymxpc2hlcj48dXJscz48cmVsYXRlZC11cmxzPjx1cmw+aHR0cHM6Ly9vcGVu
-LmFsYmVydGEuY2EvZGF0YXNldC85NzgxNDYwMTUxMzQxPC91cmw+PC9yZWxhdGVkLXVybHM+PC91
-cmxzPjxlbGVjdHJvbmljLXJlc291cmNlLW51bT5odHRwczovL29wZW4uYWxiZXJ0YS5jYS9wdWJs
-aWNhdGlvbnMvOTc4MTQ2MDE1MTM0MTwvZWxlY3Ryb25pYy1yZXNvdXJjZS1udW0+PHJlc2VhcmNo
-LW5vdGVzPjxzdHlsZSBmYWNlPSJib2xkIiBmb250PSJkZWZhdWx0IiBzaXplPSIxMDAlIj4mcXVv
-dDtCQURSOiBoaWVyYXJjaGljYWwgc3R1ZHkgZGVzaWduIHRvIGFkZHJlc3MgdGhlc2UgcXVlc3Rp
-b25zOiAmI3hEOzwvc3R5bGU+PHN0eWxlIGZhY2U9Im5vcm1hbCIgZm9udD0iZGVmYXVsdCIgc2l6
-ZT0iMTAwJSI+MS4gSGF2ZSBjaGFuZ2VzIG9jY3VycmVkPyYjeEQ7Mi4gVG8gd2hhdCBkZWdyZWUg
-YXJlIHRob3NlIGNoYW5nZXMgYXR0cmlidXRhYmxlIHRvIG9pbCBzYW5kcyBhY3Rpdml0aWVzPyYj
-eEQ7My4gV2hhdCBhcmUgdGhlIGN1bXVsYXRpdmUgZWZmZWN0cyBvZiBvaWwgc2FuZHMgc3RyZXNz
-b3JzPyYjeEQ7JiN4RDs8L3N0eWxlPjxzdHlsZSBmYWNlPSJib2xkIiBmb250PSJkZWZhdWx0IiBz
-aXplPSIxMDAlIj5XaGF0IGRvZXMgQkFEUiBtZWFzdXJlPyBFYWNoIGNhdGVnb3J5IGhhcyBzZXZl
-cmFsIGluZGljYXRvcnMgdGhhdCBoYXZlIGJlZW4gaWRlbnRpZmllZC4gT25lIGV4YW1wbGUgaW4g
-YnJhY2tldHMgZm9yIGVhY2guICYjeEQ7PC9zdHlsZT48c3R5bGUgZmFjZT0ibm9ybWFsIiBmb250
-PSJkZWZhdWx0IiBzaXplPSIxMDAlIj4xLiBTdHJlc3NvcnMgKGRpc3R1cmJhbmNlLCBsYW5kIGNv
-dmVyLCBpbmZyYXN0cnVjdHVyZSwgY2xpbWF0ZSBjaGFuZ2UpJiN4RDsyLiBQYXRod2F5cyAoaGFi
-aXRhdCBsb3NzLCBiZWhhdmlvdXIsIGludmFzaXZlIHNwZWNpZXMsIG1hbW1hbCBoZWFsdGgsIGNv
-bnRhbWluYW50cywgZXRjLikmI3hEOzMuIFJlc3BvbnNlcyAob2NjdXBhbmN5LCBhYnVuZGFuY2Us
-IHJlcHJvZHVjdGlvbiwgZXRjLikmI3hEOyYjeEQ7PC9zdHlsZT48c3R5bGUgZmFjZT0iYm9sZCIg
-Zm9udD0iZGVmYXVsdCIgc2l6ZT0iMTAwJSI+U3BhdGlhbCBoaWVyYXJjaHkgb2YgQkFEUiBkZXNp
-Z246JiN4RDs8L3N0eWxlPjxzdHlsZSBmYWNlPSJub3JtYWwiIGZvbnQ9ImRlZmF1bHQiIHNpemU9
-IjEwMCUiPjEuIExhbmQtdXNlIHJlZ2lvbnM6IGJyb2FkIGFyZWFzIHRoYXQgY292ZXIgZGlmZmVy
-ZW5jZXMgaW4gb2lsIHNhbmRzIGFjdGl2aXRlcyBhbmQgZWNvbG9naWNhbCBjb250ZXh0LiBDb3Zl
-cnMgZnVsbCBzcGVjdHJ1bSBvZiBzdHJlc3NvcnMuICYjeEQ7Mi4gTGFuZHNjYXBlIHVuaXRzOiBi
-YXNlZCBvbiB3YXRlcnNoZWQgYm91bmRhcmllcy4gUmFua2VkIGJ5IG9pbCBzYW5kIGludGVuc2l0
-eS4gVGFyZ2V0IGxvdy1oaWdoIHNwZWN0cnVtIGFuZCBhcmVhcyB3aGVyZSBmdXR1cmUgZGV2ZWxv
-cG1lbnQgaXMgYW50aWNpcGF0ZWQuICYjeEQ7My4gSkVNIHNpdGVzOiBzaGFyZWQgbW9uaXRvcmlu
-ZyBsb2NhdGlvbnMgKGUuZy4gJnF1b3Q7JnF1b3Q7cGF0Y2hlcyZxdW90OyZxdW90Oykgd2hlcmUg
-bXVsdGlwbGUgYWdlbmNpZXMgZG8gdGhlaXIgZGF0YSBjb2xsZWN0aW9uJiN4RDs0LiBMb2NhbCBz
-YW1wbGluZyBwcm90b2NvbHMuIGUuZy4gdGhlIGNhbWVyYSBzaXRlIHNjYWxlLiAmI3hEOyYjeEQ7
-PC9zdHlsZT48c3R5bGUgZmFjZT0iYm9sZCIgZm9udD0iZGVmYXVsdCIgc2l6ZT0iMTAwJSI+V2hh
-dCBCQURSIHN0cnVnZ2xlcyB0byBtZWFzdXJlIChzY2FsZSk6JiN4RDs8L3N0eWxlPjxzdHlsZSBm
-YWNlPSJub3JtYWwiIGZvbnQ9ImRlZmF1bHQiIHNpemU9IjEwMCUiPi0gQmVoYXZpb3VyLCBzcGFj
-ZSB1c2UsIGhvbWUgcmFuZ2Ugc2l6ZXMgZm9yIHNvbWUgb3JnYW5pc21zIGR1ZSB0byBzY2FsZSBh
-bmQgbGlmZSBoaXN0b3J5JiN4RDtPdGhlciBwcm9ncmFtcyBvcGVyYXRlIGluIHRhbmRlbSBmb3Ig
-dGhlc2UuIGUuZy4gVW5ndWxhdGUgYWVyaWFsIHN1cnZleXMgYW5kIHJhcmUgaGFiaXRhdCBzdXJ2
-ZXlzLiAmI3hEOzwvc3R5bGU+PHN0eWxlIGZhY2U9Iml0YWxpYyB1bmRlcmxpbmUiIGZvbnQ9ImRl
-ZmF1bHQiIHNpemU9IjEwMCUiPiYjeEQ7VGhlIGJvcmVhbCBmb3Jlc3QgaXMgY2hhcmFjdGVyaXpl
-ZCBieSBhIG1vc2FpYyBvZiB1cGxhbmQgZm9yZXN0cyBjb21wb3NlZCBvZiB0cmVtYmxpbmcgYXNw
-ZW4sIHdoaXRlJiN4RDtzcHJ1Y2UsIGxvZGdlcG9sZSBwaW5lLCBhbmQgamFjayBwaW5lLCBhbmQg
-bG93bGFuZCBmb3Jlc3RzIGNvbXBvc2VkIG9mIGJsYWNrIHNwcnVjZSBhbmQgbGFyY2guIFRoZXNl
-IGZvcmVzdHMgZXhwZXJpZW5jZSYjeEQ7ZnJlcXVlbnQgbmF0dXJhbCBkaXN0dXJiYW5jZSBsaWtl
-IGZpcmUgYW5kIGluc2VjdCBvdXRicmVha3MsIHdoaWNoIHJlc3VsdHMgaW4gYSBtb3NhaWMgb2Yg
-c3RhbmRzIG9mIGRpZmZlcmVudCBhZ2VzIGZyb20geW91bmcmI3hEO2ZvcmVzdHMgdG8gZm9yZXN0
-cyBtb3JlIHRoYW4gMTUwIHllYXJzIG9sZC4gVGhlIGJvcmVhbC1ncmFzc2xhbmQgdHJhbnNpdGlv
-biB6b25lLCBrbm93biBhcyB0aGUgYXNwZW4gcGFya2xhbmQsIGFsc28gY292ZXJzJiN4RDtsYXJn
-ZSBhcmVhcyBvZiB0aGUgT1NSLCBwYXJ0aWN1bGFybHkgaW4gdGhlIFBlYWNlIFJpdmVyIGFuZCBD
-b2xkIE9pbCBTYW5kcyBBcmVhcy4gQXNwZW4gcGFya2xhbmQgaXMgYSBtaXh0dXJlIG9mIGFzcGVu
-IGFuZCYjeEQ7d2hpdGUgc3BydWNlIGdyb3ZlcyBpbnRlcnNwZXJzZWQgd2l0aCBwcmFpcmllIGdy
-YXNzbGFuZHMuIE11Y2ggb2YgdGhlc2UgZ3Jhc3NsYW5kcyBoYXZlIGJlZW4gY29udmVydGVkIHRv
-IGFncmljdWx0dXJhbCB1c2UuJnF1b3Q7JnF1b3Q7JiN4RDs8L3N0eWxlPjxzdHlsZSBmYWNlPSJu
-b3JtYWwiIGZvbnQ9ImRlZmF1bHQiIHNpemU9IjEwMCUiPiYjeEQ7VmFsdWVkIENvbXBvbmVudHMg
-KFZDcyksIHdoaWNoIHJlcHJlc2VudCBhc3BlY3RzIG9mIHRoZSBlbnZpcm9ubWVudCB0aGF0IGxv
-Y2FsIGNvbW11bml0aWVzIGFuZCBncmVhdGVyIHNvY2lldHkgdmFsdWUgYW5kIHdoaWNoIGhhdmUg
-cG90ZW50aWFsIHRvIGJlIGFmZmVjdGVkIGJ5IG9pbCBzYW5kcyBhY3Rpdml0eS4gV2l0aGluIFRl
-cnJlc3RyaWFsIEJpb2xvZ2ljYWwgTW9uaXRvcmluZyAoVEJNKSwgdGhlIHByaW9yaXR5IFZDcyBh
-cmUgQmlvZGl2ZXJzaXR5LCBIZWFsdGh5IEVjb3N5c3RlbXMsIGFuZCBUcmFkaXRpb25hbCBSZXNv
-dXJjZXMgYW5kIEN1bHR1cmFsIFByYWN0aWNlcy4mcXVvdDsmI3g5OyYjeDk7JiN4OTsmI3g5OyYj
-eDk7JiN4RDsmI3hEOyYjeEQ7PC9zdHlsZT48c3R5bGUgZmFjZT0iYm9sZCIgZm9udD0iZGVmYXVs
-dCIgc2l6ZT0iMTAwJSI+U3BhY2UtZm9yLXRpbWUgYXBwcm9hY2ggKGJlZm9yZS1hZnRlciBwYXJ0
-KSYjeEQ7PC9zdHlsZT48c3R5bGUgZmFjZT0ibm9ybWFsIiBmb250PSJkZWZhdWx0IiBzaXplPSIx
-MDAlIj4xKSBSZWZlcmVuY2UsIDIpIEZ1dHVyZSBkZXZlbG9wbWVudCAoZS5nLiBzZWlzbWljIGFu
-ZCByb2FkcyBoYXZlIGJlZW4gc2V0IHVwIGJ1dCBubyBkcmlsbGluZyBvciB3ZWxsIHBhZHMgeWV0
-KSwgMykgRnVsbHkgZGV2ZWxvcGVkIHNpdGVzLiAmI3hEOyBJbiB0aGUgbWlkLSB0byBsb25nLXRl
-cm0sIHRoZXNlIGxhbmRzY2FwZXMsIGlmIGRldmVsb3BlZCwgY2FuIGJlIHVzZWQgdG8gdmFsaWRh
-dGUgb3VyIGRvc2UtcmVzcG9uc2UgbW9kZWxzIGJ5IGRlbW9uc3RyYXRpbmcgaG93IGJpb2RpdmVy
-c2l0eSBjaGFuZ2VzIG92ZXIgdGltZSBhcyBvaWwgc2FuZHMgbWluZXMsIHdlbGxzLCBmYWNpbGl0
-aWVzLCBhbmQgcm9hZHMgdHJhbnNpdGlvbiB0aGVzZSBhcmVhcyBpbnRvIGxhbmRzY2FwZSB1bml0
-cyB3aXRoIGV4dGVuc2l2ZSBkZXZlbG9wbWVudCYjeEQ7JiN4RDs8L3N0eWxlPjxzdHlsZSBmYWNl
-PSJib2xkIiBmb250PSJkZWZhdWx0IiBzaXplPSIxMDAlIj5Eb3NlIFJlc3BvbnNlIGFwcHJvYWNo
-OiYjeEQ7PC9zdHlsZT48c3R5bGUgZmFjZT0ibm9ybWFsIiBmb250PSJkZWZhdWx0IiBzaXplPSIx
-MDAlIj5UaGUgZG9zZS1yZXNwb25zZSBncmFkaWVudCB3aWxsIGJlIGFkZHJlc3NlZCBieSBsb2Nh
-dGluZyBoYWxmIG9mIHRoZSBzYW1wbGluZyBpbiB0aGUgY3VycmVudCBkZXZlbG9wbWVudCBsYW5k
-c2NhcGUgdW5pdHMgKGkuZS4sIGhpZ2ggZG9zZSkgYW5kIHRoZSBvdGhlciBoYWxmIG9jY3Vycmlu
-ZyBpbiBwcm9wb3NlZCBmdXR1cmUgZGV2ZWxvcG1lbnQgYW5kIGNvbnRyb2wgdW5pdHMuIFRoZSBy
-YXRpb25hbGUgZm9yIGFsbG9jYXRpbmcgZ3JlYXRlciBlZmZvcnQgdG8gdGhlIGhpZ2ggZW5kIG9m
-IHRoZSBzdHJlc3NvciBncmFkaWVudCBpczogMSkgaGlzdG9yaWNhbCBtb25pdG9yaW5nIGhhcyBi
-ZWVuIGF0IHRoZSBtaWQtIHRvIGxvdy0gZW5kIG9mIHRoZSBkb3NlLXJlc3BvbnNlIGdyYWRpZW50
-OyBhbmQgMikgaGlnaCBkb3NlLXJlc3BvbnNlIGNvbmRpdGlvbnMgYXJlIGNsdXN0ZXJlZCBpbiBz
-cGFjZSB3aXRoaW4gdGhlIE9TUiBhbmQgdGh1cyByZXF1aXJlIHNhbXBsaW5nIHdoZXJlIHRoZXkg
-ZXhpc3QgaW4gb3JkZXIgdG8gYmFsYW5jZSB0aGUgZGVzaWduLiYjeEQ7JiN4RDsmI3hEO1RoZSBz
-ZXZlbiBsYW5kLXVzZSByZWdpb25zIHNob3duIGluIEZpZ3VyZSA0IGFyZSBiYXNlZCBvbiBncm91
-cGluZ3Mgb2YgbGFuZC11c2UgdHlwZXM6IHRoZSBwcmVzZW5jZSBvZiBwcml2YXRlIGFncmljdWx0
-dXJhbCBsYW5kcywgd2hldGhlciBvaWwgc2FuZHMgbWluaW5nIG9jY3VycyBvciBjb3VsZCBvY2N1
-ciwgdGhlIGV4dGVudCBvZiBlbmVyZ3kgZGV2ZWxvcG1lbnQsIGFuZCB0aGUgaW50ZW5zaXR5IG9m
-IGluLXNpdHUgZGV2ZWxvcG1lbnQuIFRoZXNlIGxhbmQtdXNlIHJlZ2lvbnMsIHJlcHJlc2VudGlu
-ZyB0aGUgbGFyZ2VzdCBzcGF0aWFsIGxldmVsIG9mIEJBRFIsIGFyZSB1c2VkIHRvIGNhcHR1cmUg
-dmFyaWF0aW9uIGluIGRvbWluYW50IGxhbmQtdXNlIHR5cGVzIGFuZCBhZGRyZXNzIG5hdHVyYWws
-IGxhcmdlLXNjYWxlIHNwYXRpYWwgcGF0dGVybnMgaW4gdGhlIHBoeXNpY2FsIGVudmlyb25tZW50
-IChlLmcuLCBjbGltYXRlLCBnZW9sb2d5LCB0b3BvZ3JhcGh5KSBhY3Jvc3MgdGhlIE9TUi4mI3hE
-OyYjeEQ7JiN4RDtMYW5kc2NhcGUgdW5pdHMgYXJlIGNsdXN0ZXJzIG9mIDMtNSB3YXRlcnNoZWRz
-LiBUaGUgY2x1c3RlcmluZyBvZiBIVUMxMHMgaW50byBsYW5kc2NhcGUgdW5pdHMgd2FzIGJhc2Vk
-IG9uOiBtaW5pbWl6aW5nIGludGVybmFsICh3aXRoaW4tSFVDMTApIHZhcmlhdGlvbiBpbiBuYXR1
-cmFsIGNvbmRpdGlvbnMsIG1pbmltaXppbmcgaW50ZXJuYWwgdmFyaWF0aW9uIGluIGluZHVzdHJp
-YWwgZGlzdHVyYmFuY2UsIHRoZSBhbW91bnQgb2YgZXhpc3RpbmcgT1NNIG1vbml0b3JpbmcgZGF0
-YSwgYW5kIHRoZSBwcmVzZW5jZSBvZiBvbmdvaW5nIGFuZC9vciBsZWdhY3kgbW9uaXRvcmluZyBs
-b2NhdGlvbnMgZnJvbSBoaXN0b3JpY2FsIE9TTSBtb25pdG9yaW5nIGVmZm9ydHMuJiN4RDsgICAg
-IC0gRWFjaCBpcyBzY29yZWQgd2l0aCBhIGN1bXVsYXRpdmUgb2lsIHNhbmRzIGZvb3RwcmludCBp
-bmRleC4gTWluZXMsIGluZHVzdHJpYWwgZmFjaWxpdGllcywgd2VsbHMsIHBpcGVsaW5lcywgc2Vp
-c21pYywgYW5kIHJvYWRzJiN4RDsmI3hEOzwvc3R5bGU+PHN0eWxlIGZhY2U9ImJvbGQiIGZvbnQ9
-ImRlZmF1bHQiIHNpemU9IjEwMCUiPkpFTSBzaXRlczo8L3N0eWxlPjxzdHlsZSBmYWNlPSJub3Jt
-YWwiIGZvbnQ9ImRlZmF1bHQiIHNpemU9IjEwMCUiPiBhcHByb3ggNjQgSGEgaW4gc2l6ZS4gJmd0
-OzYgcGVyIExVIHdpdGggY29udHJvbCwgc29mdCBsaW5lYXIsIHJvYWQsIGxvdyBhY3Rpdml0eSwg
-aGlnaCBpbnRlbnNpdHkuICYjeEQ7PC9zdHlsZT48c3R5bGUgZmFjZT0iYm9sZCIgZm9udD0iZGVm
-YXVsdCIgc2l6ZT0iMTAwJSI+MyBZRUFSIFJFVklTVFMgT04gTFVzIFRPIE9QVElNSVpFIENPU1Qg
-dnMuIFNBTVBMSU5HIFNDQUxFJnF1b3Q7PC9zdHlsZT48L3Jlc2VhcmNoLW5vdGVzPjwvcmVjb3Jk
-PjwvQ2l0ZT48L0VuZE5vdGU+AG==
-</w:fldData>
-          </w:fldChar>
-        </w:r>
-      </w:moveFrom>
-      <w:r>
-        <w:rPr>
-          <w:lang w:val="en-US"/>
-        </w:rPr>
         <w:instrText xml:space="preserve"> ADDIN EN.CITE </w:instrText>
       </w:r>
       <w:r>
@@ -10515,14 +9918,19 @@
         </w:rPr>
         <w:fldChar w:fldCharType="end"/>
       </w:r>
-      <w:moveFrom w:id="131" w:author="Jason Fisher" w:date="2026-06-29T12:59:00Z" w16du:dateUtc="2026-06-29T19:59:00Z">
+      <w:ins w:id="62" w:author="Jason Fisher" w:date="2026-06-29T12:59:00Z" w16du:dateUtc="2026-06-29T19:59:00Z">
         <w:r>
           <w:rPr>
             <w:lang w:val="en-US"/>
           </w:rPr>
-          <w:fldChar w:fldCharType="separate"/>
         </w:r>
-      </w:moveFrom>
+      </w:ins>
+      <w:r>
+        <w:rPr>
+          <w:lang w:val="en-US"/>
+        </w:rPr>
+        <w:fldChar w:fldCharType="separate"/>
+      </w:r>
       <w:r>
         <w:rPr>
           <w:noProof/>
@@ -10530,21 +9938,150 @@
         </w:rPr>
         <w:t>(Bayne et al. 2021)</w:t>
       </w:r>
-      <w:moveFrom w:id="132" w:author="Jason Fisher" w:date="2026-06-29T12:59:00Z" w16du:dateUtc="2026-06-29T19:59:00Z">
-        <w:r>
-          <w:rPr>
-            <w:lang w:val="en-US"/>
-          </w:rPr>
-          <w:fldChar w:fldCharType="end"/>
-        </w:r>
-        <w:r>
-          <w:rPr>
-            <w:lang w:val="en-US"/>
-          </w:rPr>
-          <w:t xml:space="preserve">. </w:t>
-        </w:r>
-      </w:moveFrom>
-      <w:moveFromRangeEnd w:id="129"/>
+      <w:r>
+        <w:rPr>
+          <w:lang w:val="en-US"/>
+        </w:rPr>
+        <w:fldChar w:fldCharType="end"/>
+      </w:r>
+      <w:r>
+        <w:rPr>
+          <w:lang w:val="en-US"/>
+        </w:rPr>
+        <w:t>,</w:t>
+      </w:r>
+      <w:r>
+        <w:rPr>
+          <w:lang w:val="en-US"/>
+        </w:rPr>
+        <w:t xml:space="preserve"> </w:t>
+      </w:r>
+      <w:r>
+        <w:rPr>
+          <w:lang w:val="en-US"/>
+        </w:rPr>
+        <w:t>w</w:t>
+      </w:r>
+      <w:r>
+        <w:rPr>
+          <w:lang w:val="en-US"/>
+        </w:rPr>
+        <w:t>e studied ten</w:t>
+      </w:r>
+      <w:r>
+        <w:rPr>
+          <w:lang w:val="en-US"/>
+        </w:rPr>
+        <w:t xml:space="preserve"> “Landscape Units”</w:t>
+      </w:r>
+      <w:r>
+        <w:rPr>
+          <w:lang w:val="en-US"/>
+        </w:rPr>
+        <w:t xml:space="preserve"> (Fig. 1</w:t>
+      </w:r>
+      <w:r>
+        <w:rPr>
+          <w:lang w:val="en-US"/>
+        </w:rPr>
+        <w:t>B</w:t>
+      </w:r>
+      <w:r>
+        <w:rPr>
+          <w:lang w:val="en-US"/>
+        </w:rPr>
+        <w:t>)</w:t>
+      </w:r>
+      <w:r>
+        <w:rPr>
+          <w:lang w:val="en-US"/>
+        </w:rPr>
+        <w:t xml:space="preserve">. Each Landscape Unit </w:t>
+      </w:r>
+      <w:r>
+        <w:rPr>
+          <w:lang w:val="en-US"/>
+        </w:rPr>
+        <w:t>represent</w:t>
+      </w:r>
+      <w:r>
+        <w:rPr>
+          <w:lang w:val="en-US"/>
+        </w:rPr>
+        <w:t>s</w:t>
+      </w:r>
+      <w:r>
+        <w:rPr>
+          <w:lang w:val="en-US"/>
+        </w:rPr>
+        <w:t xml:space="preserve"> </w:t>
+      </w:r>
+      <w:r>
+        <w:rPr>
+          <w:lang w:val="en-US"/>
+        </w:rPr>
+        <w:t xml:space="preserve">an </w:t>
+      </w:r>
+      <w:r>
+        <w:rPr>
+          <w:lang w:val="en-US"/>
+        </w:rPr>
+        <w:t>aggregation of 3–5 watersheds</w:t>
+      </w:r>
+      <w:r>
+        <w:rPr>
+          <w:lang w:val="en-US"/>
+        </w:rPr>
+        <w:t>,</w:t>
+      </w:r>
+      <w:r>
+        <w:rPr>
+          <w:lang w:val="en-US"/>
+        </w:rPr>
+        <w:t xml:space="preserve"> </w:t>
+      </w:r>
+      <w:r>
+        <w:rPr>
+          <w:lang w:val="en-US"/>
+        </w:rPr>
+        <w:t>each</w:t>
+      </w:r>
+      <w:r>
+        <w:rPr>
+          <w:lang w:val="en-US"/>
+        </w:rPr>
+        <w:t xml:space="preserve"> Landscape Units encompassing</w:t>
+      </w:r>
+      <w:r>
+        <w:rPr>
+          <w:lang w:val="en-US"/>
+        </w:rPr>
+        <w:t xml:space="preserve"> </w:t>
+      </w:r>
+      <w:r>
+        <w:rPr>
+          <w:lang w:val="en-US"/>
+        </w:rPr>
+        <w:t>1000–3000 km² across the</w:t>
+      </w:r>
+      <w:r>
+        <w:rPr>
+          <w:lang w:val="en-US"/>
+        </w:rPr>
+        <w:t xml:space="preserve"> region</w:t>
+      </w:r>
+      <w:r>
+        <w:rPr>
+          <w:lang w:val="en-US"/>
+        </w:rPr>
+        <w:t>.</w:t>
+      </w:r>
+      <w:r>
+        <w:rPr>
+          <w:lang w:val="en-US"/>
+        </w:rPr>
+        <w:t xml:space="preserve"> </w:t>
+      </w:r>
       <w:r>
         <w:rPr>
           <w:lang w:val="en-US"/>
@@ -10912,6 +10449,11 @@
         <w:rPr>
           <w:lang w:val="en-US"/>
         </w:rPr>
+      </w:r>
+      <w:r>
+        <w:rPr>
+          <w:lang w:val="en-US"/>
+        </w:rPr>
         <w:fldChar w:fldCharType="separate"/>
       </w:r>
       <w:r>
@@ -11040,14 +10582,14 @@
         </w:rPr>
         <w:t xml:space="preserve"> </w:t>
       </w:r>
-      <w:bookmarkStart w:id="133" w:name="_Int_KhAv4M7G"/>
+      <w:bookmarkStart w:id="63" w:name="_Int_KhAv4M7G"/>
       <w:r>
         <w:rPr>
           <w:lang w:val="en-US"/>
         </w:rPr>
         <w:t>[A] Boreal Plains</w:t>
       </w:r>
-      <w:bookmarkEnd w:id="133"/>
+      <w:bookmarkEnd w:id="63"/>
       <w:r>
         <w:rPr>
           <w:lang w:val="en-US"/>
@@ -11792,24 +11334,15 @@
       <w:r>
         <w:t xml:space="preserve">Detection data were </w:t>
       </w:r>
-      <w:del w:id="134" w:author="Jason Fisher" w:date="2026-06-30T10:23:00Z" w16du:dateUtc="2026-06-30T17:23:00Z">
-        <w:r>
-          <w:delText xml:space="preserve">aggregated </w:delText>
-        </w:r>
-      </w:del>
-      <w:ins w:id="135" w:author="Jason Fisher" w:date="2026-06-30T10:23:00Z" w16du:dateUtc="2026-06-30T17:23:00Z">
-        <w:r>
-          <w:t xml:space="preserve">discretized into </w:t>
-        </w:r>
-      </w:ins>
+      <w:r>
+        <w:t xml:space="preserve">discretized into </w:t>
+      </w:r>
       <w:r>
         <w:t>monthly</w:t>
       </w:r>
-      <w:ins w:id="136" w:author="Jason Fisher" w:date="2026-06-30T10:23:00Z" w16du:dateUtc="2026-06-30T17:23:00Z">
-        <w:r>
-          <w:t xml:space="preserve"> bins</w:t>
-        </w:r>
-      </w:ins>
+      <w:r>
+        <w:t xml:space="preserve"> bins</w:t>
+      </w:r>
       <w:r>
         <w:t xml:space="preserve">, treating each active camera-month as an independent Bernoulli trial </w:t>
       </w:r>
@@ -11846,29 +11379,12 @@
       <w:r>
         <w:t xml:space="preserve"> (0</w:t>
       </w:r>
-      <w:ins w:id="137" w:author="Jason Fisher" w:date="2026-06-30T10:23:00Z" w16du:dateUtc="2026-06-30T17:23:00Z">
-        <w:r>
-          <w:t>)</w:t>
-        </w:r>
-      </w:ins>
-      <w:del w:id="138" w:author="Aidan Brushett" w:date="2026-06-30T15:42:00Z" w16du:dateUtc="2026-06-30T22:42:00Z">
-        <w:r>
-          <w:delText>;</w:delText>
-        </w:r>
-      </w:del>
-      <w:ins w:id="139" w:author="Aidan Brushett" w:date="2026-06-30T15:42:00Z" w16du:dateUtc="2026-06-30T22:42:00Z">
-        <w:r>
-          <w:t xml:space="preserve"> (</w:t>
-        </w:r>
-      </w:ins>
-      <w:del w:id="140" w:author="Aidan Brushett" w:date="2026-06-30T15:42:00Z" w16du:dateUtc="2026-06-30T22:42:00Z">
-        <w:r>
-          <w:rPr>
-            <w:lang w:val="en-US"/>
-          </w:rPr>
-          <w:delText xml:space="preserve"> </w:delText>
-        </w:r>
-      </w:del>
+      <w:r>
+        <w:t>)</w:t>
+      </w:r>
+      <w:r>
+        <w:t xml:space="preserve"> (</w:t>
+      </w:r>
       <w:r>
         <w:rPr>
           <w:lang w:val="en-US"/>
@@ -12133,6 +11649,11 @@
           <w:lang w:val="en-US"/>
         </w:rPr>
         <w:fldChar w:fldCharType="end"/>
+      </w:r>
+      <w:r>
+        <w:rPr>
+          <w:lang w:val="en-US"/>
+        </w:rPr>
       </w:r>
       <w:r>
         <w:rPr>
@@ -13775,10 +13296,10 @@
           <w:iCs/>
         </w:rPr>
       </w:pPr>
-      <w:bookmarkStart w:id="141" w:name="_hnlj1842pz0d" w:colFirst="0" w:colLast="0"/>
-      <w:bookmarkStart w:id="142" w:name="_k5070zi1ssfz" w:colFirst="0" w:colLast="0"/>
-      <w:bookmarkEnd w:id="141"/>
-      <w:bookmarkEnd w:id="142"/>
+      <w:bookmarkStart w:id="64" w:name="_hnlj1842pz0d" w:colFirst="0" w:colLast="0"/>
+      <w:bookmarkStart w:id="65" w:name="_k5070zi1ssfz" w:colFirst="0" w:colLast="0"/>
+      <w:bookmarkEnd w:id="64"/>
+      <w:bookmarkEnd w:id="65"/>
       <w:r>
         <w:rPr>
           <w:b/>
@@ -13971,7 +13492,7 @@
         </w:rPr>
         <w:t>)</w:t>
       </w:r>
-      <w:bookmarkStart w:id="143" w:name="_Hlk206248786"/>
+      <w:bookmarkStart w:id="66" w:name="_Hlk206248786"/>
       <w:r>
         <w:rPr>
           <w:lang w:val="en-US"/>
@@ -14149,7 +13670,7 @@
         </w:rPr>
         <w:t xml:space="preserve">. </w:t>
       </w:r>
-      <w:bookmarkEnd w:id="143"/>
+      <w:bookmarkEnd w:id="66"/>
     </w:p>
     <w:p>
       <w:pPr>
@@ -14593,10 +14114,7 @@
         <w:fldChar w:fldCharType="end"/>
       </w:r>
       <w:r>
-        <w:t xml:space="preserve"> to determine which spatial scale was best </w:t>
-      </w:r>
-      <w:r>
-        <w:t>supported</w:t>
+        <w:t xml:space="preserve"> to determine which spatial scale was best supported</w:t>
       </w:r>
       <w:r>
         <w:t xml:space="preserve"> </w:t>
@@ -24502,6 +24020,11 @@
         <w:rPr>
           <w:lang w:val="en-US"/>
         </w:rPr>
+      </w:r>
+      <w:r>
+        <w:rPr>
+          <w:lang w:val="en-US"/>
+        </w:rPr>
         <w:fldChar w:fldCharType="separate"/>
       </w:r>
       <w:r>
@@ -24589,249 +24112,259 @@
         </w:rPr>
         <w:t xml:space="preserve"> habitat</w:t>
       </w:r>
-      <w:ins w:id="144" w:author="Jason Fisher" w:date="2026-06-30T11:17:00Z" w16du:dateUtc="2026-06-30T18:17:00Z">
+      <w:r>
+        <w:rPr>
+          <w:lang w:val="en-US"/>
+        </w:rPr>
+        <w:t xml:space="preserve"> with little evidence of classic </w:t>
+      </w:r>
+      <w:del w:id="67" w:author="Emerald Arthurs" w:date="2026-07-01T10:21:00Z" w16du:dateUtc="2026-07-01T17:21:00Z">
         <w:r>
           <w:rPr>
             <w:lang w:val="en-US"/>
           </w:rPr>
-          <w:t xml:space="preserve"> with little evidence of classic fragmentation</w:t>
+          <w:delText>fragmentation</w:delText>
         </w:r>
-      </w:ins>
-      <w:r>
-        <w:rPr>
-          <w:lang w:val="en-US"/>
-        </w:rPr>
-        <w:t>—</w:t>
-      </w:r>
-      <w:ins w:id="145" w:author="Jason Fisher" w:date="2026-06-30T11:17:00Z" w16du:dateUtc="2026-06-30T18:17:00Z">
         <w:r>
           <w:rPr>
             <w:lang w:val="en-US"/>
           </w:rPr>
-          <w:t>that is, disjunction of patch types</w:t>
+          <w:delText>—</w:delText>
         </w:r>
-      </w:ins>
-      <w:r>
-        <w:rPr>
-          <w:lang w:val="en-US"/>
-        </w:rPr>
-        <w:t xml:space="preserve">. </w:t>
-      </w:r>
-      <w:r>
-        <w:rPr>
-          <w:lang w:val="en-US"/>
-        </w:rPr>
-        <w:t>Other empirical studies have noted edge effects that emerge at</w:t>
-      </w:r>
-      <w:r>
-        <w:rPr>
-          <w:lang w:val="en-US"/>
-        </w:rPr>
-        <w:t xml:space="preserve"> </w:t>
-      </w:r>
-      <w:r>
-        <w:rPr>
-          <w:lang w:val="en-US"/>
-        </w:rPr>
-        <w:t xml:space="preserve">intermediate, </w:t>
-      </w:r>
-      <w:r>
-        <w:rPr>
-          <w:lang w:val="en-US"/>
-        </w:rPr>
-        <w:t xml:space="preserve">species-specific thresholds of </w:t>
-      </w:r>
-      <w:r>
-        <w:rPr>
-          <w:lang w:val="en-US"/>
-        </w:rPr>
-        <w:t>habitat loss</w:t>
-      </w:r>
-      <w:r>
-        <w:rPr>
-          <w:lang w:val="en-US"/>
-        </w:rPr>
-        <w:t xml:space="preserve"> </w:t>
-      </w:r>
-      <w:r>
-        <w:rPr>
-          <w:lang w:val="en-US"/>
-        </w:rPr>
-        <w:fldChar w:fldCharType="begin"/>
-      </w:r>
-      <w:r>
-        <w:rPr>
-          <w:lang w:val="en-US"/>
-        </w:rPr>
-        <w:instrText xml:space="preserve"> ADDIN EN.CITE &lt;EndNote&gt;&lt;Cite&gt;&lt;Author&gt;With&lt;/Author&gt;&lt;Year&gt;2011&lt;/Year&gt;&lt;RecNum&gt;2334&lt;/RecNum&gt;&lt;DisplayText&gt;(With and Pavuk 2011)&lt;/DisplayText&gt;&lt;record&gt;&lt;rec-number&gt;2334&lt;/rec-number&gt;&lt;foreign-keys&gt;&lt;key app="EN" db-id="9tstv0xa32zvryewwazvzrxwse9ef0zfrtsx" timestamp="1780780483" guid="a8459146-d9a2-4f5f-8cd9-c8ebaa8ebaab"&gt;2334&lt;/key&gt;&lt;/foreign-keys&gt;&lt;ref-type name="Journal Article"&gt;17&lt;/ref-type&gt;&lt;contributors&gt;&lt;authors&gt;&lt;author&gt;With, Kimberly A.&lt;/author&gt;&lt;author&gt;Pavuk, Daniel M.&lt;/author&gt;&lt;/authors&gt;&lt;/contributors&gt;&lt;titles&gt;&lt;title&gt;Habitat area trumps fragmentation effects on arthropods in an experimental landscape system&lt;/title&gt;&lt;secondary-title&gt;Landscape Ecology&lt;/secondary-title&gt;&lt;/titles&gt;&lt;periodical&gt;&lt;full-title&gt;LANDSCAPE ECOLOGY&lt;/full-title&gt;&lt;/periodical&gt;&lt;pages&gt;1035-1048&lt;/pages&gt;&lt;volume&gt;26&lt;/volume&gt;&lt;number&gt;7&lt;/number&gt;&lt;dates&gt;&lt;year&gt;2011&lt;/year&gt;&lt;pub-dates&gt;&lt;date&gt;2011/08/01&lt;/date&gt;&lt;/pub-dates&gt;&lt;/dates&gt;&lt;isbn&gt;1572-9761&lt;/isbn&gt;&lt;urls&gt;&lt;related-urls&gt;&lt;url&gt;https://doi.org/10.1007/s10980-011-9627-x&lt;/url&gt;&lt;/related-urls&gt;&lt;/urls&gt;&lt;electronic-resource-num&gt;10.1007/s10980-011-9627-x&lt;/electronic-resource-num&gt;&lt;/record&gt;&lt;/Cite&gt;&lt;/EndNote&gt;</w:instrText>
-      </w:r>
-      <w:r>
-        <w:rPr>
-          <w:lang w:val="en-US"/>
-        </w:rPr>
-        <w:fldChar w:fldCharType="separate"/>
-      </w:r>
-      <w:r>
-        <w:rPr>
-          <w:noProof/>
-          <w:lang w:val="en-US"/>
-        </w:rPr>
-        <w:t>(With and Pavuk 2011)</w:t>
-      </w:r>
-      <w:r>
-        <w:rPr>
-          <w:lang w:val="en-US"/>
-        </w:rPr>
-        <w:fldChar w:fldCharType="end"/>
-      </w:r>
-      <w:r>
-        <w:rPr>
-          <w:lang w:val="en-US"/>
-        </w:rPr>
-        <w:t xml:space="preserve">. </w:t>
-      </w:r>
-      <w:r>
-        <w:rPr>
-          <w:lang w:val="en-US"/>
-        </w:rPr>
-        <w:t>T</w:t>
-      </w:r>
-      <w:r>
-        <w:rPr>
-          <w:lang w:val="en-US"/>
-        </w:rPr>
-        <w:t xml:space="preserve">he total footprint of industrial disturbances </w:t>
-      </w:r>
-      <w:r>
-        <w:rPr>
-          <w:lang w:val="en-US"/>
-        </w:rPr>
-        <w:t xml:space="preserve">within the boreal region we sampled </w:t>
-      </w:r>
-      <w:r>
-        <w:rPr>
-          <w:lang w:val="en-US"/>
-        </w:rPr>
-        <w:t>seldom exceed</w:t>
-      </w:r>
-      <w:r>
-        <w:rPr>
-          <w:lang w:val="en-US"/>
-        </w:rPr>
-        <w:t>ed</w:t>
-      </w:r>
-      <w:r>
-        <w:rPr>
-          <w:lang w:val="en-US"/>
-        </w:rPr>
-        <w:t xml:space="preserve"> twenty-five percent</w:t>
-      </w:r>
-      <w:r>
-        <w:rPr>
-          <w:lang w:val="en-US"/>
-        </w:rPr>
-        <w:t xml:space="preserve"> by area</w:t>
-      </w:r>
-      <w:r>
-        <w:rPr>
-          <w:lang w:val="en-US"/>
-        </w:rPr>
-        <w:t xml:space="preserve">. Moreover, </w:t>
-      </w:r>
-      <w:r>
-        <w:rPr>
-          <w:lang w:val="en-US"/>
-        </w:rPr>
-        <w:t xml:space="preserve">the effect of </w:t>
-      </w:r>
-      <w:bookmarkStart w:id="146" w:name="_Int_RkGD88EW"/>
-      <w:r>
-        <w:rPr>
-          <w:lang w:val="en-US"/>
-        </w:rPr>
-        <w:t>cumulative</w:t>
-      </w:r>
-      <w:bookmarkEnd w:id="146"/>
-      <w:r>
-        <w:rPr>
-          <w:lang w:val="en-US"/>
-        </w:rPr>
-        <w:t xml:space="preserve"> </w:t>
-      </w:r>
-      <w:r>
-        <w:rPr>
-          <w:lang w:val="en-US"/>
-        </w:rPr>
-        <w:t>industrial footprint</w:t>
-      </w:r>
-      <w:r>
-        <w:rPr>
-          <w:lang w:val="en-US"/>
-        </w:rPr>
-        <w:t xml:space="preserve"> itself was</w:t>
-      </w:r>
-      <w:r>
-        <w:rPr>
-          <w:lang w:val="en-US"/>
-        </w:rPr>
-        <w:t xml:space="preserve"> unexpectedly</w:t>
-      </w:r>
-      <w:r>
-        <w:rPr>
-          <w:lang w:val="en-US"/>
-        </w:rPr>
-        <w:t xml:space="preserve"> positive. </w:t>
-      </w:r>
-      <w:r>
-        <w:rPr>
-          <w:lang w:val="en-US"/>
-        </w:rPr>
-        <w:t xml:space="preserve">Red </w:t>
-      </w:r>
-      <w:r>
-        <w:rPr>
-          <w:lang w:val="en-US"/>
-        </w:rPr>
-        <w:t xml:space="preserve">squirrels are to some degree adaptable and resilient to habitat loss </w:t>
-      </w:r>
-      <w:r>
-        <w:fldChar w:fldCharType="begin"/>
-      </w:r>
-      <w:r>
-        <w:instrText xml:space="preserve"> ADDIN EN.CITE &lt;EndNote&gt;&lt;Cite&gt;&lt;Author&gt;Bayne&lt;/Author&gt;&lt;Year&gt;2000&lt;/Year&gt;&lt;RecNum&gt;1017&lt;/RecNum&gt;&lt;DisplayText&gt;(Bayne and Hobson 2000)&lt;/DisplayText&gt;&lt;record&gt;&lt;rec-number&gt;1017&lt;/rec-number&gt;&lt;foreign-keys&gt;&lt;key app="EN" db-id="9tstv0xa32zvryewwazvzrxwse9ef0zfrtsx" timestamp="1776286494" guid="7bc45c77-cad0-4e6e-ad8a-9f8353687719"&gt;1017&lt;/key&gt;&lt;/foreign-keys&gt;&lt;ref-type name="Journal Article"&gt;17&lt;/ref-type&gt;&lt;contributors&gt;&lt;authors&gt;&lt;author&gt;Erin Bayne&lt;/author&gt;&lt;author&gt;Keith Hobson&lt;/author&gt;&lt;/authors&gt;&lt;/contributors&gt;&lt;titles&gt;&lt;title&gt;&lt;style face="normal" font="default" size="100%"&gt;Relative use of contiguous and fragmented boreal forest by red squirrels (&lt;/style&gt;&lt;style face="italic" font="default" size="100%"&gt;Tamiasciurus hudsonicus&lt;/style&gt;&lt;style face="normal" font="default" size="100%"&gt;)&lt;/style&gt;&lt;/title&gt;&lt;secondary-title&gt;Canadian Journal of Zoology&lt;/secondary-title&gt;&lt;/titles&gt;&lt;periodical&gt;&lt;full-title&gt;CANADIAN JOURNAL OF ZOOLOGY&lt;/full-title&gt;&lt;/periodical&gt;&lt;pages&gt;359-365&lt;/pages&gt;&lt;volume&gt;78&lt;/volume&gt;&lt;number&gt;3&lt;/number&gt;&lt;dates&gt;&lt;year&gt;2000&lt;/year&gt;&lt;/dates&gt;&lt;urls&gt;&lt;related-urls&gt;&lt;url&gt;https://cdnsciencepub.com/doi/abs/10.1139/z99-219&lt;/url&gt;&lt;/related-urls&gt;&lt;/urls&gt;&lt;electronic-resource-num&gt;10.1139/z99-219&lt;/electronic-resource-num&gt;&lt;/record&gt;&lt;/Cite&gt;&lt;/EndNote&gt;</w:instrText>
-      </w:r>
-      <w:r>
-        <w:fldChar w:fldCharType="separate"/>
-      </w:r>
-      <w:r>
-        <w:rPr>
-          <w:noProof/>
-        </w:rPr>
-        <w:t>(Bayne and Hobson 2000)</w:t>
-      </w:r>
-      <w:r>
-        <w:fldChar w:fldCharType="end"/>
-      </w:r>
-      <w:r>
-        <w:rPr>
-          <w:lang w:val="en-US"/>
-        </w:rPr>
-        <w:t xml:space="preserve">, </w:t>
-      </w:r>
-      <w:r>
-        <w:rPr>
-          <w:lang w:val="en-US"/>
-        </w:rPr>
-        <w:t>and</w:t>
-      </w:r>
-      <w:ins w:id="147" w:author="Jason Fisher" w:date="2026-06-30T11:18:00Z" w16du:dateUtc="2026-06-30T18:18:00Z">
+      </w:del>
+      <w:ins w:id="68" w:author="Emerald Arthurs" w:date="2026-07-01T10:21:00Z" w16du:dateUtc="2026-07-01T17:21:00Z">
         <w:r>
           <w:rPr>
             <w:lang w:val="en-US"/>
           </w:rPr>
-          <w:t xml:space="preserve"> if the core requirement for sufficient conifer cones for overwintering is met </w:t>
+          <w:t xml:space="preserve">fragmentation, </w:t>
         </w:r>
       </w:ins>
+      <w:r>
+        <w:rPr>
+          <w:lang w:val="en-US"/>
+        </w:rPr>
+        <w:t>that is, disjunction of patch types</w:t>
+      </w:r>
+      <w:r>
+        <w:rPr>
+          <w:lang w:val="en-US"/>
+        </w:rPr>
+        <w:t xml:space="preserve">. </w:t>
+      </w:r>
+      <w:r>
+        <w:rPr>
+          <w:lang w:val="en-US"/>
+        </w:rPr>
+        <w:t>Other empirical studies have noted edge effects that emerge at</w:t>
+      </w:r>
+      <w:r>
+        <w:rPr>
+          <w:lang w:val="en-US"/>
+        </w:rPr>
+        <w:t xml:space="preserve"> </w:t>
+      </w:r>
+      <w:r>
+        <w:rPr>
+          <w:lang w:val="en-US"/>
+        </w:rPr>
+        <w:t xml:space="preserve">intermediate, </w:t>
+      </w:r>
+      <w:r>
+        <w:rPr>
+          <w:lang w:val="en-US"/>
+        </w:rPr>
+        <w:t xml:space="preserve">species-specific thresholds of </w:t>
+      </w:r>
+      <w:r>
+        <w:rPr>
+          <w:lang w:val="en-US"/>
+        </w:rPr>
+        <w:t>habitat loss</w:t>
+      </w:r>
+      <w:r>
+        <w:rPr>
+          <w:lang w:val="en-US"/>
+        </w:rPr>
+        <w:t xml:space="preserve"> </w:t>
+      </w:r>
+      <w:r>
+        <w:rPr>
+          <w:lang w:val="en-US"/>
+        </w:rPr>
+        <w:fldChar w:fldCharType="begin"/>
+      </w:r>
+      <w:r>
+        <w:rPr>
+          <w:lang w:val="en-US"/>
+        </w:rPr>
+        <w:instrText xml:space="preserve"> ADDIN EN.CITE &lt;EndNote&gt;&lt;Cite&gt;&lt;Author&gt;With&lt;/Author&gt;&lt;Year&gt;2011&lt;/Year&gt;&lt;RecNum&gt;2334&lt;/RecNum&gt;&lt;DisplayText&gt;(With and Pavuk 2011)&lt;/DisplayText&gt;&lt;record&gt;&lt;rec-number&gt;2334&lt;/rec-number&gt;&lt;foreign-keys&gt;&lt;key app="EN" db-id="9tstv0xa32zvryewwazvzrxwse9ef0zfrtsx" timestamp="1780780483" guid="a8459146-d9a2-4f5f-8cd9-c8ebaa8ebaab"&gt;2334&lt;/key&gt;&lt;/foreign-keys&gt;&lt;ref-type name="Journal Article"&gt;17&lt;/ref-type&gt;&lt;contributors&gt;&lt;authors&gt;&lt;author&gt;With, Kimberly A.&lt;/author&gt;&lt;author&gt;Pavuk, Daniel M.&lt;/author&gt;&lt;/authors&gt;&lt;/contributors&gt;&lt;titles&gt;&lt;title&gt;Habitat area trumps fragmentation effects on arthropods in an experimental landscape system&lt;/title&gt;&lt;secondary-title&gt;Landscape Ecology&lt;/secondary-title&gt;&lt;/titles&gt;&lt;periodical&gt;&lt;full-title&gt;LANDSCAPE ECOLOGY&lt;/full-title&gt;&lt;/periodical&gt;&lt;pages&gt;1035-1048&lt;/pages&gt;&lt;volume&gt;26&lt;/volume&gt;&lt;number&gt;7&lt;/number&gt;&lt;dates&gt;&lt;year&gt;2011&lt;/year&gt;&lt;pub-dates&gt;&lt;date&gt;2011/08/01&lt;/date&gt;&lt;/pub-dates&gt;&lt;/dates&gt;&lt;isbn&gt;1572-9761&lt;/isbn&gt;&lt;urls&gt;&lt;related-urls&gt;&lt;url&gt;https://doi.org/10.1007/s10980-011-9627-x&lt;/url&gt;&lt;/related-urls&gt;&lt;/urls&gt;&lt;electronic-resource-num&gt;10.1007/s10980-011-9627-x&lt;/electronic-resource-num&gt;&lt;/record&gt;&lt;/Cite&gt;&lt;/EndNote&gt;</w:instrText>
+      </w:r>
+      <w:r>
+        <w:rPr>
+          <w:lang w:val="en-US"/>
+        </w:rPr>
+        <w:fldChar w:fldCharType="separate"/>
+      </w:r>
+      <w:r>
+        <w:rPr>
+          <w:noProof/>
+          <w:lang w:val="en-US"/>
+        </w:rPr>
+        <w:t>(With and Pavuk 2011)</w:t>
+      </w:r>
+      <w:r>
+        <w:rPr>
+          <w:lang w:val="en-US"/>
+        </w:rPr>
+        <w:fldChar w:fldCharType="end"/>
+      </w:r>
+      <w:r>
+        <w:rPr>
+          <w:lang w:val="en-US"/>
+        </w:rPr>
+        <w:t xml:space="preserve">. </w:t>
+      </w:r>
+      <w:r>
+        <w:rPr>
+          <w:lang w:val="en-US"/>
+        </w:rPr>
+        <w:t>T</w:t>
+      </w:r>
+      <w:r>
+        <w:rPr>
+          <w:lang w:val="en-US"/>
+        </w:rPr>
+        <w:t xml:space="preserve">he total footprint of industrial disturbances </w:t>
+      </w:r>
+      <w:r>
+        <w:rPr>
+          <w:lang w:val="en-US"/>
+        </w:rPr>
+        <w:t xml:space="preserve">within the boreal region we sampled </w:t>
+      </w:r>
+      <w:r>
+        <w:rPr>
+          <w:lang w:val="en-US"/>
+        </w:rPr>
+        <w:t>seldom exceed</w:t>
+      </w:r>
+      <w:r>
+        <w:rPr>
+          <w:lang w:val="en-US"/>
+        </w:rPr>
+        <w:t>ed</w:t>
+      </w:r>
+      <w:r>
+        <w:rPr>
+          <w:lang w:val="en-US"/>
+        </w:rPr>
+        <w:t xml:space="preserve"> twenty-five percent</w:t>
+      </w:r>
+      <w:r>
+        <w:rPr>
+          <w:lang w:val="en-US"/>
+        </w:rPr>
+        <w:t xml:space="preserve"> by area</w:t>
+      </w:r>
+      <w:r>
+        <w:rPr>
+          <w:lang w:val="en-US"/>
+        </w:rPr>
+        <w:t xml:space="preserve">. Moreover, </w:t>
+      </w:r>
+      <w:r>
+        <w:rPr>
+          <w:lang w:val="en-US"/>
+        </w:rPr>
+        <w:t xml:space="preserve">the effect of </w:t>
+      </w:r>
+      <w:bookmarkStart w:id="69" w:name="_Int_RkGD88EW"/>
+      <w:r>
+        <w:rPr>
+          <w:lang w:val="en-US"/>
+        </w:rPr>
+        <w:t>cumulative</w:t>
+      </w:r>
+      <w:bookmarkEnd w:id="69"/>
+      <w:r>
+        <w:rPr>
+          <w:lang w:val="en-US"/>
+        </w:rPr>
+        <w:t xml:space="preserve"> </w:t>
+      </w:r>
+      <w:r>
+        <w:rPr>
+          <w:lang w:val="en-US"/>
+        </w:rPr>
+        <w:t>industrial footprint</w:t>
+      </w:r>
+      <w:r>
+        <w:rPr>
+          <w:lang w:val="en-US"/>
+        </w:rPr>
+        <w:t xml:space="preserve"> itself was</w:t>
+      </w:r>
+      <w:r>
+        <w:rPr>
+          <w:lang w:val="en-US"/>
+        </w:rPr>
+        <w:t xml:space="preserve"> unexpectedly</w:t>
+      </w:r>
+      <w:r>
+        <w:rPr>
+          <w:lang w:val="en-US"/>
+        </w:rPr>
+        <w:t xml:space="preserve"> positive. </w:t>
+      </w:r>
+      <w:r>
+        <w:rPr>
+          <w:lang w:val="en-US"/>
+        </w:rPr>
+        <w:t xml:space="preserve">Red </w:t>
+      </w:r>
+      <w:r>
+        <w:rPr>
+          <w:lang w:val="en-US"/>
+        </w:rPr>
+        <w:t xml:space="preserve">squirrels are to some degree adaptable and resilient to habitat loss </w:t>
+      </w:r>
+      <w:r>
+        <w:fldChar w:fldCharType="begin"/>
+      </w:r>
+      <w:r>
+        <w:instrText xml:space="preserve"> ADDIN EN.CITE &lt;EndNote&gt;&lt;Cite&gt;&lt;Author&gt;Bayne&lt;/Author&gt;&lt;Year&gt;2000&lt;/Year&gt;&lt;RecNum&gt;1017&lt;/RecNum&gt;&lt;DisplayText&gt;(Bayne and Hobson 2000)&lt;/DisplayText&gt;&lt;record&gt;&lt;rec-number&gt;1017&lt;/rec-number&gt;&lt;foreign-keys&gt;&lt;key app="EN" db-id="9tstv0xa32zvryewwazvzrxwse9ef0zfrtsx" timestamp="1776286494" guid="7bc45c77-cad0-4e6e-ad8a-9f8353687719"&gt;1017&lt;/key&gt;&lt;/foreign-keys&gt;&lt;ref-type name="Journal Article"&gt;17&lt;/ref-type&gt;&lt;contributors&gt;&lt;authors&gt;&lt;author&gt;Erin Bayne&lt;/author&gt;&lt;author&gt;Keith Hobson&lt;/author&gt;&lt;/authors&gt;&lt;/contributors&gt;&lt;titles&gt;&lt;title&gt;&lt;style face="normal" font="default" size="100%"&gt;Relative use of contiguous and fragmented boreal forest by red squirrels (&lt;/style&gt;&lt;style face="italic" font="default" size="100%"&gt;Tamiasciurus hudsonicus&lt;/style&gt;&lt;style face="normal" font="default" size="100%"&gt;)&lt;/style&gt;&lt;/title&gt;&lt;secondary-title&gt;Canadian Journal of Zoology&lt;/secondary-title&gt;&lt;/titles&gt;&lt;periodical&gt;&lt;full-title&gt;CANADIAN JOURNAL OF ZOOLOGY&lt;/full-title&gt;&lt;/periodical&gt;&lt;pages&gt;359-365&lt;/pages&gt;&lt;volume&gt;78&lt;/volume&gt;&lt;number&gt;3&lt;/number&gt;&lt;dates&gt;&lt;year&gt;2000&lt;/year&gt;&lt;/dates&gt;&lt;urls&gt;&lt;related-urls&gt;&lt;url&gt;https://cdnsciencepub.com/doi/abs/10.1139/z99-219&lt;/url&gt;&lt;/related-urls&gt;&lt;/urls&gt;&lt;electronic-resource-num&gt;10.1139/z99-219&lt;/electronic-resource-num&gt;&lt;/record&gt;&lt;/Cite&gt;&lt;/EndNote&gt;</w:instrText>
+      </w:r>
+      <w:r>
+        <w:fldChar w:fldCharType="separate"/>
+      </w:r>
+      <w:r>
+        <w:rPr>
+          <w:noProof/>
+        </w:rPr>
+        <w:t>(Bayne and Hobson 2000)</w:t>
+      </w:r>
+      <w:r>
+        <w:fldChar w:fldCharType="end"/>
+      </w:r>
+      <w:r>
+        <w:rPr>
+          <w:lang w:val="en-US"/>
+        </w:rPr>
+        <w:t xml:space="preserve">, </w:t>
+      </w:r>
+      <w:r>
+        <w:rPr>
+          <w:lang w:val="en-US"/>
+        </w:rPr>
+        <w:t>and</w:t>
+      </w:r>
+      <w:r>
+        <w:rPr>
+          <w:lang w:val="en-US"/>
+        </w:rPr>
+        <w:t xml:space="preserve"> if the core requirement for sufficient conifer cones for overwintering is met </w:t>
+      </w:r>
       <w:r>
         <w:rPr>
           <w:lang w:val="en-US"/>
@@ -25189,14 +24722,14 @@
         <w:rPr>
           <w:noProof/>
         </w:rPr>
-        <w:t xml:space="preserve">(Dunning et al. 1992, Fisher and </w:t>
+        <w:t xml:space="preserve">(Dunning et al. 1992, </w:t>
       </w:r>
       <w:r>
         <w:rPr>
           <w:noProof/>
         </w:rPr>
         <w:lastRenderedPageBreak/>
-        <w:t>Merriam 2000)</w:t>
+        <w:t>Fisher and Merriam 2000)</w:t>
       </w:r>
       <w:r>
         <w:fldChar w:fldCharType="end"/>
@@ -25933,6 +25466,11 @@
           <w:lang w:val="en-US"/>
         </w:rPr>
         <w:fldChar w:fldCharType="end"/>
+      </w:r>
+      <w:r>
+        <w:rPr>
+          <w:lang w:val="en-US"/>
+        </w:rPr>
       </w:r>
       <w:r>
         <w:rPr>
@@ -26394,6 +25932,11 @@
           <w:lang w:val="en-US"/>
         </w:rPr>
         <w:fldChar w:fldCharType="end"/>
+      </w:r>
+      <w:r>
+        <w:rPr>
+          <w:lang w:val="en-US"/>
+        </w:rPr>
       </w:r>
       <w:r>
         <w:rPr>
@@ -28639,28 +28182,24 @@
         <w:lastRenderedPageBreak/>
         <w:t xml:space="preserve">depend not only on </w:t>
       </w:r>
-      <w:ins w:id="148" w:author="Jason Fisher" w:date="2026-06-30T11:26:00Z" w16du:dateUtc="2026-06-30T18:26:00Z">
-        <w:r>
-          <w:rPr>
-            <w:lang w:val="en-US"/>
-          </w:rPr>
-          <w:t xml:space="preserve">the areal </w:t>
-        </w:r>
-      </w:ins>
+      <w:r>
+        <w:rPr>
+          <w:lang w:val="en-US"/>
+        </w:rPr>
+        <w:t xml:space="preserve">the areal </w:t>
+      </w:r>
       <w:r>
         <w:rPr>
           <w:lang w:val="en-US"/>
         </w:rPr>
         <w:t>footprint</w:t>
       </w:r>
-      <w:ins w:id="149" w:author="Jason Fisher" w:date="2026-06-30T11:26:00Z" w16du:dateUtc="2026-06-30T18:26:00Z">
-        <w:r>
-          <w:rPr>
-            <w:lang w:val="en-US"/>
-          </w:rPr>
-          <w:t xml:space="preserve"> of disturbance,</w:t>
-        </w:r>
-      </w:ins>
+      <w:r>
+        <w:rPr>
+          <w:lang w:val="en-US"/>
+        </w:rPr>
+        <w:t xml:space="preserve"> of disturbance,</w:t>
+      </w:r>
       <w:r>
         <w:rPr>
           <w:lang w:val="en-US"/>
@@ -29140,8 +28679,8 @@
           <w:lang w:val="en-US"/>
         </w:rPr>
       </w:pPr>
-      <w:bookmarkStart w:id="150" w:name="_22issswytjem"/>
-      <w:bookmarkEnd w:id="150"/>
+      <w:bookmarkStart w:id="70" w:name="_22issswytjem"/>
+      <w:bookmarkEnd w:id="70"/>
       <w:r>
         <w:rPr>
           <w:lang w:val="en-US"/>
@@ -29154,14 +28693,14 @@
         </w:rPr>
         <w:t xml:space="preserve">add several qualifications to our </w:t>
       </w:r>
-      <w:bookmarkStart w:id="151" w:name="_Int_5pjvAU5L"/>
+      <w:bookmarkStart w:id="71" w:name="_Int_5pjvAU5L"/>
       <w:r>
         <w:rPr>
           <w:lang w:val="en-US"/>
         </w:rPr>
         <w:t>study</w:t>
       </w:r>
-      <w:bookmarkEnd w:id="151"/>
+      <w:bookmarkEnd w:id="71"/>
       <w:r>
         <w:rPr>
           <w:lang w:val="en-US"/>
@@ -29244,86 +28783,90 @@
         <w:rPr>
           <w:lang w:val="en-US"/>
         </w:rPr>
-        <w:t xml:space="preserve"> T</w:t>
-      </w:r>
-      <w:r>
-        <w:rPr>
-          <w:lang w:val="en-US"/>
-        </w:rPr>
-        <w:t>his</w:t>
-      </w:r>
-      <w:r>
-        <w:rPr>
-          <w:lang w:val="en-US"/>
-        </w:rPr>
-        <w:t xml:space="preserve"> is</w:t>
-      </w:r>
-      <w:r>
-        <w:rPr>
-          <w:lang w:val="en-US"/>
-        </w:rPr>
         <w:t xml:space="preserve"> </w:t>
       </w:r>
-      <w:r>
-        <w:rPr>
-          <w:lang w:val="en-US"/>
-        </w:rPr>
-        <w:t xml:space="preserve">very </w:t>
-      </w:r>
-      <w:r>
-        <w:rPr>
-          <w:lang w:val="en-US"/>
-        </w:rPr>
-        <w:t>un</w:t>
-      </w:r>
-      <w:r>
-        <w:rPr>
-          <w:lang w:val="en-US"/>
-        </w:rPr>
-        <w:t>likely</w:t>
-      </w:r>
-      <w:r>
-        <w:rPr>
-          <w:lang w:val="en-US"/>
-        </w:rPr>
-        <w:t xml:space="preserve"> given our use of lures, </w:t>
-      </w:r>
-      <w:del w:id="152" w:author="Jason Fisher" w:date="2026-06-30T11:28:00Z" w16du:dateUtc="2026-06-30T18:28:00Z">
+      <w:ins w:id="72" w:author="Emerald Arthurs" w:date="2026-07-01T10:22:00Z" w16du:dateUtc="2026-07-01T17:22:00Z">
         <w:r>
           <w:rPr>
             <w:lang w:val="en-US"/>
           </w:rPr>
-          <w:delText xml:space="preserve">game </w:delText>
+          <w:t>However, t</w:t>
         </w:r>
-      </w:del>
-      <w:ins w:id="153" w:author="Jason Fisher" w:date="2026-06-30T11:28:00Z" w16du:dateUtc="2026-06-30T18:28:00Z">
+      </w:ins>
+      <w:del w:id="73" w:author="Emerald Arthurs" w:date="2026-07-01T10:22:00Z" w16du:dateUtc="2026-07-01T17:22:00Z">
         <w:r>
           <w:rPr>
             <w:lang w:val="en-US"/>
           </w:rPr>
-          <w:t>active wildlife</w:t>
+          <w:delText>T</w:delText>
         </w:r>
-        <w:r>
-          <w:rPr>
-            <w:lang w:val="en-US"/>
-          </w:rPr>
-          <w:t xml:space="preserve"> </w:t>
-        </w:r>
-      </w:ins>
+      </w:del>
+      <w:r>
+        <w:rPr>
+          <w:lang w:val="en-US"/>
+        </w:rPr>
+        <w:t>his</w:t>
+      </w:r>
+      <w:r>
+        <w:rPr>
+          <w:lang w:val="en-US"/>
+        </w:rPr>
+        <w:t xml:space="preserve"> is</w:t>
+      </w:r>
+      <w:r>
+        <w:rPr>
+          <w:lang w:val="en-US"/>
+        </w:rPr>
+        <w:t xml:space="preserve"> </w:t>
+      </w:r>
+      <w:r>
+        <w:rPr>
+          <w:lang w:val="en-US"/>
+        </w:rPr>
+        <w:t xml:space="preserve">very </w:t>
+      </w:r>
+      <w:r>
+        <w:rPr>
+          <w:lang w:val="en-US"/>
+        </w:rPr>
+        <w:t>un</w:t>
+      </w:r>
+      <w:r>
+        <w:rPr>
+          <w:lang w:val="en-US"/>
+        </w:rPr>
+        <w:t>likely</w:t>
+      </w:r>
+      <w:r>
+        <w:rPr>
+          <w:lang w:val="en-US"/>
+        </w:rPr>
+        <w:t xml:space="preserve"> given our use of lures, </w:t>
+      </w:r>
+      <w:r>
+        <w:rPr>
+          <w:lang w:val="en-US"/>
+        </w:rPr>
+        <w:t>active wildlife</w:t>
+      </w:r>
+      <w:r>
+        <w:rPr>
+          <w:lang w:val="en-US"/>
+        </w:rPr>
+        <w:t xml:space="preserve"> </w:t>
+      </w:r>
       <w:r>
         <w:rPr>
           <w:lang w:val="en-US"/>
         </w:rPr>
         <w:t xml:space="preserve">trails, </w:t>
       </w:r>
-      <w:ins w:id="154" w:author="Jason Fisher" w:date="2026-06-30T11:27:00Z" w16du:dateUtc="2026-06-30T18:27:00Z">
-        <w:r>
-          <w:rPr>
-            <w:lang w:val="en-US"/>
-          </w:rPr>
-          <w:t xml:space="preserve">standardization of camera deployments, </w:t>
-        </w:r>
-      </w:ins>
+      <w:r>
+        <w:rPr>
+          <w:lang w:val="en-US"/>
+        </w:rPr>
+        <w:t xml:space="preserve">standardization of camera deployments, </w:t>
+      </w:r>
       <w:r>
         <w:rPr>
           <w:lang w:val="en-US"/>
@@ -29842,7 +29385,7 @@
         </w:rPr>
         <w:t xml:space="preserve"> and abundance</w:t>
       </w:r>
-      <w:ins w:id="155" w:author="Jason Fisher" w:date="2026-06-30T11:29:00Z" w16du:dateUtc="2026-06-30T18:29:00Z">
+      <w:ins w:id="74" w:author="Jason Fisher" w:date="2026-06-30T11:29:00Z" w16du:dateUtc="2026-06-30T18:29:00Z">
         <w:r>
           <w:rPr>
             <w:lang w:val="en-US"/>
@@ -30035,6 +29578,11 @@
         <w:rPr>
           <w:lang w:val="en-US"/>
         </w:rPr>
+      </w:r>
+      <w:r>
+        <w:rPr>
+          <w:lang w:val="en-US"/>
+        </w:rPr>
         <w:fldChar w:fldCharType="separate"/>
       </w:r>
       <w:r>
@@ -30118,30 +29666,26 @@
           <w:lang w:val="en-US"/>
         </w:rPr>
       </w:pPr>
-      <w:bookmarkStart w:id="156" w:name="_9vhq2xeu7ytl"/>
-      <w:bookmarkEnd w:id="156"/>
+      <w:bookmarkStart w:id="75" w:name="_9vhq2xeu7ytl"/>
+      <w:bookmarkEnd w:id="75"/>
       <w:r>
         <w:rPr>
           <w:lang w:val="en-US"/>
         </w:rPr>
         <w:t>In summary, red squirrel distribution in the Boreal Plains is influenced by both industrial footprint and the</w:t>
       </w:r>
-      <w:ins w:id="157" w:author="Aidan Brushett" w:date="2026-06-30T15:36:00Z" w16du:dateUtc="2026-06-30T22:36:00Z">
-        <w:r>
-          <w:rPr>
-            <w:lang w:val="en-US"/>
-          </w:rPr>
-          <w:t xml:space="preserve"> </w:t>
-        </w:r>
-      </w:ins>
-      <w:ins w:id="158" w:author="Aidan Brushett" w:date="2026-06-30T15:49:00Z" w16du:dateUtc="2026-06-30T22:49:00Z">
-        <w:r>
-          <w:rPr>
-            <w:lang w:val="en-US"/>
-          </w:rPr>
-          <w:t xml:space="preserve">spatial configuration induced by that footprint, </w:t>
-        </w:r>
-      </w:ins>
+      <w:r>
+        <w:rPr>
+          <w:lang w:val="en-US"/>
+        </w:rPr>
+        <w:t xml:space="preserve"> </w:t>
+      </w:r>
+      <w:r>
+        <w:rPr>
+          <w:lang w:val="en-US"/>
+        </w:rPr>
+        <w:t xml:space="preserve">spatial configuration induced by that footprint, </w:t>
+      </w:r>
       <w:r>
         <w:rPr>
           <w:lang w:val="en-US"/>
@@ -31061,6 +30605,11 @@
         <w:rPr>
           <w:lang w:val="en-US"/>
         </w:rPr>
+      </w:r>
+      <w:r>
+        <w:rPr>
+          <w:lang w:val="en-US"/>
+        </w:rPr>
         <w:fldChar w:fldCharType="separate"/>
       </w:r>
       <w:r>
@@ -31739,6 +31288,11 @@
         <w:rPr>
           <w:lang w:val="en-US"/>
         </w:rPr>
+      </w:r>
+      <w:r>
+        <w:rPr>
+          <w:lang w:val="en-US"/>
+        </w:rPr>
         <w:fldChar w:fldCharType="separate"/>
       </w:r>
       <w:r>
@@ -32045,6 +31599,11 @@
         <w:rPr>
           <w:lang w:val="en-US"/>
         </w:rPr>
+      </w:r>
+      <w:r>
+        <w:rPr>
+          <w:lang w:val="en-US"/>
+        </w:rPr>
         <w:fldChar w:fldCharType="separate"/>
       </w:r>
       <w:r>
@@ -32098,14 +31657,12 @@
         </w:rPr>
         <w:t>management</w:t>
       </w:r>
-      <w:ins w:id="159" w:author="Jason Fisher" w:date="2026-06-29T12:40:00Z" w16du:dateUtc="2026-06-29T19:40:00Z">
-        <w:r>
-          <w:rPr>
-            <w:lang w:val="en-US"/>
-          </w:rPr>
-          <w:t xml:space="preserve"> in the oil sands typically</w:t>
-        </w:r>
-      </w:ins>
+      <w:r>
+        <w:rPr>
+          <w:lang w:val="en-US"/>
+        </w:rPr>
+        <w:t xml:space="preserve"> in the oil sands typically</w:t>
+      </w:r>
       <w:r>
         <w:rPr>
           <w:lang w:val="en-US"/>
@@ -32130,60 +31687,12 @@
         </w:rPr>
         <w:t xml:space="preserve"> amount of habitat lost</w:t>
       </w:r>
-      <w:ins w:id="160" w:author="Jason Fisher" w:date="2026-06-29T12:40:00Z" w16du:dateUtc="2026-06-29T19:40:00Z">
-        <w:r>
-          <w:rPr>
-            <w:lang w:val="en-US"/>
-          </w:rPr>
-          <w:t xml:space="preserve"> and looks </w:t>
-        </w:r>
-      </w:ins>
-      <w:ins w:id="161" w:author="Jason Fisher" w:date="2026-06-29T12:41:00Z" w16du:dateUtc="2026-06-29T19:41:00Z">
-        <w:r>
-          <w:rPr>
-            <w:lang w:val="en-US"/>
-          </w:rPr>
-          <w:t>to</w:t>
-        </w:r>
-      </w:ins>
-      <w:ins w:id="162" w:author="Jason Fisher" w:date="2026-06-29T12:40:00Z" w16du:dateUtc="2026-06-29T19:40:00Z">
-        <w:r>
-          <w:rPr>
-            <w:lang w:val="en-US"/>
-          </w:rPr>
-          <w:t xml:space="preserve"> </w:t>
-        </w:r>
-      </w:ins>
-      <w:r>
-        <w:rPr>
-          <w:lang w:val="en-US"/>
-        </w:rPr>
-        <w:t>offset footprint using</w:t>
-      </w:r>
-      <w:ins w:id="163" w:author="Jason Fisher" w:date="2026-06-29T12:41:00Z" w16du:dateUtc="2026-06-29T19:41:00Z">
-        <w:r>
-          <w:rPr>
-            <w:lang w:val="en-US"/>
-          </w:rPr>
-          <w:t xml:space="preserve"> undisturbed habitat elsewhere as </w:t>
-        </w:r>
-      </w:ins>
-      <w:ins w:id="164" w:author="Jason Fisher" w:date="2026-06-29T12:42:00Z" w16du:dateUtc="2026-06-29T19:42:00Z">
-        <w:r>
-          <w:rPr>
-            <w:lang w:val="en-US"/>
-          </w:rPr>
-          <w:t xml:space="preserve">a </w:t>
-        </w:r>
-      </w:ins>
-      <w:ins w:id="165" w:author="Jason Fisher" w:date="2026-06-29T12:41:00Z" w16du:dateUtc="2026-06-29T19:41:00Z">
-        <w:r>
-          <w:rPr>
-            <w:lang w:val="en-US"/>
-          </w:rPr>
-          <w:t>solution</w:t>
-        </w:r>
-      </w:ins>
+      <w:r>
+        <w:rPr>
+          <w:lang w:val="en-US"/>
+        </w:rPr>
+        <w:t xml:space="preserve"> and looks to offset footprint using undisturbed habitat elsewhere as a solution</w:t>
+      </w:r>
       <w:r>
         <w:rPr>
           <w:lang w:val="en-US"/>
@@ -32386,6 +31895,11 @@
         <w:rPr>
           <w:lang w:val="en-US"/>
         </w:rPr>
+      </w:r>
+      <w:r>
+        <w:rPr>
+          <w:lang w:val="en-US"/>
+        </w:rPr>
         <w:fldChar w:fldCharType="separate"/>
       </w:r>
       <w:r>
@@ -32445,9 +31959,9 @@
           <w:lang w:val="en-US"/>
         </w:rPr>
       </w:pPr>
-      <w:commentRangeStart w:id="166"/>
-      <w:commentRangeStart w:id="167"/>
-      <w:commentRangeStart w:id="168"/>
+      <w:commentRangeStart w:id="76"/>
+      <w:commentRangeStart w:id="77"/>
+      <w:commentRangeStart w:id="78"/>
       <w:r>
         <w:rPr>
           <w:b/>
@@ -32456,7 +31970,7 @@
         <w:lastRenderedPageBreak/>
         <w:t>References</w:t>
       </w:r>
-      <w:commentRangeEnd w:id="166"/>
+      <w:commentRangeEnd w:id="76"/>
       <w:r>
         <w:rPr>
           <w:rStyle w:val="CommentReference"/>
@@ -32464,9 +31978,9 @@
           <w:szCs w:val="22"/>
           <w:lang w:val="en-US"/>
         </w:rPr>
-        <w:commentReference w:id="166"/>
-      </w:r>
-      <w:commentRangeEnd w:id="167"/>
+        <w:commentReference w:id="76"/>
+      </w:r>
+      <w:commentRangeEnd w:id="77"/>
       <w:r>
         <w:rPr>
           <w:rStyle w:val="CommentReference"/>
@@ -32474,9 +31988,9 @@
           <w:szCs w:val="22"/>
           <w:lang w:val="en-US"/>
         </w:rPr>
-        <w:commentReference w:id="167"/>
-      </w:r>
-      <w:commentRangeEnd w:id="168"/>
+        <w:commentReference w:id="77"/>
+      </w:r>
+      <w:commentRangeEnd w:id="78"/>
       <w:r>
         <w:rPr>
           <w:rStyle w:val="CommentReference"/>
@@ -32484,13 +31998,13 @@
           <w:szCs w:val="22"/>
           <w:lang w:val="en-US"/>
         </w:rPr>
-        <w:commentReference w:id="168"/>
+        <w:commentReference w:id="78"/>
       </w:r>
     </w:p>
-    <w:bookmarkStart w:id="169" w:name="_6a4kq0etjl5t" w:colFirst="0" w:colLast="0"/>
-    <w:bookmarkStart w:id="170" w:name="_4cznrppnwhre" w:colFirst="0" w:colLast="0"/>
-    <w:bookmarkEnd w:id="169"/>
-    <w:bookmarkEnd w:id="170"/>
+    <w:bookmarkStart w:id="79" w:name="_6a4kq0etjl5t" w:colFirst="0" w:colLast="0"/>
+    <w:bookmarkStart w:id="80" w:name="_4cznrppnwhre" w:colFirst="0" w:colLast="0"/>
+    <w:bookmarkEnd w:id="79"/>
+    <w:bookmarkEnd w:id="80"/>
     <w:p>
       <w:pPr>
         <w:pStyle w:val="EndNoteBibliography"/>
@@ -42800,38 +42314,20 @@
         </w:rPr>
         <w:t xml:space="preserve"> </w:t>
       </w:r>
-      <w:del w:id="171" w:author="Aidan Brushett" w:date="2026-06-30T15:31:00Z" w16du:dateUtc="2026-06-30T22:31:00Z">
-        <w:r>
-          <w:rPr>
-            <w:rFonts w:eastAsia="Calibri" w:cs="Times New Roman"/>
-            <w:lang w:val="en-US"/>
-          </w:rPr>
-          <w:delText>Marginal</w:delText>
-        </w:r>
-        <w:r>
-          <w:rPr>
-            <w:rFonts w:eastAsia="Calibri" w:cs="Times New Roman"/>
-            <w:lang w:val="en-US"/>
-          </w:rPr>
-          <w:delText xml:space="preserve"> </w:delText>
-        </w:r>
-      </w:del>
-      <w:ins w:id="172" w:author="Aidan Brushett" w:date="2026-06-30T15:31:00Z" w16du:dateUtc="2026-06-30T22:31:00Z">
-        <w:r>
-          <w:rPr>
-            <w:rFonts w:eastAsia="Calibri" w:cs="Times New Roman"/>
-            <w:lang w:val="en-US"/>
-          </w:rPr>
-          <w:t>Conditional</w:t>
-        </w:r>
-        <w:r>
-          <w:rPr>
-            <w:rFonts w:eastAsia="Calibri" w:cs="Times New Roman"/>
-            <w:lang w:val="en-US"/>
-          </w:rPr>
-          <w:t xml:space="preserve"> </w:t>
-        </w:r>
-      </w:ins>
+      <w:r>
+        <w:rPr>
+          <w:rFonts w:eastAsia="Calibri" w:cs="Times New Roman"/>
+          <w:lang w:val="en-US"/>
+        </w:rPr>
+        <w:t>Conditional</w:t>
+      </w:r>
+      <w:r>
+        <w:rPr>
+          <w:rFonts w:eastAsia="Calibri" w:cs="Times New Roman"/>
+          <w:lang w:val="en-US"/>
+        </w:rPr>
+        <w:t xml:space="preserve"> </w:t>
+      </w:r>
       <w:r>
         <w:rPr>
           <w:rFonts w:eastAsia="Calibri" w:cs="Times New Roman"/>
@@ -43007,7 +42503,24 @@
 
 <file path=word/comments.xml><?xml version="1.0" encoding="utf-8"?>
 <w:comments xmlns:wpc="http://schemas.microsoft.com/office/word/2010/wordprocessingCanvas" xmlns:cx="http://schemas.microsoft.com/office/drawing/2014/chartex" xmlns:cx1="http://schemas.microsoft.com/office/drawing/2015/9/8/chartex" xmlns:cx2="http://schemas.microsoft.com/office/drawing/2015/10/21/chartex" xmlns:cx3="http://schemas.microsoft.com/office/drawing/2016/5/9/chartex" xmlns:cx4="http://schemas.microsoft.com/office/drawing/2016/5/10/chartex" xmlns:cx5="http://schemas.microsoft.com/office/drawing/2016/5/11/chartex" xmlns:cx6="http://schemas.microsoft.com/office/drawing/2016/5/12/chartex" xmlns:cx7="http://schemas.microsoft.com/office/drawing/2016/5/13/chartex" xmlns:cx8="http://schemas.microsoft.com/office/drawing/2016/5/14/chartex" xmlns:mc="http://schemas.openxmlformats.org/markup-compatibility/2006" xmlns:aink="http://schemas.microsoft.com/office/drawing/2016/ink" xmlns:am3d="http://schemas.microsoft.com/office/drawing/2017/model3d" xmlns:o="urn:schemas-microsoft-com:office:office" xmlns:oel="http://schemas.microsoft.com/office/2019/extlst" xmlns:r="http://schemas.openxmlformats.org/officeDocument/2006/relationships" xmlns:m="http://schemas.openxmlformats.org/officeDocument/2006/math" xmlns:v="urn:schemas-microsoft-com:vml" xmlns:wp14="http://schemas.microsoft.com/office/word/2010/wordprocessingDrawing" xmlns:wp="http://schemas.openxmlformats.org/drawingml/2006/wordprocessingDrawing" xmlns:w10="urn:schemas-microsoft-com:office:word" xmlns:w="http://schemas.openxmlformats.org/wordprocessingml/2006/main" xmlns:w14="http://schemas.microsoft.com/office/word/2010/wordml" xmlns:w15="http://schemas.microsoft.com/office/word/2012/wordml" xmlns:w16cex="http://schemas.microsoft.com/office/word/2018/wordml/cex" xmlns:w16cid="http://schemas.microsoft.com/office/word/2016/wordml/cid" xmlns:w16="http://schemas.microsoft.com/office/word/2018/wordml" xmlns:w16du="http://schemas.microsoft.com/office/word/2023/wordml/word16du" xmlns:w16sdtdh="http://schemas.microsoft.com/office/word/2020/wordml/sdtdatahash" xmlns:w16sdtfl="http://schemas.microsoft.com/office/word/2024/wordml/sdtformatlock" xmlns:w16se="http://schemas.microsoft.com/office/word/2015/wordml/symex" xmlns:wpg="http://schemas.microsoft.com/office/word/2010/wordprocessingGroup" xmlns:wpi="http://schemas.microsoft.com/office/word/2010/wordprocessingInk" xmlns:wne="http://schemas.microsoft.com/office/word/2006/wordml" xmlns:wps="http://schemas.microsoft.com/office/word/2010/wordprocessingShape" mc:Ignorable="w14 w15 w16se w16cid w16 w16cex w16sdtdh w16sdtfl w16du wp14">
-  <w:comment w:id="1" w:author="Aidan Brushett" w:date="2026-06-30T15:33:00Z" w:initials="AB">
+  <w:comment w:id="0" w:author="Jason Fisher" w:date="2026-06-29T12:37:00Z" w:initials="JF">
+    <w:p>
+      <w:r>
+        <w:rPr>
+          <w:rStyle w:val="CommentReference"/>
+        </w:rPr>
+        <w:annotationRef/>
+      </w:r>
+      <w:r>
+        <w:rPr>
+          <w:sz w:val="20"/>
+          <w:szCs w:val="20"/>
+        </w:rPr>
+        <w:t>right?</w:t>
+      </w:r>
+    </w:p>
+  </w:comment>
+  <w:comment w:id="2" w:author="Aidan Brushett" w:date="2026-06-30T15:33:00Z" w:initials="AB">
     <w:p>
       <w:pPr>
         <w:pStyle w:val="CommentText"/>
@@ -43022,28 +42535,11 @@
         <w:rPr>
           <w:lang w:val="en-CA"/>
         </w:rPr>
-        <w:t>Deleted to maintain grammar</w:t>
+        <w:t>I think delete this, extraneous?</w:t>
       </w:r>
     </w:p>
   </w:comment>
-  <w:comment w:id="4" w:author="Jason Fisher" w:date="2026-06-29T12:37:00Z" w:initials="JF">
-    <w:p>
-      <w:r>
-        <w:rPr>
-          <w:rStyle w:val="CommentReference"/>
-        </w:rPr>
-        <w:annotationRef/>
-      </w:r>
-      <w:r>
-        <w:rPr>
-          <w:sz w:val="20"/>
-          <w:szCs w:val="20"/>
-        </w:rPr>
-        <w:t>right?</w:t>
-      </w:r>
-    </w:p>
-  </w:comment>
-  <w:comment w:id="6" w:author="Aidan Brushett" w:date="2026-06-30T15:33:00Z" w:initials="AB">
+  <w:comment w:id="3" w:author="Emerald Arthurs" w:date="2026-07-01T09:53:00Z" w:initials="EA">
     <w:p>
       <w:pPr>
         <w:pStyle w:val="CommentText"/>
@@ -43055,14 +42551,11 @@
         <w:annotationRef/>
       </w:r>
       <w:r>
-        <w:rPr>
-          <w:lang w:val="en-CA"/>
-        </w:rPr>
-        <w:t>I think delete this, extraneous?</w:t>
+        <w:t>agree</w:t>
       </w:r>
     </w:p>
   </w:comment>
-  <w:comment w:id="19" w:author="Jason Fisher" w:date="2026-06-29T12:39:00Z" w:initials="JF">
+  <w:comment w:id="11" w:author="Jason Fisher" w:date="2026-06-29T12:39:00Z" w:initials="JF">
     <w:p>
       <w:r>
         <w:rPr>
@@ -43079,7 +42572,7 @@
       </w:r>
     </w:p>
   </w:comment>
-  <w:comment w:id="20" w:author="Aidan Brushett" w:date="2026-06-30T15:34:00Z" w:initials="AB">
+  <w:comment w:id="12" w:author="Aidan Brushett" w:date="2026-06-30T15:34:00Z" w:initials="AB">
     <w:p>
       <w:pPr>
         <w:pStyle w:val="CommentText"/>
@@ -43098,7 +42591,7 @@
       </w:r>
     </w:p>
   </w:comment>
-  <w:comment w:id="30" w:author="Aidan Brushett" w:date="2026-06-30T15:38:00Z" w:initials="AB">
+  <w:comment w:id="13" w:author="Emerald Arthurs" w:date="2026-07-01T09:55:00Z" w:initials="EA">
     <w:p>
       <w:pPr>
         <w:pStyle w:val="CommentText"/>
@@ -43110,48 +42603,11 @@
         <w:annotationRef/>
       </w:r>
       <w:r>
-        <w:rPr>
-          <w:lang w:val="en-CA"/>
-        </w:rPr>
-        <w:t>I also mentioned this in the discussion to maintain alignment with the abstract</w:t>
+        <w:t>I like it now</w:t>
       </w:r>
     </w:p>
   </w:comment>
-  <w:comment w:id="40" w:author="Jason Fisher" w:date="2026-06-29T12:45:00Z" w:initials="JF">
-    <w:p>
-      <w:r>
-        <w:rPr>
-          <w:rStyle w:val="CommentReference"/>
-        </w:rPr>
-        <w:annotationRef/>
-      </w:r>
-      <w:r>
-        <w:rPr>
-          <w:sz w:val="20"/>
-          <w:szCs w:val="20"/>
-        </w:rPr>
-        <w:t>added citations</w:t>
-      </w:r>
-    </w:p>
-  </w:comment>
-  <w:comment w:id="43" w:author="Jason Fisher" w:date="2026-06-29T12:56:00Z" w:initials="JF">
-    <w:p>
-      <w:r>
-        <w:rPr>
-          <w:rStyle w:val="CommentReference"/>
-        </w:rPr>
-        <w:annotationRef/>
-      </w:r>
-      <w:r>
-        <w:rPr>
-          <w:sz w:val="20"/>
-          <w:szCs w:val="20"/>
-        </w:rPr>
-        <w:t>This distinction seemed to be a hanging point with reviewers so I endeavoured throughout to keep these concepts well defined and separate.</w:t>
-      </w:r>
-    </w:p>
-  </w:comment>
-  <w:comment w:id="44" w:author="Aidan Brushett" w:date="2026-06-30T15:38:00Z" w:initials="AB">
+  <w:comment w:id="15" w:author="Aidan Brushett" w:date="2026-06-30T15:38:00Z" w:initials="AB">
     <w:p>
       <w:pPr>
         <w:pStyle w:val="CommentText"/>
@@ -43166,11 +42622,128 @@
         <w:rPr>
           <w:lang w:val="en-CA"/>
         </w:rPr>
-        <w:t>I like this</w:t>
+        <w:t>I also mentioned this in the discussion to maintain alignment with the abstract</w:t>
       </w:r>
     </w:p>
   </w:comment>
-  <w:comment w:id="166" w:author="Aidan Brushett" w:date="2026-06-06T10:21:00Z" w:initials="AB">
+  <w:comment w:id="16" w:author="Emerald Arthurs" w:date="2026-07-01T09:56:00Z" w:initials="EA">
+    <w:p>
+      <w:pPr>
+        <w:pStyle w:val="CommentText"/>
+      </w:pPr>
+      <w:r>
+        <w:rPr>
+          <w:rStyle w:val="CommentReference"/>
+        </w:rPr>
+        <w:annotationRef/>
+      </w:r>
+      <w:r>
+        <w:t>Nice!</w:t>
+      </w:r>
+    </w:p>
+  </w:comment>
+  <w:comment w:id="18" w:author="Emerald Arthurs" w:date="2026-07-01T09:58:00Z" w:initials="EA">
+    <w:p>
+      <w:pPr>
+        <w:pStyle w:val="CommentText"/>
+      </w:pPr>
+      <w:r>
+        <w:rPr>
+          <w:rStyle w:val="CommentReference"/>
+        </w:rPr>
+        <w:annotationRef/>
+      </w:r>
+      <w:r>
+        <w:t>I like the original better. “not universally hostile” points to the differences in responses by species.</w:t>
+      </w:r>
+    </w:p>
+  </w:comment>
+  <w:comment w:id="22" w:author="Jason Fisher" w:date="2026-06-29T12:45:00Z" w:initials="JF">
+    <w:p>
+      <w:r>
+        <w:rPr>
+          <w:rStyle w:val="CommentReference"/>
+        </w:rPr>
+        <w:annotationRef/>
+      </w:r>
+      <w:r>
+        <w:rPr>
+          <w:sz w:val="20"/>
+          <w:szCs w:val="20"/>
+        </w:rPr>
+        <w:t>added citations</w:t>
+      </w:r>
+    </w:p>
+  </w:comment>
+  <w:comment w:id="31" w:author="Jason Fisher" w:date="2026-06-29T12:56:00Z" w:initials="JF">
+    <w:p>
+      <w:r>
+        <w:rPr>
+          <w:rStyle w:val="CommentReference"/>
+        </w:rPr>
+        <w:annotationRef/>
+      </w:r>
+      <w:r>
+        <w:rPr>
+          <w:sz w:val="20"/>
+          <w:szCs w:val="20"/>
+        </w:rPr>
+        <w:t>This distinction seemed to be a hanging point with reviewers so I endeavoured throughout to keep these concepts well defined and separate.</w:t>
+      </w:r>
+    </w:p>
+  </w:comment>
+  <w:comment w:id="32" w:author="Aidan Brushett" w:date="2026-06-30T15:38:00Z" w:initials="AB">
+    <w:p>
+      <w:pPr>
+        <w:pStyle w:val="CommentText"/>
+      </w:pPr>
+      <w:r>
+        <w:rPr>
+          <w:rStyle w:val="CommentReference"/>
+        </w:rPr>
+        <w:annotationRef/>
+      </w:r>
+      <w:r>
+        <w:rPr>
+          <w:lang w:val="en-CA"/>
+        </w:rPr>
+        <w:t>I like this</w:t>
+      </w:r>
+    </w:p>
+  </w:comment>
+  <w:comment w:id="50" w:author="Emerald Arthurs" w:date="2026-07-01T10:06:00Z" w:initials="EA">
+    <w:p>
+      <w:pPr>
+        <w:pStyle w:val="CommentText"/>
+      </w:pPr>
+      <w:r>
+        <w:rPr>
+          <w:rStyle w:val="CommentReference"/>
+        </w:rPr>
+        <w:annotationRef/>
+      </w:r>
+      <w:r>
+        <w:t>But they still do fragment the landscape… the effect is just positive for some species</w:t>
+      </w:r>
+    </w:p>
+  </w:comment>
+  <w:comment w:id="54" w:author="Emerald Arthurs" w:date="2026-07-01T10:09:00Z" w:initials="EA">
+    <w:p>
+      <w:pPr>
+        <w:pStyle w:val="CommentText"/>
+      </w:pPr>
+      <w:r>
+        <w:rPr>
+          <w:rStyle w:val="CommentReference"/>
+        </w:rPr>
+        <w:annotationRef/>
+      </w:r>
+      <w:r>
+        <w:t>I like just “island”</w:t>
+      </w:r>
+    </w:p>
+  </w:comment>
+  <w:comment w:id="76" w:author="Aidan Brushett" w:date="2026-06-06T10:21:00Z" w:initials="AB">
     <w:p>
       <w:pPr>
         <w:pStyle w:val="CommentText"/>
@@ -43225,7 +42798,7 @@
       </w:r>
     </w:p>
   </w:comment>
-  <w:comment w:id="167" w:author="Jason Fisher" w:date="2026-06-30T11:35:00Z" w:initials="JF">
+  <w:comment w:id="77" w:author="Jason Fisher" w:date="2026-06-30T11:35:00Z" w:initials="JF">
     <w:p>
       <w:r>
         <w:rPr>
@@ -43242,7 +42815,7 @@
       </w:r>
     </w:p>
   </w:comment>
-  <w:comment w:id="168" w:author="Aidan Brushett" w:date="2026-06-30T15:36:00Z" w:initials="AB">
+  <w:comment w:id="78" w:author="Aidan Brushett" w:date="2026-06-30T15:36:00Z" w:initials="AB">
     <w:p>
       <w:pPr>
         <w:pStyle w:val="CommentText"/>
@@ -43266,15 +42839,20 @@
 
 <file path=word/commentsExtended.xml><?xml version="1.0" encoding="utf-8"?>
 <w15:commentsEx xmlns:wpc="http://schemas.microsoft.com/office/word/2010/wordprocessingCanvas" xmlns:cx="http://schemas.microsoft.com/office/drawing/2014/chartex" xmlns:cx1="http://schemas.microsoft.com/office/drawing/2015/9/8/chartex" xmlns:cx2="http://schemas.microsoft.com/office/drawing/2015/10/21/chartex" xmlns:cx3="http://schemas.microsoft.com/office/drawing/2016/5/9/chartex" xmlns:cx4="http://schemas.microsoft.com/office/drawing/2016/5/10/chartex" xmlns:cx5="http://schemas.microsoft.com/office/drawing/2016/5/11/chartex" xmlns:cx6="http://schemas.microsoft.com/office/drawing/2016/5/12/chartex" xmlns:cx7="http://schemas.microsoft.com/office/drawing/2016/5/13/chartex" xmlns:cx8="http://schemas.microsoft.com/office/drawing/2016/5/14/chartex" xmlns:mc="http://schemas.openxmlformats.org/markup-compatibility/2006" xmlns:aink="http://schemas.microsoft.com/office/drawing/2016/ink" xmlns:am3d="http://schemas.microsoft.com/office/drawing/2017/model3d" xmlns:o="urn:schemas-microsoft-com:office:office" xmlns:oel="http://schemas.microsoft.com/office/2019/extlst" xmlns:r="http://schemas.openxmlformats.org/officeDocument/2006/relationships" xmlns:m="http://schemas.openxmlformats.org/officeDocument/2006/math" xmlns:v="urn:schemas-microsoft-com:vml" xmlns:wp14="http://schemas.microsoft.com/office/word/2010/wordprocessingDrawing" xmlns:wp="http://schemas.openxmlformats.org/drawingml/2006/wordprocessingDrawing" xmlns:w10="urn:schemas-microsoft-com:office:word" xmlns:w="http://schemas.openxmlformats.org/wordprocessingml/2006/main" xmlns:w14="http://schemas.microsoft.com/office/word/2010/wordml" xmlns:w15="http://schemas.microsoft.com/office/word/2012/wordml" xmlns:w16cex="http://schemas.microsoft.com/office/word/2018/wordml/cex" xmlns:w16cid="http://schemas.microsoft.com/office/word/2016/wordml/cid" xmlns:w16="http://schemas.microsoft.com/office/word/2018/wordml" xmlns:w16du="http://schemas.microsoft.com/office/word/2023/wordml/word16du" xmlns:w16sdtdh="http://schemas.microsoft.com/office/word/2020/wordml/sdtdatahash" xmlns:w16sdtfl="http://schemas.microsoft.com/office/word/2024/wordml/sdtformatlock" xmlns:w16se="http://schemas.microsoft.com/office/word/2015/wordml/symex" xmlns:wpg="http://schemas.microsoft.com/office/word/2010/wordprocessingGroup" xmlns:wpi="http://schemas.microsoft.com/office/word/2010/wordprocessingInk" xmlns:wne="http://schemas.microsoft.com/office/word/2006/wordml" xmlns:wps="http://schemas.microsoft.com/office/word/2010/wordprocessingShape" mc:Ignorable="w14 w15 w16se w16cid w16 w16cex w16sdtdh w16sdtfl w16du wp14">
-  <w15:commentEx w15:paraId="641EEE6D" w15:done="0"/>
   <w15:commentEx w15:paraId="63D8D0BD" w15:done="1"/>
   <w15:commentEx w15:paraId="7BF17C5F" w15:done="0"/>
+  <w15:commentEx w15:paraId="5CB7A151" w15:paraIdParent="7BF17C5F" w15:done="0"/>
   <w15:commentEx w15:paraId="2E979824" w15:done="0"/>
   <w15:commentEx w15:paraId="21537426" w15:paraIdParent="2E979824" w15:done="0"/>
+  <w15:commentEx w15:paraId="3F3701D6" w15:paraIdParent="2E979824" w15:done="0"/>
   <w15:commentEx w15:paraId="26804156" w15:done="0"/>
+  <w15:commentEx w15:paraId="67429EC4" w15:paraIdParent="26804156" w15:done="0"/>
+  <w15:commentEx w15:paraId="10F9F04B" w15:done="0"/>
   <w15:commentEx w15:paraId="45FDC6E0" w15:done="0"/>
   <w15:commentEx w15:paraId="2E4123EE" w15:done="0"/>
   <w15:commentEx w15:paraId="720CE5A5" w15:paraIdParent="2E4123EE" w15:done="0"/>
+  <w15:commentEx w15:paraId="43620ED5" w15:done="0"/>
+  <w15:commentEx w15:paraId="4ED11FC7" w15:done="0"/>
   <w15:commentEx w15:paraId="173EE65A" w15:done="0"/>
   <w15:commentEx w15:paraId="3E783594" w15:paraIdParent="173EE65A" w15:done="0"/>
   <w15:commentEx w15:paraId="48940C28" w15:paraIdParent="173EE65A" w15:done="0"/>
@@ -43283,15 +42861,20 @@
 
 <file path=word/commentsExtensible.xml><?xml version="1.0" encoding="utf-8"?>
 <w16cex:commentsExtensible xmlns:wpc="http://schemas.microsoft.com/office/word/2010/wordprocessingCanvas" xmlns:cx="http://schemas.microsoft.com/office/drawing/2014/chartex" xmlns:cx1="http://schemas.microsoft.com/office/drawing/2015/9/8/chartex" xmlns:cx2="http://schemas.microsoft.com/office/drawing/2015/10/21/chartex" xmlns:cx3="http://schemas.microsoft.com/office/drawing/2016/5/9/chartex" xmlns:cx4="http://schemas.microsoft.com/office/drawing/2016/5/10/chartex" xmlns:cx5="http://schemas.microsoft.com/office/drawing/2016/5/11/chartex" xmlns:cx6="http://schemas.microsoft.com/office/drawing/2016/5/12/chartex" xmlns:cx7="http://schemas.microsoft.com/office/drawing/2016/5/13/chartex" xmlns:cx8="http://schemas.microsoft.com/office/drawing/2016/5/14/chartex" xmlns:cr="http://schemas.microsoft.com/office/comments/2020/reactions" xmlns:mc="http://schemas.openxmlformats.org/markup-compatibility/2006" xmlns:aink="http://schemas.microsoft.com/office/drawing/2016/ink" xmlns:am3d="http://schemas.microsoft.com/office/drawing/2017/model3d" xmlns:o="urn:schemas-microsoft-com:office:office" xmlns:oel="http://schemas.microsoft.com/office/2019/extlst" xmlns:r="http://schemas.openxmlformats.org/officeDocument/2006/relationships" xmlns:m="http://schemas.openxmlformats.org/officeDocument/2006/math" xmlns:v="urn:schemas-microsoft-com:vml" xmlns:wp14="http://schemas.microsoft.com/office/word/2010/wordprocessingDrawing" xmlns:wp="http://schemas.openxmlformats.org/drawingml/2006/wordprocessingDrawing" xmlns:w10="urn:schemas-microsoft-com:office:word" xmlns:w="http://schemas.openxmlformats.org/wordprocessingml/2006/main" xmlns:w14="http://schemas.microsoft.com/office/word/2010/wordml" xmlns:w15="http://schemas.microsoft.com/office/word/2012/wordml" xmlns:w16cex="http://schemas.microsoft.com/office/word/2018/wordml/cex" xmlns:w16cid="http://schemas.microsoft.com/office/word/2016/wordml/cid" xmlns:w16="http://schemas.microsoft.com/office/word/2018/wordml" xmlns:w16du="http://schemas.microsoft.com/office/word/2023/wordml/word16du" xmlns:w16sdtdh="http://schemas.microsoft.com/office/word/2020/wordml/sdtdatahash" xmlns:w16sdtfl="http://schemas.microsoft.com/office/word/2024/wordml/sdtformatlock" xmlns:w16se="http://schemas.microsoft.com/office/word/2015/wordml/symex" xmlns:wpg="http://schemas.microsoft.com/office/word/2010/wordprocessingGroup" xmlns:wpi="http://schemas.microsoft.com/office/word/2010/wordprocessingInk" xmlns:wne="http://schemas.microsoft.com/office/word/2006/wordml" xmlns:wps="http://schemas.microsoft.com/office/word/2010/wordprocessingShape" mc:Ignorable="w14 w15 w16se w16cid w16 w16cex w16sdtdh w16sdtfl cr w16du wp14">
-  <w16cex:commentExtensible w16cex:durableId="14F55E47" w16cex:dateUtc="2026-06-30T22:33:00Z"/>
   <w16cex:commentExtensible w16cex:durableId="5FD80EBC" w16cex:dateUtc="2026-06-29T19:37:00Z"/>
   <w16cex:commentExtensible w16cex:durableId="070398A5" w16cex:dateUtc="2026-06-30T22:33:00Z"/>
+  <w16cex:commentExtensible w16cex:durableId="0C044559" w16cex:dateUtc="2026-07-01T16:53:00Z"/>
   <w16cex:commentExtensible w16cex:durableId="612F4B16" w16cex:dateUtc="2026-06-29T19:39:00Z"/>
   <w16cex:commentExtensible w16cex:durableId="431699BA" w16cex:dateUtc="2026-06-30T22:34:00Z"/>
+  <w16cex:commentExtensible w16cex:durableId="618EC7E8" w16cex:dateUtc="2026-07-01T16:55:00Z"/>
   <w16cex:commentExtensible w16cex:durableId="151ABD77" w16cex:dateUtc="2026-06-30T22:38:00Z"/>
+  <w16cex:commentExtensible w16cex:durableId="445E1F0F" w16cex:dateUtc="2026-07-01T16:56:00Z"/>
+  <w16cex:commentExtensible w16cex:durableId="35E943AD" w16cex:dateUtc="2026-07-01T16:58:00Z"/>
   <w16cex:commentExtensible w16cex:durableId="6E905800" w16cex:dateUtc="2026-06-29T19:45:00Z"/>
   <w16cex:commentExtensible w16cex:durableId="180C0506" w16cex:dateUtc="2026-06-29T19:56:00Z"/>
   <w16cex:commentExtensible w16cex:durableId="72138477" w16cex:dateUtc="2026-06-30T22:38:00Z"/>
+  <w16cex:commentExtensible w16cex:durableId="195390CE" w16cex:dateUtc="2026-07-01T17:06:00Z"/>
+  <w16cex:commentExtensible w16cex:durableId="6CF0A72B" w16cex:dateUtc="2026-07-01T17:09:00Z"/>
   <w16cex:commentExtensible w16cex:durableId="4BD1009F" w16cex:dateUtc="2026-06-06T17:21:00Z"/>
   <w16cex:commentExtensible w16cex:durableId="4E58556D" w16cex:dateUtc="2026-06-30T18:35:00Z"/>
   <w16cex:commentExtensible w16cex:durableId="6DD31D4D" w16cex:dateUtc="2026-06-30T22:36:00Z"/>
@@ -43300,15 +42883,20 @@
 
 <file path=word/commentsIds.xml><?xml version="1.0" encoding="utf-8"?>
 <w16cid:commentsIds xmlns:wpc="http://schemas.microsoft.com/office/word/2010/wordprocessingCanvas" xmlns:cx="http://schemas.microsoft.com/office/drawing/2014/chartex" xmlns:cx1="http://schemas.microsoft.com/office/drawing/2015/9/8/chartex" xmlns:cx2="http://schemas.microsoft.com/office/drawing/2015/10/21/chartex" xmlns:cx3="http://schemas.microsoft.com/office/drawing/2016/5/9/chartex" xmlns:cx4="http://schemas.microsoft.com/office/drawing/2016/5/10/chartex" xmlns:cx5="http://schemas.microsoft.com/office/drawing/2016/5/11/chartex" xmlns:cx6="http://schemas.microsoft.com/office/drawing/2016/5/12/chartex" xmlns:cx7="http://schemas.microsoft.com/office/drawing/2016/5/13/chartex" xmlns:cx8="http://schemas.microsoft.com/office/drawing/2016/5/14/chartex" xmlns:mc="http://schemas.openxmlformats.org/markup-compatibility/2006" xmlns:aink="http://schemas.microsoft.com/office/drawing/2016/ink" xmlns:am3d="http://schemas.microsoft.com/office/drawing/2017/model3d" xmlns:o="urn:schemas-microsoft-com:office:office" xmlns:oel="http://schemas.microsoft.com/office/2019/extlst" xmlns:r="http://schemas.openxmlformats.org/officeDocument/2006/relationships" xmlns:m="http://schemas.openxmlformats.org/officeDocument/2006/math" xmlns:v="urn:schemas-microsoft-com:vml" xmlns:wp14="http://schemas.microsoft.com/office/word/2010/wordprocessingDrawing" xmlns:wp="http://schemas.openxmlformats.org/drawingml/2006/wordprocessingDrawing" xmlns:w10="urn:schemas-microsoft-com:office:word" xmlns:w="http://schemas.openxmlformats.org/wordprocessingml/2006/main" xmlns:w14="http://schemas.microsoft.com/office/word/2010/wordml" xmlns:w15="http://schemas.microsoft.com/office/word/2012/wordml" xmlns:w16cex="http://schemas.microsoft.com/office/word/2018/wordml/cex" xmlns:w16cid="http://schemas.microsoft.com/office/word/2016/wordml/cid" xmlns:w16="http://schemas.microsoft.com/office/word/2018/wordml" xmlns:w16du="http://schemas.microsoft.com/office/word/2023/wordml/word16du" xmlns:w16sdtdh="http://schemas.microsoft.com/office/word/2020/wordml/sdtdatahash" xmlns:w16sdtfl="http://schemas.microsoft.com/office/word/2024/wordml/sdtformatlock" xmlns:w16se="http://schemas.microsoft.com/office/word/2015/wordml/symex" xmlns:wpg="http://schemas.microsoft.com/office/word/2010/wordprocessingGroup" xmlns:wpi="http://schemas.microsoft.com/office/word/2010/wordprocessingInk" xmlns:wne="http://schemas.microsoft.com/office/word/2006/wordml" xmlns:wps="http://schemas.microsoft.com/office/word/2010/wordprocessingShape" mc:Ignorable="w14 w15 w16se w16cid w16 w16cex w16sdtdh w16sdtfl w16du wp14">
-  <w16cid:commentId w16cid:paraId="641EEE6D" w16cid:durableId="14F55E47"/>
   <w16cid:commentId w16cid:paraId="63D8D0BD" w16cid:durableId="5FD80EBC"/>
   <w16cid:commentId w16cid:paraId="7BF17C5F" w16cid:durableId="070398A5"/>
+  <w16cid:commentId w16cid:paraId="5CB7A151" w16cid:durableId="0C044559"/>
   <w16cid:commentId w16cid:paraId="2E979824" w16cid:durableId="612F4B16"/>
   <w16cid:commentId w16cid:paraId="21537426" w16cid:durableId="431699BA"/>
+  <w16cid:commentId w16cid:paraId="3F3701D6" w16cid:durableId="618EC7E8"/>
   <w16cid:commentId w16cid:paraId="26804156" w16cid:durableId="151ABD77"/>
+  <w16cid:commentId w16cid:paraId="67429EC4" w16cid:durableId="445E1F0F"/>
+  <w16cid:commentId w16cid:paraId="10F9F04B" w16cid:durableId="35E943AD"/>
   <w16cid:commentId w16cid:paraId="45FDC6E0" w16cid:durableId="6E905800"/>
   <w16cid:commentId w16cid:paraId="2E4123EE" w16cid:durableId="180C0506"/>
   <w16cid:commentId w16cid:paraId="720CE5A5" w16cid:durableId="72138477"/>
+  <w16cid:commentId w16cid:paraId="43620ED5" w16cid:durableId="195390CE"/>
+  <w16cid:commentId w16cid:paraId="4ED11FC7" w16cid:durableId="6CF0A72B"/>
   <w16cid:commentId w16cid:paraId="173EE65A" w16cid:durableId="4BD1009F"/>
   <w16cid:commentId w16cid:paraId="3E783594" w16cid:durableId="4E58556D"/>
   <w16cid:commentId w16cid:paraId="48940C28" w16cid:durableId="6DD31D4D"/>
@@ -44416,11 +44004,14 @@
 
 <file path=word/people.xml><?xml version="1.0" encoding="utf-8"?>
 <w15:people xmlns:wpc="http://schemas.microsoft.com/office/word/2010/wordprocessingCanvas" xmlns:cx="http://schemas.microsoft.com/office/drawing/2014/chartex" xmlns:cx1="http://schemas.microsoft.com/office/drawing/2015/9/8/chartex" xmlns:cx2="http://schemas.microsoft.com/office/drawing/2015/10/21/chartex" xmlns:cx3="http://schemas.microsoft.com/office/drawing/2016/5/9/chartex" xmlns:cx4="http://schemas.microsoft.com/office/drawing/2016/5/10/chartex" xmlns:cx5="http://schemas.microsoft.com/office/drawing/2016/5/11/chartex" xmlns:cx6="http://schemas.microsoft.com/office/drawing/2016/5/12/chartex" xmlns:cx7="http://schemas.microsoft.com/office/drawing/2016/5/13/chartex" xmlns:cx8="http://schemas.microsoft.com/office/drawing/2016/5/14/chartex" xmlns:mc="http://schemas.openxmlformats.org/markup-compatibility/2006" xmlns:aink="http://schemas.microsoft.com/office/drawing/2016/ink" xmlns:am3d="http://schemas.microsoft.com/office/drawing/2017/model3d" xmlns:o="urn:schemas-microsoft-com:office:office" xmlns:oel="http://schemas.microsoft.com/office/2019/extlst" xmlns:r="http://schemas.openxmlformats.org/officeDocument/2006/relationships" xmlns:m="http://schemas.openxmlformats.org/officeDocument/2006/math" xmlns:v="urn:schemas-microsoft-com:vml" xmlns:wp14="http://schemas.microsoft.com/office/word/2010/wordprocessingDrawing" xmlns:wp="http://schemas.openxmlformats.org/drawingml/2006/wordprocessingDrawing" xmlns:w10="urn:schemas-microsoft-com:office:word" xmlns:w="http://schemas.openxmlformats.org/wordprocessingml/2006/main" xmlns:w14="http://schemas.microsoft.com/office/word/2010/wordml" xmlns:w15="http://schemas.microsoft.com/office/word/2012/wordml" xmlns:w16cex="http://schemas.microsoft.com/office/word/2018/wordml/cex" xmlns:w16cid="http://schemas.microsoft.com/office/word/2016/wordml/cid" xmlns:w16="http://schemas.microsoft.com/office/word/2018/wordml" xmlns:w16du="http://schemas.microsoft.com/office/word/2023/wordml/word16du" xmlns:w16sdtdh="http://schemas.microsoft.com/office/word/2020/wordml/sdtdatahash" xmlns:w16sdtfl="http://schemas.microsoft.com/office/word/2024/wordml/sdtformatlock" xmlns:w16se="http://schemas.microsoft.com/office/word/2015/wordml/symex" xmlns:wpg="http://schemas.microsoft.com/office/word/2010/wordprocessingGroup" xmlns:wpi="http://schemas.microsoft.com/office/word/2010/wordprocessingInk" xmlns:wne="http://schemas.microsoft.com/office/word/2006/wordml" xmlns:wps="http://schemas.microsoft.com/office/word/2010/wordprocessingShape" mc:Ignorable="w14 w15 w16se w16cid w16 w16cex w16sdtdh w16sdtfl w16du wp14">
+  <w15:person w15:author="Jason Fisher">
+    <w15:presenceInfo w15:providerId="AD" w15:userId="S::fisherj@uvic.ca::dbd50c63-e2d2-4297-91e3-efc007f43caf"/>
+  </w15:person>
   <w15:person w15:author="Aidan Brushett">
     <w15:presenceInfo w15:providerId="AD" w15:userId="S::aidanbrushett@uvic.ca::79f1cd53-c6ba-4df3-9bfe-5cae54bda018"/>
   </w15:person>
-  <w15:person w15:author="Jason Fisher">
-    <w15:presenceInfo w15:providerId="AD" w15:userId="S::fisherj@uvic.ca::dbd50c63-e2d2-4297-91e3-efc007f43caf"/>
+  <w15:person w15:author="Emerald Arthurs">
+    <w15:presenceInfo w15:providerId="AD" w15:userId="S::emeraldarthurs@uvic.ca::23d26a0a-a700-4c48-83d0-7bfeb94b491f"/>
   </w15:person>
 </w15:people>
 </file>
@@ -44944,6 +44535,7 @@
   <w:style w:type="character" w:default="1" w:styleId="DefaultParagraphFont">
     <w:name w:val="Default Paragraph Font"/>
     <w:uiPriority w:val="1"/>
+    <w:semiHidden/>
     <w:unhideWhenUsed/>
   </w:style>
   <w:style w:type="table" w:default="1" w:styleId="TableNormal">
@@ -45620,6 +45212,26 @@
 </file>
 
 <file path=customXml/item2.xml><?xml version="1.0" encoding="utf-8"?>
+<p:properties xmlns:p="http://schemas.microsoft.com/office/2006/metadata/properties" xmlns:xsi="http://www.w3.org/2001/XMLSchema-instance" xmlns:pc="http://schemas.microsoft.com/office/infopath/2007/PartnerControls">
+  <documentManagement>
+    <lcf76f155ced4ddcb4097134ff3c332f xmlns="c0a0a0f1-3c46-4886-8e30-d043dc2f905a">
+      <Terms xmlns="http://schemas.microsoft.com/office/infopath/2007/PartnerControls"/>
+    </lcf76f155ced4ddcb4097134ff3c332f>
+    <TaxCatchAll xmlns="eadef010-0449-4dfd-aa06-d5d57999348a" xsi:nil="true"/>
+  </documentManagement>
+</p:properties>
+</file>
+
+<file path=customXml/item3.xml><?xml version="1.0" encoding="utf-8"?>
+<?mso-contentType ?>
+<FormTemplates xmlns="http://schemas.microsoft.com/sharepoint/v3/contenttype/forms">
+  <Display>DocumentLibraryForm</Display>
+  <Edit>DocumentLibraryForm</Edit>
+  <New>DocumentLibraryForm</New>
+</FormTemplates>
+</file>
+
+<file path=customXml/item4.xml><?xml version="1.0" encoding="utf-8"?>
 <ct:contentTypeSchema xmlns:ct="http://schemas.microsoft.com/office/2006/metadata/contentType" xmlns:ma="http://schemas.microsoft.com/office/2006/metadata/properties/metaAttributes" ct:_="" ma:_="" ma:contentTypeName="Document" ma:contentTypeID="0x010100EBA72E1DE2B58840A4B183E515DEA84C" ma:contentTypeVersion="14" ma:contentTypeDescription="Create a new document." ma:contentTypeScope="" ma:versionID="aefc8fcb08ac47a005fdefa29af34621">
   <xsd:schema xmlns:xsd="http://www.w3.org/2001/XMLSchema" xmlns:xs="http://www.w3.org/2001/XMLSchema" xmlns:p="http://schemas.microsoft.com/office/2006/metadata/properties" xmlns:ns2="c0a0a0f1-3c46-4886-8e30-d043dc2f905a" xmlns:ns3="eadef010-0449-4dfd-aa06-d5d57999348a" targetNamespace="http://schemas.microsoft.com/office/2006/metadata/properties" ma:root="true" ma:fieldsID="bffe585922b53ce43ce7894560982c5a" ns2:_="" ns3:_="">
     <xsd:import namespace="c0a0a0f1-3c46-4886-8e30-d043dc2f905a"/>
@@ -45832,26 +45444,6 @@
 </ct:contentTypeSchema>
 </file>
 
-<file path=customXml/item3.xml><?xml version="1.0" encoding="utf-8"?>
-<?mso-contentType ?>
-<FormTemplates xmlns="http://schemas.microsoft.com/sharepoint/v3/contenttype/forms">
-  <Display>DocumentLibraryForm</Display>
-  <Edit>DocumentLibraryForm</Edit>
-  <New>DocumentLibraryForm</New>
-</FormTemplates>
-</file>
-
-<file path=customXml/item4.xml><?xml version="1.0" encoding="utf-8"?>
-<p:properties xmlns:p="http://schemas.microsoft.com/office/2006/metadata/properties" xmlns:xsi="http://www.w3.org/2001/XMLSchema-instance" xmlns:pc="http://schemas.microsoft.com/office/infopath/2007/PartnerControls">
-  <documentManagement>
-    <lcf76f155ced4ddcb4097134ff3c332f xmlns="c0a0a0f1-3c46-4886-8e30-d043dc2f905a">
-      <Terms xmlns="http://schemas.microsoft.com/office/infopath/2007/PartnerControls"/>
-    </lcf76f155ced4ddcb4097134ff3c332f>
-    <TaxCatchAll xmlns="eadef010-0449-4dfd-aa06-d5d57999348a" xsi:nil="true"/>
-  </documentManagement>
-</p:properties>
-</file>
-
 <file path=customXml/itemProps1.xml><?xml version="1.0" encoding="utf-8"?>
 <ds:datastoreItem xmlns:ds="http://schemas.openxmlformats.org/officeDocument/2006/customXml" ds:itemID="{AE2D1BB6-2C1C-4355-AD49-D32DF0F09E2F}">
   <ds:schemaRefs>
@@ -45861,6 +45453,25 @@
 </file>
 
 <file path=customXml/itemProps2.xml><?xml version="1.0" encoding="utf-8"?>
+<ds:datastoreItem xmlns:ds="http://schemas.openxmlformats.org/officeDocument/2006/customXml" ds:itemID="{14F8AC45-5BFE-43F9-BD6A-361F93A3F056}">
+  <ds:schemaRefs>
+    <ds:schemaRef ds:uri="http://schemas.microsoft.com/office/2006/metadata/properties"/>
+    <ds:schemaRef ds:uri="http://schemas.microsoft.com/office/infopath/2007/PartnerControls"/>
+    <ds:schemaRef ds:uri="c0a0a0f1-3c46-4886-8e30-d043dc2f905a"/>
+    <ds:schemaRef ds:uri="eadef010-0449-4dfd-aa06-d5d57999348a"/>
+  </ds:schemaRefs>
+</ds:datastoreItem>
+</file>
+
+<file path=customXml/itemProps3.xml><?xml version="1.0" encoding="utf-8"?>
+<ds:datastoreItem xmlns:ds="http://schemas.openxmlformats.org/officeDocument/2006/customXml" ds:itemID="{E7F9EB83-FF6D-4D5A-8F7F-6036E468A6DF}">
+  <ds:schemaRefs>
+    <ds:schemaRef ds:uri="http://schemas.microsoft.com/sharepoint/v3/contenttype/forms"/>
+  </ds:schemaRefs>
+</ds:datastoreItem>
+</file>
+
+<file path=customXml/itemProps4.xml><?xml version="1.0" encoding="utf-8"?>
 <ds:datastoreItem xmlns:ds="http://schemas.openxmlformats.org/officeDocument/2006/customXml" ds:itemID="{5885908C-8F58-4DC8-B566-46C9BA80DFAB}">
   <ds:schemaRefs>
     <ds:schemaRef ds:uri="http://schemas.microsoft.com/office/2006/metadata/contentType"/>
@@ -45879,25 +45490,6 @@
 </ds:datastoreItem>
 </file>
 
-<file path=customXml/itemProps3.xml><?xml version="1.0" encoding="utf-8"?>
-<ds:datastoreItem xmlns:ds="http://schemas.openxmlformats.org/officeDocument/2006/customXml" ds:itemID="{E7F9EB83-FF6D-4D5A-8F7F-6036E468A6DF}">
-  <ds:schemaRefs>
-    <ds:schemaRef ds:uri="http://schemas.microsoft.com/sharepoint/v3/contenttype/forms"/>
-  </ds:schemaRefs>
-</ds:datastoreItem>
-</file>
-
-<file path=customXml/itemProps4.xml><?xml version="1.0" encoding="utf-8"?>
-<ds:datastoreItem xmlns:ds="http://schemas.openxmlformats.org/officeDocument/2006/customXml" ds:itemID="{14F8AC45-5BFE-43F9-BD6A-361F93A3F056}">
-  <ds:schemaRefs>
-    <ds:schemaRef ds:uri="http://schemas.microsoft.com/office/2006/metadata/properties"/>
-    <ds:schemaRef ds:uri="http://schemas.microsoft.com/office/infopath/2007/PartnerControls"/>
-    <ds:schemaRef ds:uri="c0a0a0f1-3c46-4886-8e30-d043dc2f905a"/>
-    <ds:schemaRef ds:uri="eadef010-0449-4dfd-aa06-d5d57999348a"/>
-  </ds:schemaRefs>
-</ds:datastoreItem>
-</file>
-
 <file path=docMetadata/LabelInfo.xml><?xml version="1.0" encoding="utf-8"?>
 <clbl:labelList xmlns:clbl="http://schemas.microsoft.com/office/2020/mipLabelMetadata">
   <clbl:label id="{9c61d377-9894-427c-b13b-1d6a51662b4e}" enabled="0" method="" siteId="{9c61d377-9894-427c-b13b-1d6a51662b4e}" removed="1"/>
